--- a/CÔNG TY TNHH THƯƠNG MẠI DỊCH VỤ KỸ THUẬT ĐIỆN PHÚ SƠN/PhuSon_ThanhLapDiaDiem/PhuSon_Mau17.docx
+++ b/CÔNG TY TNHH THƯƠNG MẠI DỊCH VỤ KỸ THUẬT ĐIỆN PHÚ SƠN/PhuSon_ThanhLapDiaDiem/PhuSon_Mau17.docx
@@ -32,7 +32,7 @@
                 <w:b/>
                 <w:noProof/>
               </w:rPr>
-              <w:t>CÔNG TY TNHH SẢN XUẤT VẠN SỰ PHÚC</w:t>
+              <w:t>CÔNG TY TNHH THƯƠNG MẠI DỊCH VỤ KỸ THUẬT ĐIỆN PHÚ SƠN</w:t>
             </w:r>
           </w:p>
         </w:tc>
@@ -230,7 +230,7 @@
                 <w:sz w:val="26"/>
                 <w:szCs w:val="26"/>
               </w:rPr>
-              <w:t xml:space="preserve"> 2</w:t>
+              <w:t xml:space="preserve"> </w:t>
             </w:r>
             <w:r>
               <w:rPr>
@@ -239,7 +239,7 @@
                 <w:sz w:val="26"/>
                 <w:szCs w:val="26"/>
               </w:rPr>
-              <w:t>5</w:t>
+              <w:t>18</w:t>
             </w:r>
             <w:r>
               <w:rPr>
@@ -266,7 +266,7 @@
                 <w:sz w:val="26"/>
                 <w:szCs w:val="26"/>
               </w:rPr>
-              <w:t>2</w:t>
+              <w:t>4</w:t>
             </w:r>
             <w:r>
               <w:rPr>
@@ -477,7 +477,7 @@
           <w:sz w:val="28"/>
           <w:szCs w:val="28"/>
         </w:rPr>
-        <w:t>CÔNG TY TNHH SẢN XUẤT VẠN SỰ PHÚC</w:t>
+        <w:t>CÔNG TY TNHH THƯƠNG MẠI DỊCH VỤ KỸ THUẬT ĐIỆN PHÚ SƠN</w:t>
       </w:r>
     </w:p>
     <w:p>
@@ -505,7 +505,7 @@
           <w:sz w:val="28"/>
           <w:szCs w:val="28"/>
         </w:rPr>
-        <w:t>3703442279</w:t>
+        <w:t>0309868698</w:t>
       </w:r>
     </w:p>
     <w:p>
@@ -627,36 +627,10 @@
           <w:sz w:val="28"/>
           <w:szCs w:val="28"/>
         </w:rPr>
-        <w:t>CÔNG TY TNHH SẢN XUẤT VẠN SỰ PHÚC</w:t>
-      </w:r>
-      <w:r>
-        <w:rPr>
-          <w:sz w:val="28"/>
-          <w:szCs w:val="28"/>
-        </w:rPr>
-        <w:t xml:space="preserve"> - </w:t>
-      </w:r>
-      <w:r>
-        <w:rPr>
-          <w:sz w:val="28"/>
-          <w:szCs w:val="28"/>
-        </w:rPr>
-        <w:t>ĐỊA ĐIỂM KINH DOANH</w:t>
-      </w:r>
-      <w:r>
-        <w:rPr>
-          <w:sz w:val="28"/>
-          <w:szCs w:val="28"/>
-        </w:rPr>
-        <w:t xml:space="preserve"> </w:t>
-      </w:r>
-      <w:r>
-        <w:rPr>
-          <w:sz w:val="28"/>
-          <w:szCs w:val="28"/>
-        </w:rPr>
-        <w:t>BÌNH HÒA</w:t>
-      </w:r>
+        <w:t>ĐỊA ĐIỂM KINH DOANH - CÔNG TY TNHH TM DV KỸ THUẬT ĐIỆN PHÚ SƠN</w:t>
+      </w:r>
+      <w:bookmarkStart w:id="1" w:name="_GoBack"/>
+      <w:bookmarkEnd w:id="1"/>
     </w:p>
     <w:p>
       <w:pPr>
@@ -815,7 +789,7 @@
           <w:sz w:val="28"/>
           <w:szCs w:val="28"/>
         </w:rPr>
-        <w:t>Số 5/28, Đường Bùi Hữu Nghĩa, Khu phố Bình Đức 2</w:t>
+        <w:t>Số 84/1 Đường Lê Thị Hoa</w:t>
       </w:r>
     </w:p>
     <w:p>
@@ -839,7 +813,14 @@
           <w:sz w:val="28"/>
           <w:szCs w:val="28"/>
         </w:rPr>
-        <w:t>Phường Bình Hòa</w:t>
+        <w:t xml:space="preserve">Phường </w:t>
+      </w:r>
+      <w:r>
+        <w:rPr>
+          <w:sz w:val="28"/>
+          <w:szCs w:val="28"/>
+        </w:rPr>
+        <w:t>Tam Bình</w:t>
       </w:r>
     </w:p>
     <w:p>
@@ -907,7 +888,14 @@
           <w:sz w:val="28"/>
           <w:szCs w:val="28"/>
         </w:rPr>
-        <w:t xml:space="preserve">0898684846 </w:t>
+        <w:t>0907.305.970</w:t>
+      </w:r>
+      <w:r>
+        <w:rPr>
+          <w:sz w:val="28"/>
+          <w:szCs w:val="28"/>
+        </w:rPr>
+        <w:t xml:space="preserve"> </w:t>
       </w:r>
       <w:r>
         <w:rPr>
@@ -1270,7 +1258,7 @@
                     </wp:anchor>
                   </w:drawing>
                 </mc:Choice>
-                <mc:Fallback xmlns:cx1="http://schemas.microsoft.com/office/drawing/2015/9/8/chartex">
+                <mc:Fallback>
                   <w:pict>
                     <v:shapetype w14:anchorId="6C7C3C40" id="_x0000_t202" coordsize="21600,21600" o:spt="202" path="m,l,21600r21600,l21600,xe">
                       <v:stroke joinstyle="miter"/>
@@ -1410,7 +1398,7 @@
                     </wp:anchor>
                   </w:drawing>
                 </mc:Choice>
-                <mc:Fallback xmlns:cx1="http://schemas.microsoft.com/office/drawing/2015/9/8/chartex">
+                <mc:Fallback>
                   <w:pict>
                     <v:shape w14:anchorId="74B1409C" id="_x0000_s1027" type="#_x0000_t202" style="position:absolute;left:0;text-align:left;margin-left:11.45pt;margin-top:2.45pt;width:22.9pt;height:17.8pt;z-index:251670528;visibility:visible;mso-wrap-style:square;mso-width-percent:0;mso-height-percent:0;mso-wrap-distance-left:9pt;mso-wrap-distance-top:3.6pt;mso-wrap-distance-right:9pt;mso-wrap-distance-bottom:3.6pt;mso-position-horizontal:absolute;mso-position-horizontal-relative:text;mso-position-vertical:absolute;mso-position-vertical-relative:text;mso-width-percent:0;mso-height-percent:0;mso-width-relative:margin;mso-height-relative:margin;v-text-anchor:top" o:gfxdata="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">
                       <v:textbox>
@@ -1546,7 +1534,7 @@
                     </wp:anchor>
                   </w:drawing>
                 </mc:Choice>
-                <mc:Fallback xmlns:cx1="http://schemas.microsoft.com/office/drawing/2015/9/8/chartex">
+                <mc:Fallback>
                   <w:pict>
                     <v:shape w14:anchorId="1A5274A4" id="_x0000_s1028" type="#_x0000_t202" style="position:absolute;left:0;text-align:left;margin-left:11.45pt;margin-top:2.35pt;width:22.9pt;height:17.8pt;z-index:251671552;visibility:visible;mso-wrap-style:square;mso-width-percent:0;mso-height-percent:0;mso-wrap-distance-left:9pt;mso-wrap-distance-top:3.6pt;mso-wrap-distance-right:9pt;mso-wrap-distance-bottom:3.6pt;mso-position-horizontal:absolute;mso-position-horizontal-relative:text;mso-position-vertical:absolute;mso-position-vertical-relative:text;mso-width-percent:0;mso-height-percent:0;mso-width-relative:margin;mso-height-relative:margin;v-text-anchor:top" o:gfxdata="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">
                       <v:textbox>
@@ -1682,7 +1670,7 @@
                     </wp:anchor>
                   </w:drawing>
                 </mc:Choice>
-                <mc:Fallback xmlns:cx1="http://schemas.microsoft.com/office/drawing/2015/9/8/chartex">
+                <mc:Fallback>
                   <w:pict>
                     <v:shape w14:anchorId="1750E094" id="_x0000_s1029" type="#_x0000_t202" style="position:absolute;left:0;text-align:left;margin-left:11.45pt;margin-top:2.25pt;width:22.9pt;height:17.8pt;z-index:251672576;visibility:visible;mso-wrap-style:square;mso-width-percent:0;mso-height-percent:0;mso-wrap-distance-left:9pt;mso-wrap-distance-top:3.6pt;mso-wrap-distance-right:9pt;mso-wrap-distance-bottom:3.6pt;mso-position-horizontal:absolute;mso-position-horizontal-relative:text;mso-position-vertical:absolute;mso-position-vertical-relative:text;mso-width-percent:0;mso-height-percent:0;mso-width-relative:margin;mso-height-relative:margin;v-text-anchor:top" o:gfxdata="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">
                       <v:textbox>
@@ -1799,40 +1787,49 @@
     <w:tbl>
       <w:tblPr>
         <w:tblStyle w:val="TableGrid"/>
-        <w:tblpPr w:leftFromText="180" w:rightFromText="180" w:vertAnchor="text" w:tblpY="1"/>
-        <w:tblOverlap w:val="never"/>
         <w:tblW w:w="0" w:type="auto"/>
-        <w:tblCellMar>
-          <w:left w:w="115" w:type="dxa"/>
-          <w:right w:w="115" w:type="dxa"/>
-        </w:tblCellMar>
+        <w:jc w:val="center"/>
+        <w:tblLayout w:type="fixed"/>
         <w:tblLook w:val="04A0" w:firstRow="1" w:lastRow="0" w:firstColumn="1" w:lastColumn="0" w:noHBand="0" w:noVBand="1"/>
       </w:tblPr>
       <w:tblGrid>
-        <w:gridCol w:w="1801"/>
-        <w:gridCol w:w="1975"/>
-        <w:gridCol w:w="3846"/>
-        <w:gridCol w:w="1440"/>
+        <w:gridCol w:w="680"/>
+        <w:gridCol w:w="6180"/>
+        <w:gridCol w:w="1587"/>
+        <w:gridCol w:w="1191"/>
       </w:tblGrid>
       <w:tr>
         <w:trPr>
-          <w:cantSplit/>
+          <w:tblHeader/>
+          <w:jc w:val="center"/>
         </w:trPr>
         <w:tc>
           <w:tcPr>
-            <w:tcW w:w="1845" w:type="dxa"/>
-          </w:tcPr>
-          <w:p>
-            <w:pPr>
-              <w:rPr>
-                <w:sz w:val="26"/>
-                <w:szCs w:val="26"/>
-              </w:rPr>
-            </w:pPr>
-            <w:r>
-              <w:rPr>
-                <w:sz w:val="26"/>
-                <w:szCs w:val="26"/>
+            <w:tcW w:w="680" w:type="dxa"/>
+            <w:shd w:val="clear" w:color="auto" w:fill="D9EAF7"/>
+            <w:tcMar>
+              <w:top w:w="110" w:type="dxa"/>
+              <w:left w:w="110" w:type="dxa"/>
+              <w:bottom w:w="110" w:type="dxa"/>
+              <w:right w:w="110" w:type="dxa"/>
+            </w:tcMar>
+            <w:vAlign w:val="center"/>
+          </w:tcPr>
+          <w:p>
+            <w:pPr>
+              <w:spacing w:line="264" w:lineRule="auto"/>
+              <w:jc w:val="center"/>
+              <w:rPr>
+                <w:sz w:val="24"/>
+                <w:szCs w:val="24"/>
+              </w:rPr>
+            </w:pPr>
+            <w:r>
+              <w:rPr>
+                <w:rFonts w:eastAsia="Arial"/>
+                <w:b/>
+                <w:sz w:val="24"/>
+                <w:szCs w:val="24"/>
               </w:rPr>
               <w:t>STT</w:t>
             </w:r>
@@ -1840,19 +1837,63 @@
         </w:tc>
         <w:tc>
           <w:tcPr>
-            <w:tcW w:w="2020" w:type="dxa"/>
-          </w:tcPr>
-          <w:p>
-            <w:pPr>
-              <w:rPr>
-                <w:sz w:val="26"/>
-                <w:szCs w:val="26"/>
-              </w:rPr>
-            </w:pPr>
-            <w:r>
-              <w:rPr>
-                <w:sz w:val="26"/>
-                <w:szCs w:val="26"/>
+            <w:tcW w:w="6180" w:type="dxa"/>
+            <w:shd w:val="clear" w:color="auto" w:fill="D9EAF7"/>
+            <w:tcMar>
+              <w:top w:w="110" w:type="dxa"/>
+              <w:left w:w="110" w:type="dxa"/>
+              <w:bottom w:w="110" w:type="dxa"/>
+              <w:right w:w="110" w:type="dxa"/>
+            </w:tcMar>
+            <w:vAlign w:val="center"/>
+          </w:tcPr>
+          <w:p>
+            <w:pPr>
+              <w:spacing w:line="264" w:lineRule="auto"/>
+              <w:jc w:val="center"/>
+              <w:rPr>
+                <w:sz w:val="24"/>
+                <w:szCs w:val="24"/>
+              </w:rPr>
+            </w:pPr>
+            <w:r>
+              <w:rPr>
+                <w:rFonts w:eastAsia="Arial"/>
+                <w:b/>
+                <w:sz w:val="24"/>
+                <w:szCs w:val="24"/>
+              </w:rPr>
+              <w:t>Tên Ngành</w:t>
+            </w:r>
+          </w:p>
+        </w:tc>
+        <w:tc>
+          <w:tcPr>
+            <w:tcW w:w="1587" w:type="dxa"/>
+            <w:shd w:val="clear" w:color="auto" w:fill="D9EAF7"/>
+            <w:tcMar>
+              <w:top w:w="110" w:type="dxa"/>
+              <w:left w:w="110" w:type="dxa"/>
+              <w:bottom w:w="110" w:type="dxa"/>
+              <w:right w:w="110" w:type="dxa"/>
+            </w:tcMar>
+            <w:vAlign w:val="center"/>
+          </w:tcPr>
+          <w:p>
+            <w:pPr>
+              <w:spacing w:line="264" w:lineRule="auto"/>
+              <w:jc w:val="center"/>
+              <w:rPr>
+                <w:sz w:val="24"/>
+                <w:szCs w:val="24"/>
+              </w:rPr>
+            </w:pPr>
+            <w:r>
+              <w:rPr>
+                <w:rFonts w:eastAsia="Arial"/>
+                <w:b/>
+                <w:sz w:val="24"/>
+                <w:szCs w:val="24"/>
               </w:rPr>
               <w:t>Mã ngành</w:t>
             </w:r>
@@ -1860,41 +1901,33 @@
         </w:tc>
         <w:tc>
           <w:tcPr>
-            <w:tcW w:w="3960" w:type="dxa"/>
-          </w:tcPr>
-          <w:p>
-            <w:pPr>
-              <w:rPr>
-                <w:sz w:val="26"/>
-                <w:szCs w:val="26"/>
-              </w:rPr>
-            </w:pPr>
-            <w:r>
-              <w:rPr>
-                <w:sz w:val="26"/>
-                <w:szCs w:val="26"/>
-              </w:rPr>
-              <w:t>Tên ngành (bao gồm chi tiết)</w:t>
-            </w:r>
-          </w:p>
-        </w:tc>
-        <w:tc>
-          <w:tcPr>
-            <w:tcW w:w="1461" w:type="dxa"/>
-          </w:tcPr>
-          <w:p>
-            <w:pPr>
-              <w:rPr>
-                <w:sz w:val="26"/>
-                <w:szCs w:val="26"/>
-              </w:rPr>
-            </w:pPr>
-            <w:r>
-              <w:rPr>
-                <w:sz w:val="26"/>
-                <w:szCs w:val="26"/>
-              </w:rPr>
-              <w:t>Ngành chính</w:t>
+            <w:tcW w:w="1191" w:type="dxa"/>
+            <w:shd w:val="clear" w:color="auto" w:fill="D9EAF7"/>
+            <w:tcMar>
+              <w:top w:w="110" w:type="dxa"/>
+              <w:left w:w="110" w:type="dxa"/>
+              <w:bottom w:w="110" w:type="dxa"/>
+              <w:right w:w="110" w:type="dxa"/>
+            </w:tcMar>
+            <w:vAlign w:val="center"/>
+          </w:tcPr>
+          <w:p>
+            <w:pPr>
+              <w:spacing w:line="264" w:lineRule="auto"/>
+              <w:jc w:val="center"/>
+              <w:rPr>
+                <w:sz w:val="24"/>
+                <w:szCs w:val="24"/>
+              </w:rPr>
+            </w:pPr>
+            <w:r>
+              <w:rPr>
+                <w:rFonts w:eastAsia="Arial"/>
+                <w:b/>
+                <w:sz w:val="24"/>
+                <w:szCs w:val="24"/>
+              </w:rPr>
+              <w:t>Ngành Chính</w:t>
             </w:r>
           </w:p>
         </w:tc>
@@ -1902,22 +1935,32 @@
       <w:tr>
         <w:trPr>
           <w:cantSplit/>
+          <w:jc w:val="center"/>
         </w:trPr>
         <w:tc>
           <w:tcPr>
-            <w:tcW w:w="1845" w:type="dxa"/>
-          </w:tcPr>
-          <w:p>
-            <w:pPr>
-              <w:rPr>
-                <w:sz w:val="26"/>
-                <w:szCs w:val="26"/>
-              </w:rPr>
-            </w:pPr>
-            <w:r>
-              <w:rPr>
-                <w:sz w:val="26"/>
-                <w:szCs w:val="26"/>
+            <w:tcW w:w="680" w:type="dxa"/>
+            <w:tcMar>
+              <w:top w:w="95" w:type="dxa"/>
+              <w:left w:w="95" w:type="dxa"/>
+              <w:bottom w:w="95" w:type="dxa"/>
+              <w:right w:w="95" w:type="dxa"/>
+            </w:tcMar>
+            <w:vAlign w:val="center"/>
+          </w:tcPr>
+          <w:p>
+            <w:pPr>
+              <w:jc w:val="center"/>
+              <w:rPr>
+                <w:sz w:val="24"/>
+                <w:szCs w:val="24"/>
+              </w:rPr>
+            </w:pPr>
+            <w:r>
+              <w:rPr>
+                <w:rFonts w:eastAsia="Arial"/>
+                <w:sz w:val="24"/>
+                <w:szCs w:val="24"/>
               </w:rPr>
               <w:t>1</w:t>
             </w:r>
@@ -1925,84 +1968,114 @@
         </w:tc>
         <w:tc>
           <w:tcPr>
-            <w:tcW w:w="2020" w:type="dxa"/>
-          </w:tcPr>
-          <w:p>
-            <w:pPr>
-              <w:rPr>
-                <w:sz w:val="26"/>
-                <w:szCs w:val="26"/>
-              </w:rPr>
-            </w:pPr>
-            <w:r>
-              <w:rPr>
-                <w:sz w:val="26"/>
-                <w:szCs w:val="26"/>
-              </w:rPr>
-              <w:t>2592</w:t>
-            </w:r>
-          </w:p>
-        </w:tc>
-        <w:tc>
-          <w:tcPr>
-            <w:tcW w:w="3960" w:type="dxa"/>
-          </w:tcPr>
-          <w:p>
-            <w:pPr>
-              <w:rPr>
-                <w:sz w:val="26"/>
-                <w:szCs w:val="26"/>
-              </w:rPr>
-            </w:pPr>
-            <w:r>
-              <w:rPr>
-                <w:sz w:val="26"/>
-                <w:szCs w:val="26"/>
-              </w:rPr>
-              <w:t>Gia công cơ khí; xử lý và tráng phủ kim loại</w:t>
-            </w:r>
-          </w:p>
-        </w:tc>
-        <w:tc>
-          <w:tcPr>
-            <w:tcW w:w="1461" w:type="dxa"/>
-          </w:tcPr>
-          <w:p>
-            <w:pPr>
-              <w:rPr>
-                <w:sz w:val="26"/>
-                <w:szCs w:val="26"/>
-              </w:rPr>
-            </w:pPr>
-            <w:r>
-              <w:rPr>
-                <w:sz w:val="26"/>
-                <w:szCs w:val="26"/>
-              </w:rPr>
-              <w:t>X</w:t>
-            </w:r>
+            <w:tcW w:w="6180" w:type="dxa"/>
+            <w:tcMar>
+              <w:top w:w="95" w:type="dxa"/>
+              <w:left w:w="95" w:type="dxa"/>
+              <w:bottom w:w="95" w:type="dxa"/>
+              <w:right w:w="95" w:type="dxa"/>
+            </w:tcMar>
+            <w:vAlign w:val="center"/>
+          </w:tcPr>
+          <w:p>
+            <w:pPr>
+              <w:spacing w:line="259" w:lineRule="auto"/>
+              <w:rPr>
+                <w:sz w:val="24"/>
+                <w:szCs w:val="24"/>
+              </w:rPr>
+            </w:pPr>
+            <w:r>
+              <w:rPr>
+                <w:rFonts w:eastAsia="Arial"/>
+                <w:sz w:val="24"/>
+                <w:szCs w:val="24"/>
+              </w:rPr>
+              <w:t>Xây dựng công trình công ích khác</w:t>
+            </w:r>
+          </w:p>
+        </w:tc>
+        <w:tc>
+          <w:tcPr>
+            <w:tcW w:w="1587" w:type="dxa"/>
+            <w:tcMar>
+              <w:top w:w="95" w:type="dxa"/>
+              <w:left w:w="95" w:type="dxa"/>
+              <w:bottom w:w="95" w:type="dxa"/>
+              <w:right w:w="95" w:type="dxa"/>
+            </w:tcMar>
+            <w:vAlign w:val="center"/>
+          </w:tcPr>
+          <w:p>
+            <w:pPr>
+              <w:jc w:val="center"/>
+              <w:rPr>
+                <w:sz w:val="24"/>
+                <w:szCs w:val="24"/>
+              </w:rPr>
+            </w:pPr>
+            <w:r>
+              <w:rPr>
+                <w:rFonts w:eastAsia="Arial"/>
+                <w:sz w:val="24"/>
+                <w:szCs w:val="24"/>
+              </w:rPr>
+              <w:t>4229</w:t>
+            </w:r>
+          </w:p>
+        </w:tc>
+        <w:tc>
+          <w:tcPr>
+            <w:tcW w:w="1191" w:type="dxa"/>
+            <w:tcMar>
+              <w:top w:w="95" w:type="dxa"/>
+              <w:left w:w="95" w:type="dxa"/>
+              <w:bottom w:w="95" w:type="dxa"/>
+              <w:right w:w="95" w:type="dxa"/>
+            </w:tcMar>
+            <w:vAlign w:val="center"/>
+          </w:tcPr>
+          <w:p>
+            <w:pPr>
+              <w:jc w:val="center"/>
+              <w:rPr>
+                <w:sz w:val="24"/>
+                <w:szCs w:val="24"/>
+              </w:rPr>
+            </w:pPr>
           </w:p>
         </w:tc>
       </w:tr>
       <w:tr>
         <w:trPr>
           <w:cantSplit/>
+          <w:jc w:val="center"/>
         </w:trPr>
         <w:tc>
           <w:tcPr>
-            <w:tcW w:w="1845" w:type="dxa"/>
-          </w:tcPr>
-          <w:p>
-            <w:pPr>
-              <w:rPr>
-                <w:sz w:val="26"/>
-                <w:szCs w:val="26"/>
-              </w:rPr>
-            </w:pPr>
-            <w:r>
-              <w:rPr>
-                <w:sz w:val="26"/>
-                <w:szCs w:val="26"/>
+            <w:tcW w:w="680" w:type="dxa"/>
+            <w:shd w:val="clear" w:color="auto" w:fill="F7FBFE"/>
+            <w:tcMar>
+              <w:top w:w="95" w:type="dxa"/>
+              <w:left w:w="95" w:type="dxa"/>
+              <w:bottom w:w="95" w:type="dxa"/>
+              <w:right w:w="95" w:type="dxa"/>
+            </w:tcMar>
+            <w:vAlign w:val="center"/>
+          </w:tcPr>
+          <w:p>
+            <w:pPr>
+              <w:jc w:val="center"/>
+              <w:rPr>
+                <w:sz w:val="24"/>
+                <w:szCs w:val="24"/>
+              </w:rPr>
+            </w:pPr>
+            <w:r>
+              <w:rPr>
+                <w:rFonts w:eastAsia="Arial"/>
+                <w:sz w:val="24"/>
+                <w:szCs w:val="24"/>
               </w:rPr>
               <w:t>2</w:t>
             </w:r>
@@ -2010,53 +2083,82 @@
         </w:tc>
         <w:tc>
           <w:tcPr>
-            <w:tcW w:w="2020" w:type="dxa"/>
-          </w:tcPr>
-          <w:p>
-            <w:pPr>
-              <w:rPr>
-                <w:sz w:val="26"/>
-                <w:szCs w:val="26"/>
-              </w:rPr>
-            </w:pPr>
-            <w:r>
-              <w:rPr>
-                <w:sz w:val="26"/>
-                <w:szCs w:val="26"/>
-              </w:rPr>
-              <w:t>2511</w:t>
-            </w:r>
-          </w:p>
-        </w:tc>
-        <w:tc>
-          <w:tcPr>
-            <w:tcW w:w="3960" w:type="dxa"/>
-          </w:tcPr>
-          <w:p>
-            <w:pPr>
-              <w:rPr>
-                <w:sz w:val="26"/>
-                <w:szCs w:val="26"/>
-              </w:rPr>
-            </w:pPr>
-            <w:r>
-              <w:rPr>
-                <w:sz w:val="26"/>
-                <w:szCs w:val="26"/>
-              </w:rPr>
-              <w:t>Sản xuất các cấu kiện kim loại</w:t>
-            </w:r>
-          </w:p>
-        </w:tc>
-        <w:tc>
-          <w:tcPr>
-            <w:tcW w:w="1461" w:type="dxa"/>
-          </w:tcPr>
-          <w:p>
-            <w:pPr>
-              <w:rPr>
-                <w:sz w:val="26"/>
-                <w:szCs w:val="26"/>
+            <w:tcW w:w="6180" w:type="dxa"/>
+            <w:shd w:val="clear" w:color="auto" w:fill="F7FBFE"/>
+            <w:tcMar>
+              <w:top w:w="95" w:type="dxa"/>
+              <w:left w:w="95" w:type="dxa"/>
+              <w:bottom w:w="95" w:type="dxa"/>
+              <w:right w:w="95" w:type="dxa"/>
+            </w:tcMar>
+            <w:vAlign w:val="center"/>
+          </w:tcPr>
+          <w:p>
+            <w:pPr>
+              <w:spacing w:line="259" w:lineRule="auto"/>
+              <w:rPr>
+                <w:sz w:val="24"/>
+                <w:szCs w:val="24"/>
+              </w:rPr>
+            </w:pPr>
+            <w:r>
+              <w:rPr>
+                <w:rFonts w:eastAsia="Arial"/>
+                <w:sz w:val="24"/>
+                <w:szCs w:val="24"/>
+              </w:rPr>
+              <w:t>Xây dựng nhà không để ở</w:t>
+            </w:r>
+          </w:p>
+        </w:tc>
+        <w:tc>
+          <w:tcPr>
+            <w:tcW w:w="1587" w:type="dxa"/>
+            <w:shd w:val="clear" w:color="auto" w:fill="F7FBFE"/>
+            <w:tcMar>
+              <w:top w:w="95" w:type="dxa"/>
+              <w:left w:w="95" w:type="dxa"/>
+              <w:bottom w:w="95" w:type="dxa"/>
+              <w:right w:w="95" w:type="dxa"/>
+            </w:tcMar>
+            <w:vAlign w:val="center"/>
+          </w:tcPr>
+          <w:p>
+            <w:pPr>
+              <w:jc w:val="center"/>
+              <w:rPr>
+                <w:sz w:val="24"/>
+                <w:szCs w:val="24"/>
+              </w:rPr>
+            </w:pPr>
+            <w:r>
+              <w:rPr>
+                <w:rFonts w:eastAsia="Arial"/>
+                <w:sz w:val="24"/>
+                <w:szCs w:val="24"/>
+              </w:rPr>
+              <w:t>4102</w:t>
+            </w:r>
+          </w:p>
+        </w:tc>
+        <w:tc>
+          <w:tcPr>
+            <w:tcW w:w="1191" w:type="dxa"/>
+            <w:shd w:val="clear" w:color="auto" w:fill="F7FBFE"/>
+            <w:tcMar>
+              <w:top w:w="95" w:type="dxa"/>
+              <w:left w:w="95" w:type="dxa"/>
+              <w:bottom w:w="95" w:type="dxa"/>
+              <w:right w:w="95" w:type="dxa"/>
+            </w:tcMar>
+            <w:vAlign w:val="center"/>
+          </w:tcPr>
+          <w:p>
+            <w:pPr>
+              <w:jc w:val="center"/>
+              <w:rPr>
+                <w:sz w:val="24"/>
+                <w:szCs w:val="24"/>
               </w:rPr>
             </w:pPr>
           </w:p>
@@ -2065,22 +2167,32 @@
       <w:tr>
         <w:trPr>
           <w:cantSplit/>
+          <w:jc w:val="center"/>
         </w:trPr>
         <w:tc>
           <w:tcPr>
-            <w:tcW w:w="1845" w:type="dxa"/>
-          </w:tcPr>
-          <w:p>
-            <w:pPr>
-              <w:rPr>
-                <w:sz w:val="26"/>
-                <w:szCs w:val="26"/>
-              </w:rPr>
-            </w:pPr>
-            <w:r>
-              <w:rPr>
-                <w:sz w:val="26"/>
-                <w:szCs w:val="26"/>
+            <w:tcW w:w="680" w:type="dxa"/>
+            <w:tcMar>
+              <w:top w:w="95" w:type="dxa"/>
+              <w:left w:w="95" w:type="dxa"/>
+              <w:bottom w:w="95" w:type="dxa"/>
+              <w:right w:w="95" w:type="dxa"/>
+            </w:tcMar>
+            <w:vAlign w:val="center"/>
+          </w:tcPr>
+          <w:p>
+            <w:pPr>
+              <w:jc w:val="center"/>
+              <w:rPr>
+                <w:sz w:val="24"/>
+                <w:szCs w:val="24"/>
+              </w:rPr>
+            </w:pPr>
+            <w:r>
+              <w:rPr>
+                <w:rFonts w:eastAsia="Arial"/>
+                <w:sz w:val="24"/>
+                <w:szCs w:val="24"/>
               </w:rPr>
               <w:t>3</w:t>
             </w:r>
@@ -2088,53 +2200,79 @@
         </w:tc>
         <w:tc>
           <w:tcPr>
-            <w:tcW w:w="2020" w:type="dxa"/>
-          </w:tcPr>
-          <w:p>
-            <w:pPr>
-              <w:rPr>
-                <w:sz w:val="26"/>
-                <w:szCs w:val="26"/>
-              </w:rPr>
-            </w:pPr>
-            <w:r>
-              <w:rPr>
-                <w:sz w:val="26"/>
-                <w:szCs w:val="26"/>
-              </w:rPr>
-              <w:t>2599</w:t>
-            </w:r>
-          </w:p>
-        </w:tc>
-        <w:tc>
-          <w:tcPr>
-            <w:tcW w:w="3960" w:type="dxa"/>
-          </w:tcPr>
-          <w:p>
-            <w:pPr>
-              <w:rPr>
-                <w:sz w:val="26"/>
-                <w:szCs w:val="26"/>
-              </w:rPr>
-            </w:pPr>
-            <w:r>
-              <w:rPr>
-                <w:sz w:val="26"/>
-                <w:szCs w:val="26"/>
-              </w:rPr>
-              <w:t>Sản xuất sản phẩm khác bằng kim loại chưa được phân vào đâu</w:t>
-            </w:r>
-          </w:p>
-        </w:tc>
-        <w:tc>
-          <w:tcPr>
-            <w:tcW w:w="1461" w:type="dxa"/>
-          </w:tcPr>
-          <w:p>
-            <w:pPr>
-              <w:rPr>
-                <w:sz w:val="26"/>
-                <w:szCs w:val="26"/>
+            <w:tcW w:w="6180" w:type="dxa"/>
+            <w:tcMar>
+              <w:top w:w="95" w:type="dxa"/>
+              <w:left w:w="95" w:type="dxa"/>
+              <w:bottom w:w="95" w:type="dxa"/>
+              <w:right w:w="95" w:type="dxa"/>
+            </w:tcMar>
+            <w:vAlign w:val="center"/>
+          </w:tcPr>
+          <w:p>
+            <w:pPr>
+              <w:spacing w:line="259" w:lineRule="auto"/>
+              <w:rPr>
+                <w:sz w:val="24"/>
+                <w:szCs w:val="24"/>
+              </w:rPr>
+            </w:pPr>
+            <w:r>
+              <w:rPr>
+                <w:rFonts w:eastAsia="Arial"/>
+                <w:sz w:val="24"/>
+                <w:szCs w:val="24"/>
+              </w:rPr>
+              <w:t>Xây dựng công trình đường sắt</w:t>
+            </w:r>
+          </w:p>
+        </w:tc>
+        <w:tc>
+          <w:tcPr>
+            <w:tcW w:w="1587" w:type="dxa"/>
+            <w:tcMar>
+              <w:top w:w="95" w:type="dxa"/>
+              <w:left w:w="95" w:type="dxa"/>
+              <w:bottom w:w="95" w:type="dxa"/>
+              <w:right w:w="95" w:type="dxa"/>
+            </w:tcMar>
+            <w:vAlign w:val="center"/>
+          </w:tcPr>
+          <w:p>
+            <w:pPr>
+              <w:jc w:val="center"/>
+              <w:rPr>
+                <w:sz w:val="24"/>
+                <w:szCs w:val="24"/>
+              </w:rPr>
+            </w:pPr>
+            <w:r>
+              <w:rPr>
+                <w:rFonts w:eastAsia="Arial"/>
+                <w:sz w:val="24"/>
+                <w:szCs w:val="24"/>
+              </w:rPr>
+              <w:t>4211</w:t>
+            </w:r>
+          </w:p>
+        </w:tc>
+        <w:tc>
+          <w:tcPr>
+            <w:tcW w:w="1191" w:type="dxa"/>
+            <w:tcMar>
+              <w:top w:w="95" w:type="dxa"/>
+              <w:left w:w="95" w:type="dxa"/>
+              <w:bottom w:w="95" w:type="dxa"/>
+              <w:right w:w="95" w:type="dxa"/>
+            </w:tcMar>
+            <w:vAlign w:val="center"/>
+          </w:tcPr>
+          <w:p>
+            <w:pPr>
+              <w:jc w:val="center"/>
+              <w:rPr>
+                <w:sz w:val="24"/>
+                <w:szCs w:val="24"/>
               </w:rPr>
             </w:pPr>
           </w:p>
@@ -2143,22 +2281,33 @@
       <w:tr>
         <w:trPr>
           <w:cantSplit/>
+          <w:jc w:val="center"/>
         </w:trPr>
         <w:tc>
           <w:tcPr>
-            <w:tcW w:w="1845" w:type="dxa"/>
-          </w:tcPr>
-          <w:p>
-            <w:pPr>
-              <w:rPr>
-                <w:sz w:val="26"/>
-                <w:szCs w:val="26"/>
-              </w:rPr>
-            </w:pPr>
-            <w:r>
-              <w:rPr>
-                <w:sz w:val="26"/>
-                <w:szCs w:val="26"/>
+            <w:tcW w:w="680" w:type="dxa"/>
+            <w:shd w:val="clear" w:color="auto" w:fill="F7FBFE"/>
+            <w:tcMar>
+              <w:top w:w="95" w:type="dxa"/>
+              <w:left w:w="95" w:type="dxa"/>
+              <w:bottom w:w="95" w:type="dxa"/>
+              <w:right w:w="95" w:type="dxa"/>
+            </w:tcMar>
+            <w:vAlign w:val="center"/>
+          </w:tcPr>
+          <w:p>
+            <w:pPr>
+              <w:jc w:val="center"/>
+              <w:rPr>
+                <w:sz w:val="24"/>
+                <w:szCs w:val="24"/>
+              </w:rPr>
+            </w:pPr>
+            <w:r>
+              <w:rPr>
+                <w:rFonts w:eastAsia="Arial"/>
+                <w:sz w:val="24"/>
+                <w:szCs w:val="24"/>
               </w:rPr>
               <w:t>4</w:t>
             </w:r>
@@ -2166,53 +2315,127 @@
         </w:tc>
         <w:tc>
           <w:tcPr>
-            <w:tcW w:w="2020" w:type="dxa"/>
-          </w:tcPr>
-          <w:p>
-            <w:pPr>
-              <w:rPr>
-                <w:sz w:val="26"/>
-                <w:szCs w:val="26"/>
-              </w:rPr>
-            </w:pPr>
-            <w:r>
-              <w:rPr>
-                <w:sz w:val="26"/>
-                <w:szCs w:val="26"/>
-              </w:rPr>
-              <w:t>2591</w:t>
-            </w:r>
-          </w:p>
-        </w:tc>
-        <w:tc>
-          <w:tcPr>
-            <w:tcW w:w="3960" w:type="dxa"/>
-          </w:tcPr>
-          <w:p>
-            <w:pPr>
-              <w:rPr>
-                <w:sz w:val="26"/>
-                <w:szCs w:val="26"/>
-              </w:rPr>
-            </w:pPr>
-            <w:r>
-              <w:rPr>
-                <w:sz w:val="26"/>
-                <w:szCs w:val="26"/>
-              </w:rPr>
-              <w:t>Rèn, dập, ép và cán kim loại; luyện bột kim loại</w:t>
-            </w:r>
-          </w:p>
-        </w:tc>
-        <w:tc>
-          <w:tcPr>
-            <w:tcW w:w="1461" w:type="dxa"/>
-          </w:tcPr>
-          <w:p>
-            <w:pPr>
-              <w:rPr>
-                <w:sz w:val="26"/>
-                <w:szCs w:val="26"/>
+            <w:tcW w:w="6180" w:type="dxa"/>
+            <w:shd w:val="clear" w:color="auto" w:fill="F7FBFE"/>
+            <w:tcMar>
+              <w:top w:w="95" w:type="dxa"/>
+              <w:left w:w="95" w:type="dxa"/>
+              <w:bottom w:w="95" w:type="dxa"/>
+              <w:right w:w="95" w:type="dxa"/>
+            </w:tcMar>
+            <w:vAlign w:val="center"/>
+          </w:tcPr>
+          <w:p>
+            <w:pPr>
+              <w:spacing w:line="259" w:lineRule="auto"/>
+              <w:rPr>
+                <w:sz w:val="24"/>
+                <w:szCs w:val="24"/>
+              </w:rPr>
+            </w:pPr>
+            <w:r>
+              <w:rPr>
+                <w:rFonts w:eastAsia="Arial"/>
+                <w:sz w:val="24"/>
+                <w:szCs w:val="24"/>
+              </w:rPr>
+              <w:t>Sản xuất sản phẩm từ plastic</w:t>
+            </w:r>
+            <w:r>
+              <w:rPr>
+                <w:sz w:val="24"/>
+                <w:szCs w:val="24"/>
+              </w:rPr>
+              <w:br/>
+            </w:r>
+            <w:r>
+              <w:rPr>
+                <w:rFonts w:eastAsia="Arial"/>
+                <w:sz w:val="24"/>
+                <w:szCs w:val="24"/>
+              </w:rPr>
+              <w:t xml:space="preserve">chi tiết: (không hoạt động tại trụ sở) </w:t>
+            </w:r>
+            <w:r>
+              <w:rPr>
+                <w:sz w:val="24"/>
+                <w:szCs w:val="24"/>
+              </w:rPr>
+              <w:br/>
+            </w:r>
+            <w:r>
+              <w:rPr>
+                <w:rFonts w:eastAsia="Arial"/>
+                <w:sz w:val="24"/>
+                <w:szCs w:val="24"/>
+              </w:rPr>
+              <w:t xml:space="preserve">- Túi, bao tải, hộp, thùng, hòm, bình lớn, chai lọ bằng nhựa; </w:t>
+            </w:r>
+            <w:r>
+              <w:rPr>
+                <w:sz w:val="24"/>
+                <w:szCs w:val="24"/>
+              </w:rPr>
+              <w:br/>
+            </w:r>
+            <w:r>
+              <w:rPr>
+                <w:rFonts w:eastAsia="Arial"/>
+                <w:sz w:val="24"/>
+                <w:szCs w:val="24"/>
+              </w:rPr>
+              <w:t>- Ống, vòi nhựa, thiết bị lắp đặt bằng nhựa; Sản xuất đồ nhựa cho xây dựng như: Cửa nhựa, cửa sổ, khung, mành, rèm, ván chân tường, đồ thiết bị vệ sinh bằng nhựa như bể bơi plastic, vòi tắm, chậu tắm, chậu rửa mặt. đế giày, tẩu xì gà, lược, lô cuốn tóc, và các đồ khác.</w:t>
+            </w:r>
+          </w:p>
+        </w:tc>
+        <w:tc>
+          <w:tcPr>
+            <w:tcW w:w="1587" w:type="dxa"/>
+            <w:shd w:val="clear" w:color="auto" w:fill="F7FBFE"/>
+            <w:tcMar>
+              <w:top w:w="95" w:type="dxa"/>
+              <w:left w:w="95" w:type="dxa"/>
+              <w:bottom w:w="95" w:type="dxa"/>
+              <w:right w:w="95" w:type="dxa"/>
+            </w:tcMar>
+            <w:vAlign w:val="center"/>
+          </w:tcPr>
+          <w:p>
+            <w:pPr>
+              <w:jc w:val="center"/>
+              <w:rPr>
+                <w:sz w:val="24"/>
+                <w:szCs w:val="24"/>
+              </w:rPr>
+            </w:pPr>
+            <w:r>
+              <w:rPr>
+                <w:rFonts w:eastAsia="Arial"/>
+                <w:sz w:val="24"/>
+                <w:szCs w:val="24"/>
+              </w:rPr>
+              <w:t>2220</w:t>
+            </w:r>
+          </w:p>
+        </w:tc>
+        <w:tc>
+          <w:tcPr>
+            <w:tcW w:w="1191" w:type="dxa"/>
+            <w:shd w:val="clear" w:color="auto" w:fill="F7FBFE"/>
+            <w:tcMar>
+              <w:top w:w="95" w:type="dxa"/>
+              <w:left w:w="95" w:type="dxa"/>
+              <w:bottom w:w="95" w:type="dxa"/>
+              <w:right w:w="95" w:type="dxa"/>
+            </w:tcMar>
+            <w:vAlign w:val="center"/>
+          </w:tcPr>
+          <w:p>
+            <w:pPr>
+              <w:jc w:val="center"/>
+              <w:rPr>
+                <w:sz w:val="24"/>
+                <w:szCs w:val="24"/>
               </w:rPr>
             </w:pPr>
           </w:p>
@@ -2221,22 +2444,32 @@
       <w:tr>
         <w:trPr>
           <w:cantSplit/>
+          <w:jc w:val="center"/>
         </w:trPr>
         <w:tc>
           <w:tcPr>
-            <w:tcW w:w="1845" w:type="dxa"/>
-          </w:tcPr>
-          <w:p>
-            <w:pPr>
-              <w:rPr>
-                <w:sz w:val="26"/>
-                <w:szCs w:val="26"/>
-              </w:rPr>
-            </w:pPr>
-            <w:r>
-              <w:rPr>
-                <w:sz w:val="26"/>
-                <w:szCs w:val="26"/>
+            <w:tcW w:w="680" w:type="dxa"/>
+            <w:tcMar>
+              <w:top w:w="95" w:type="dxa"/>
+              <w:left w:w="95" w:type="dxa"/>
+              <w:bottom w:w="95" w:type="dxa"/>
+              <w:right w:w="95" w:type="dxa"/>
+            </w:tcMar>
+            <w:vAlign w:val="center"/>
+          </w:tcPr>
+          <w:p>
+            <w:pPr>
+              <w:jc w:val="center"/>
+              <w:rPr>
+                <w:sz w:val="24"/>
+                <w:szCs w:val="24"/>
+              </w:rPr>
+            </w:pPr>
+            <w:r>
+              <w:rPr>
+                <w:rFonts w:eastAsia="Arial"/>
+                <w:sz w:val="24"/>
+                <w:szCs w:val="24"/>
               </w:rPr>
               <w:t>5</w:t>
             </w:r>
@@ -2244,53 +2477,79 @@
         </w:tc>
         <w:tc>
           <w:tcPr>
-            <w:tcW w:w="2020" w:type="dxa"/>
-          </w:tcPr>
-          <w:p>
-            <w:pPr>
-              <w:rPr>
-                <w:sz w:val="26"/>
-                <w:szCs w:val="26"/>
-              </w:rPr>
-            </w:pPr>
-            <w:r>
-              <w:rPr>
-                <w:sz w:val="26"/>
-                <w:szCs w:val="26"/>
-              </w:rPr>
-              <w:t>2593</w:t>
-            </w:r>
-          </w:p>
-        </w:tc>
-        <w:tc>
-          <w:tcPr>
-            <w:tcW w:w="3960" w:type="dxa"/>
-          </w:tcPr>
-          <w:p>
-            <w:pPr>
-              <w:rPr>
-                <w:sz w:val="26"/>
-                <w:szCs w:val="26"/>
-              </w:rPr>
-            </w:pPr>
-            <w:r>
-              <w:rPr>
-                <w:sz w:val="26"/>
-                <w:szCs w:val="26"/>
-              </w:rPr>
-              <w:t>Sản xuất dao kéo, dụng cụ cầm tay và đồ kim loại thông dụng</w:t>
-            </w:r>
-          </w:p>
-        </w:tc>
-        <w:tc>
-          <w:tcPr>
-            <w:tcW w:w="1461" w:type="dxa"/>
-          </w:tcPr>
-          <w:p>
-            <w:pPr>
-              <w:rPr>
-                <w:sz w:val="26"/>
-                <w:szCs w:val="26"/>
+            <w:tcW w:w="6180" w:type="dxa"/>
+            <w:tcMar>
+              <w:top w:w="95" w:type="dxa"/>
+              <w:left w:w="95" w:type="dxa"/>
+              <w:bottom w:w="95" w:type="dxa"/>
+              <w:right w:w="95" w:type="dxa"/>
+            </w:tcMar>
+            <w:vAlign w:val="center"/>
+          </w:tcPr>
+          <w:p>
+            <w:pPr>
+              <w:spacing w:line="259" w:lineRule="auto"/>
+              <w:rPr>
+                <w:sz w:val="24"/>
+                <w:szCs w:val="24"/>
+              </w:rPr>
+            </w:pPr>
+            <w:r>
+              <w:rPr>
+                <w:rFonts w:eastAsia="Arial"/>
+                <w:sz w:val="24"/>
+                <w:szCs w:val="24"/>
+              </w:rPr>
+              <w:t>Xây dựng công trình đường bộ</w:t>
+            </w:r>
+          </w:p>
+        </w:tc>
+        <w:tc>
+          <w:tcPr>
+            <w:tcW w:w="1587" w:type="dxa"/>
+            <w:tcMar>
+              <w:top w:w="95" w:type="dxa"/>
+              <w:left w:w="95" w:type="dxa"/>
+              <w:bottom w:w="95" w:type="dxa"/>
+              <w:right w:w="95" w:type="dxa"/>
+            </w:tcMar>
+            <w:vAlign w:val="center"/>
+          </w:tcPr>
+          <w:p>
+            <w:pPr>
+              <w:jc w:val="center"/>
+              <w:rPr>
+                <w:sz w:val="24"/>
+                <w:szCs w:val="24"/>
+              </w:rPr>
+            </w:pPr>
+            <w:r>
+              <w:rPr>
+                <w:rFonts w:eastAsia="Arial"/>
+                <w:sz w:val="24"/>
+                <w:szCs w:val="24"/>
+              </w:rPr>
+              <w:t>4212</w:t>
+            </w:r>
+          </w:p>
+        </w:tc>
+        <w:tc>
+          <w:tcPr>
+            <w:tcW w:w="1191" w:type="dxa"/>
+            <w:tcMar>
+              <w:top w:w="95" w:type="dxa"/>
+              <w:left w:w="95" w:type="dxa"/>
+              <w:bottom w:w="95" w:type="dxa"/>
+              <w:right w:w="95" w:type="dxa"/>
+            </w:tcMar>
+            <w:vAlign w:val="center"/>
+          </w:tcPr>
+          <w:p>
+            <w:pPr>
+              <w:jc w:val="center"/>
+              <w:rPr>
+                <w:sz w:val="24"/>
+                <w:szCs w:val="24"/>
               </w:rPr>
             </w:pPr>
           </w:p>
@@ -2299,22 +2558,33 @@
       <w:tr>
         <w:trPr>
           <w:cantSplit/>
+          <w:jc w:val="center"/>
         </w:trPr>
         <w:tc>
           <w:tcPr>
-            <w:tcW w:w="1845" w:type="dxa"/>
-          </w:tcPr>
-          <w:p>
-            <w:pPr>
-              <w:rPr>
-                <w:sz w:val="26"/>
-                <w:szCs w:val="26"/>
-              </w:rPr>
-            </w:pPr>
-            <w:r>
-              <w:rPr>
-                <w:sz w:val="26"/>
-                <w:szCs w:val="26"/>
+            <w:tcW w:w="680" w:type="dxa"/>
+            <w:shd w:val="clear" w:color="auto" w:fill="F7FBFE"/>
+            <w:tcMar>
+              <w:top w:w="95" w:type="dxa"/>
+              <w:left w:w="95" w:type="dxa"/>
+              <w:bottom w:w="95" w:type="dxa"/>
+              <w:right w:w="95" w:type="dxa"/>
+            </w:tcMar>
+            <w:vAlign w:val="center"/>
+          </w:tcPr>
+          <w:p>
+            <w:pPr>
+              <w:jc w:val="center"/>
+              <w:rPr>
+                <w:sz w:val="24"/>
+                <w:szCs w:val="24"/>
+              </w:rPr>
+            </w:pPr>
+            <w:r>
+              <w:rPr>
+                <w:rFonts w:eastAsia="Arial"/>
+                <w:sz w:val="24"/>
+                <w:szCs w:val="24"/>
               </w:rPr>
               <w:t>6</w:t>
             </w:r>
@@ -2322,53 +2592,112 @@
         </w:tc>
         <w:tc>
           <w:tcPr>
-            <w:tcW w:w="2020" w:type="dxa"/>
-          </w:tcPr>
-          <w:p>
-            <w:pPr>
-              <w:rPr>
-                <w:sz w:val="26"/>
-                <w:szCs w:val="26"/>
-              </w:rPr>
-            </w:pPr>
-            <w:r>
-              <w:rPr>
-                <w:sz w:val="26"/>
-                <w:szCs w:val="26"/>
-              </w:rPr>
-              <w:t>3311</w:t>
-            </w:r>
-          </w:p>
-        </w:tc>
-        <w:tc>
-          <w:tcPr>
-            <w:tcW w:w="3960" w:type="dxa"/>
-          </w:tcPr>
-          <w:p>
-            <w:pPr>
-              <w:rPr>
-                <w:sz w:val="26"/>
-                <w:szCs w:val="26"/>
-              </w:rPr>
-            </w:pPr>
-            <w:r>
-              <w:rPr>
-                <w:sz w:val="26"/>
-                <w:szCs w:val="26"/>
-              </w:rPr>
-              <w:t>Sửa chữa, bảo dưỡng các sản phẩm kim loại đúc sẵn</w:t>
-            </w:r>
-          </w:p>
-        </w:tc>
-        <w:tc>
-          <w:tcPr>
-            <w:tcW w:w="1461" w:type="dxa"/>
-          </w:tcPr>
-          <w:p>
-            <w:pPr>
-              <w:rPr>
-                <w:sz w:val="26"/>
-                <w:szCs w:val="26"/>
+            <w:tcW w:w="6180" w:type="dxa"/>
+            <w:shd w:val="clear" w:color="auto" w:fill="F7FBFE"/>
+            <w:tcMar>
+              <w:top w:w="95" w:type="dxa"/>
+              <w:left w:w="95" w:type="dxa"/>
+              <w:bottom w:w="95" w:type="dxa"/>
+              <w:right w:w="95" w:type="dxa"/>
+            </w:tcMar>
+            <w:vAlign w:val="center"/>
+          </w:tcPr>
+          <w:p>
+            <w:pPr>
+              <w:spacing w:line="259" w:lineRule="auto"/>
+              <w:rPr>
+                <w:sz w:val="24"/>
+                <w:szCs w:val="24"/>
+              </w:rPr>
+            </w:pPr>
+            <w:r>
+              <w:rPr>
+                <w:rFonts w:eastAsia="Arial"/>
+                <w:sz w:val="24"/>
+                <w:szCs w:val="24"/>
+              </w:rPr>
+              <w:t>Sản xuất plastic và cao su tổng hợp dạng nguyên sinh</w:t>
+            </w:r>
+            <w:r>
+              <w:rPr>
+                <w:sz w:val="24"/>
+                <w:szCs w:val="24"/>
+              </w:rPr>
+              <w:br/>
+            </w:r>
+            <w:r>
+              <w:rPr>
+                <w:rFonts w:eastAsia="Arial"/>
+                <w:sz w:val="24"/>
+                <w:szCs w:val="24"/>
+              </w:rPr>
+              <w:t xml:space="preserve">chi tiết: (không hoạt động tại trụ sở) </w:t>
+            </w:r>
+            <w:r>
+              <w:rPr>
+                <w:sz w:val="24"/>
+                <w:szCs w:val="24"/>
+              </w:rPr>
+              <w:br/>
+            </w:r>
+            <w:r>
+              <w:rPr>
+                <w:rFonts w:eastAsia="Arial"/>
+                <w:sz w:val="24"/>
+                <w:szCs w:val="24"/>
+              </w:rPr>
+              <w:t>-Sản xuất hỗn hợp cao su tổng hợp và cao su thiên nhiên hoặc keo dính giống cao su (ví dụ nhựa lấy ở cây dùng làm chất cách điện).</w:t>
+            </w:r>
+          </w:p>
+        </w:tc>
+        <w:tc>
+          <w:tcPr>
+            <w:tcW w:w="1587" w:type="dxa"/>
+            <w:shd w:val="clear" w:color="auto" w:fill="F7FBFE"/>
+            <w:tcMar>
+              <w:top w:w="95" w:type="dxa"/>
+              <w:left w:w="95" w:type="dxa"/>
+              <w:bottom w:w="95" w:type="dxa"/>
+              <w:right w:w="95" w:type="dxa"/>
+            </w:tcMar>
+            <w:vAlign w:val="center"/>
+          </w:tcPr>
+          <w:p>
+            <w:pPr>
+              <w:jc w:val="center"/>
+              <w:rPr>
+                <w:sz w:val="24"/>
+                <w:szCs w:val="24"/>
+              </w:rPr>
+            </w:pPr>
+            <w:r>
+              <w:rPr>
+                <w:rFonts w:eastAsia="Arial"/>
+                <w:sz w:val="24"/>
+                <w:szCs w:val="24"/>
+              </w:rPr>
+              <w:t>2013</w:t>
+            </w:r>
+          </w:p>
+        </w:tc>
+        <w:tc>
+          <w:tcPr>
+            <w:tcW w:w="1191" w:type="dxa"/>
+            <w:shd w:val="clear" w:color="auto" w:fill="F7FBFE"/>
+            <w:tcMar>
+              <w:top w:w="95" w:type="dxa"/>
+              <w:left w:w="95" w:type="dxa"/>
+              <w:bottom w:w="95" w:type="dxa"/>
+              <w:right w:w="95" w:type="dxa"/>
+            </w:tcMar>
+            <w:vAlign w:val="center"/>
+          </w:tcPr>
+          <w:p>
+            <w:pPr>
+              <w:jc w:val="center"/>
+              <w:rPr>
+                <w:sz w:val="24"/>
+                <w:szCs w:val="24"/>
               </w:rPr>
             </w:pPr>
           </w:p>
@@ -2377,22 +2706,32 @@
       <w:tr>
         <w:trPr>
           <w:cantSplit/>
+          <w:jc w:val="center"/>
         </w:trPr>
         <w:tc>
           <w:tcPr>
-            <w:tcW w:w="1845" w:type="dxa"/>
-          </w:tcPr>
-          <w:p>
-            <w:pPr>
-              <w:rPr>
-                <w:sz w:val="26"/>
-                <w:szCs w:val="26"/>
-              </w:rPr>
-            </w:pPr>
-            <w:r>
-              <w:rPr>
-                <w:sz w:val="26"/>
-                <w:szCs w:val="26"/>
+            <w:tcW w:w="680" w:type="dxa"/>
+            <w:tcMar>
+              <w:top w:w="95" w:type="dxa"/>
+              <w:left w:w="95" w:type="dxa"/>
+              <w:bottom w:w="95" w:type="dxa"/>
+              <w:right w:w="95" w:type="dxa"/>
+            </w:tcMar>
+            <w:vAlign w:val="center"/>
+          </w:tcPr>
+          <w:p>
+            <w:pPr>
+              <w:jc w:val="center"/>
+              <w:rPr>
+                <w:sz w:val="24"/>
+                <w:szCs w:val="24"/>
+              </w:rPr>
+            </w:pPr>
+            <w:r>
+              <w:rPr>
+                <w:rFonts w:eastAsia="Arial"/>
+                <w:sz w:val="24"/>
+                <w:szCs w:val="24"/>
               </w:rPr>
               <w:t>7</w:t>
             </w:r>
@@ -2400,53 +2739,79 @@
         </w:tc>
         <w:tc>
           <w:tcPr>
-            <w:tcW w:w="2020" w:type="dxa"/>
-          </w:tcPr>
-          <w:p>
-            <w:pPr>
-              <w:rPr>
-                <w:sz w:val="26"/>
-                <w:szCs w:val="26"/>
-              </w:rPr>
-            </w:pPr>
-            <w:r>
-              <w:rPr>
-                <w:sz w:val="26"/>
-                <w:szCs w:val="26"/>
-              </w:rPr>
-              <w:t>4659</w:t>
-            </w:r>
-          </w:p>
-        </w:tc>
-        <w:tc>
-          <w:tcPr>
-            <w:tcW w:w="3960" w:type="dxa"/>
-          </w:tcPr>
-          <w:p>
-            <w:pPr>
-              <w:rPr>
-                <w:sz w:val="26"/>
-                <w:szCs w:val="26"/>
-              </w:rPr>
-            </w:pPr>
-            <w:r>
-              <w:rPr>
-                <w:sz w:val="26"/>
-                <w:szCs w:val="26"/>
-              </w:rPr>
-              <w:t>Bán buôn máy móc, thiết bị và phụ tùng máy khác</w:t>
-            </w:r>
-          </w:p>
-        </w:tc>
-        <w:tc>
-          <w:tcPr>
-            <w:tcW w:w="1461" w:type="dxa"/>
-          </w:tcPr>
-          <w:p>
-            <w:pPr>
-              <w:rPr>
-                <w:sz w:val="26"/>
-                <w:szCs w:val="26"/>
+            <w:tcW w:w="6180" w:type="dxa"/>
+            <w:tcMar>
+              <w:top w:w="95" w:type="dxa"/>
+              <w:left w:w="95" w:type="dxa"/>
+              <w:bottom w:w="95" w:type="dxa"/>
+              <w:right w:w="95" w:type="dxa"/>
+            </w:tcMar>
+            <w:vAlign w:val="center"/>
+          </w:tcPr>
+          <w:p>
+            <w:pPr>
+              <w:spacing w:line="259" w:lineRule="auto"/>
+              <w:rPr>
+                <w:sz w:val="24"/>
+                <w:szCs w:val="24"/>
+              </w:rPr>
+            </w:pPr>
+            <w:r>
+              <w:rPr>
+                <w:rFonts w:eastAsia="Arial"/>
+                <w:sz w:val="24"/>
+                <w:szCs w:val="24"/>
+              </w:rPr>
+              <w:t>Lắp đặt hệ thống điện</w:t>
+            </w:r>
+          </w:p>
+        </w:tc>
+        <w:tc>
+          <w:tcPr>
+            <w:tcW w:w="1587" w:type="dxa"/>
+            <w:tcMar>
+              <w:top w:w="95" w:type="dxa"/>
+              <w:left w:w="95" w:type="dxa"/>
+              <w:bottom w:w="95" w:type="dxa"/>
+              <w:right w:w="95" w:type="dxa"/>
+            </w:tcMar>
+            <w:vAlign w:val="center"/>
+          </w:tcPr>
+          <w:p>
+            <w:pPr>
+              <w:jc w:val="center"/>
+              <w:rPr>
+                <w:sz w:val="24"/>
+                <w:szCs w:val="24"/>
+              </w:rPr>
+            </w:pPr>
+            <w:r>
+              <w:rPr>
+                <w:rFonts w:eastAsia="Arial"/>
+                <w:sz w:val="24"/>
+                <w:szCs w:val="24"/>
+              </w:rPr>
+              <w:t>4321</w:t>
+            </w:r>
+          </w:p>
+        </w:tc>
+        <w:tc>
+          <w:tcPr>
+            <w:tcW w:w="1191" w:type="dxa"/>
+            <w:tcMar>
+              <w:top w:w="95" w:type="dxa"/>
+              <w:left w:w="95" w:type="dxa"/>
+              <w:bottom w:w="95" w:type="dxa"/>
+              <w:right w:w="95" w:type="dxa"/>
+            </w:tcMar>
+            <w:vAlign w:val="center"/>
+          </w:tcPr>
+          <w:p>
+            <w:pPr>
+              <w:jc w:val="center"/>
+              <w:rPr>
+                <w:sz w:val="24"/>
+                <w:szCs w:val="24"/>
               </w:rPr>
             </w:pPr>
           </w:p>
@@ -2455,22 +2820,33 @@
       <w:tr>
         <w:trPr>
           <w:cantSplit/>
+          <w:jc w:val="center"/>
         </w:trPr>
         <w:tc>
           <w:tcPr>
-            <w:tcW w:w="1845" w:type="dxa"/>
-          </w:tcPr>
-          <w:p>
-            <w:pPr>
-              <w:rPr>
-                <w:sz w:val="26"/>
-                <w:szCs w:val="26"/>
-              </w:rPr>
-            </w:pPr>
-            <w:r>
-              <w:rPr>
-                <w:sz w:val="26"/>
-                <w:szCs w:val="26"/>
+            <w:tcW w:w="680" w:type="dxa"/>
+            <w:shd w:val="clear" w:color="auto" w:fill="F7FBFE"/>
+            <w:tcMar>
+              <w:top w:w="95" w:type="dxa"/>
+              <w:left w:w="95" w:type="dxa"/>
+              <w:bottom w:w="95" w:type="dxa"/>
+              <w:right w:w="95" w:type="dxa"/>
+            </w:tcMar>
+            <w:vAlign w:val="center"/>
+          </w:tcPr>
+          <w:p>
+            <w:pPr>
+              <w:jc w:val="center"/>
+              <w:rPr>
+                <w:sz w:val="24"/>
+                <w:szCs w:val="24"/>
+              </w:rPr>
+            </w:pPr>
+            <w:r>
+              <w:rPr>
+                <w:rFonts w:eastAsia="Arial"/>
+                <w:sz w:val="24"/>
+                <w:szCs w:val="24"/>
               </w:rPr>
               <w:t>8</w:t>
             </w:r>
@@ -2478,53 +2854,97 @@
         </w:tc>
         <w:tc>
           <w:tcPr>
-            <w:tcW w:w="2020" w:type="dxa"/>
-          </w:tcPr>
-          <w:p>
-            <w:pPr>
-              <w:rPr>
-                <w:sz w:val="26"/>
-                <w:szCs w:val="26"/>
-              </w:rPr>
-            </w:pPr>
-            <w:r>
-              <w:rPr>
-                <w:sz w:val="26"/>
-                <w:szCs w:val="26"/>
-              </w:rPr>
-              <w:t>4649</w:t>
-            </w:r>
-          </w:p>
-        </w:tc>
-        <w:tc>
-          <w:tcPr>
-            <w:tcW w:w="3960" w:type="dxa"/>
-          </w:tcPr>
-          <w:p>
-            <w:pPr>
-              <w:rPr>
-                <w:sz w:val="26"/>
-                <w:szCs w:val="26"/>
-              </w:rPr>
-            </w:pPr>
-            <w:r>
-              <w:rPr>
-                <w:sz w:val="26"/>
-                <w:szCs w:val="26"/>
-              </w:rPr>
-              <w:t>Bán buôn đồ dùng khác cho gia đình</w:t>
-            </w:r>
-          </w:p>
-        </w:tc>
-        <w:tc>
-          <w:tcPr>
-            <w:tcW w:w="1461" w:type="dxa"/>
-          </w:tcPr>
-          <w:p>
-            <w:pPr>
-              <w:rPr>
-                <w:sz w:val="26"/>
-                <w:szCs w:val="26"/>
+            <w:tcW w:w="6180" w:type="dxa"/>
+            <w:shd w:val="clear" w:color="auto" w:fill="F7FBFE"/>
+            <w:tcMar>
+              <w:top w:w="95" w:type="dxa"/>
+              <w:left w:w="95" w:type="dxa"/>
+              <w:bottom w:w="95" w:type="dxa"/>
+              <w:right w:w="95" w:type="dxa"/>
+            </w:tcMar>
+            <w:vAlign w:val="center"/>
+          </w:tcPr>
+          <w:p>
+            <w:pPr>
+              <w:spacing w:line="259" w:lineRule="auto"/>
+              <w:rPr>
+                <w:sz w:val="24"/>
+                <w:szCs w:val="24"/>
+              </w:rPr>
+            </w:pPr>
+            <w:r>
+              <w:rPr>
+                <w:rFonts w:eastAsia="Arial"/>
+                <w:sz w:val="24"/>
+                <w:szCs w:val="24"/>
+              </w:rPr>
+              <w:t>Bán buôn máy móc, thiết bị và phụ tùng máy khác</w:t>
+            </w:r>
+            <w:r>
+              <w:rPr>
+                <w:sz w:val="24"/>
+                <w:szCs w:val="24"/>
+              </w:rPr>
+              <w:br/>
+            </w:r>
+            <w:r>
+              <w:rPr>
+                <w:rFonts w:eastAsia="Arial"/>
+                <w:sz w:val="24"/>
+                <w:szCs w:val="24"/>
+              </w:rPr>
+              <w:t>chi tiết: Bán buôn máy móc, thiết bị điện, vật liệu điện (máy phát điện, động cơ điện, dây điện và thiết bị khác dùng trong mạch điện). Bán buôn thiết bị phòng cháy - chữa cháy, thiết bị an ninh, camera.</w:t>
+            </w:r>
+          </w:p>
+        </w:tc>
+        <w:tc>
+          <w:tcPr>
+            <w:tcW w:w="1587" w:type="dxa"/>
+            <w:shd w:val="clear" w:color="auto" w:fill="F7FBFE"/>
+            <w:tcMar>
+              <w:top w:w="95" w:type="dxa"/>
+              <w:left w:w="95" w:type="dxa"/>
+              <w:bottom w:w="95" w:type="dxa"/>
+              <w:right w:w="95" w:type="dxa"/>
+            </w:tcMar>
+            <w:vAlign w:val="center"/>
+          </w:tcPr>
+          <w:p>
+            <w:pPr>
+              <w:jc w:val="center"/>
+              <w:rPr>
+                <w:sz w:val="24"/>
+                <w:szCs w:val="24"/>
+              </w:rPr>
+            </w:pPr>
+            <w:r>
+              <w:rPr>
+                <w:rFonts w:eastAsia="Arial"/>
+                <w:sz w:val="24"/>
+                <w:szCs w:val="24"/>
+              </w:rPr>
+              <w:t>4659</w:t>
+            </w:r>
+          </w:p>
+        </w:tc>
+        <w:tc>
+          <w:tcPr>
+            <w:tcW w:w="1191" w:type="dxa"/>
+            <w:shd w:val="clear" w:color="auto" w:fill="F7FBFE"/>
+            <w:tcMar>
+              <w:top w:w="95" w:type="dxa"/>
+              <w:left w:w="95" w:type="dxa"/>
+              <w:bottom w:w="95" w:type="dxa"/>
+              <w:right w:w="95" w:type="dxa"/>
+            </w:tcMar>
+            <w:vAlign w:val="center"/>
+          </w:tcPr>
+          <w:p>
+            <w:pPr>
+              <w:jc w:val="center"/>
+              <w:rPr>
+                <w:sz w:val="24"/>
+                <w:szCs w:val="24"/>
               </w:rPr>
             </w:pPr>
           </w:p>
@@ -2533,22 +2953,32 @@
       <w:tr>
         <w:trPr>
           <w:cantSplit/>
+          <w:jc w:val="center"/>
         </w:trPr>
         <w:tc>
           <w:tcPr>
-            <w:tcW w:w="1845" w:type="dxa"/>
-          </w:tcPr>
-          <w:p>
-            <w:pPr>
-              <w:rPr>
-                <w:sz w:val="26"/>
-                <w:szCs w:val="26"/>
-              </w:rPr>
-            </w:pPr>
-            <w:r>
-              <w:rPr>
-                <w:sz w:val="26"/>
-                <w:szCs w:val="26"/>
+            <w:tcW w:w="680" w:type="dxa"/>
+            <w:tcMar>
+              <w:top w:w="95" w:type="dxa"/>
+              <w:left w:w="95" w:type="dxa"/>
+              <w:bottom w:w="95" w:type="dxa"/>
+              <w:right w:w="95" w:type="dxa"/>
+            </w:tcMar>
+            <w:vAlign w:val="center"/>
+          </w:tcPr>
+          <w:p>
+            <w:pPr>
+              <w:jc w:val="center"/>
+              <w:rPr>
+                <w:sz w:val="24"/>
+                <w:szCs w:val="24"/>
+              </w:rPr>
+            </w:pPr>
+            <w:r>
+              <w:rPr>
+                <w:rFonts w:eastAsia="Arial"/>
+                <w:sz w:val="24"/>
+                <w:szCs w:val="24"/>
               </w:rPr>
               <w:t>9</w:t>
             </w:r>
@@ -2556,53 +2986,94 @@
         </w:tc>
         <w:tc>
           <w:tcPr>
-            <w:tcW w:w="2020" w:type="dxa"/>
-          </w:tcPr>
-          <w:p>
-            <w:pPr>
-              <w:rPr>
-                <w:sz w:val="26"/>
-                <w:szCs w:val="26"/>
-              </w:rPr>
-            </w:pPr>
-            <w:r>
-              <w:rPr>
-                <w:sz w:val="26"/>
-                <w:szCs w:val="26"/>
-              </w:rPr>
-              <w:t>4673</w:t>
-            </w:r>
-          </w:p>
-        </w:tc>
-        <w:tc>
-          <w:tcPr>
-            <w:tcW w:w="3960" w:type="dxa"/>
-          </w:tcPr>
-          <w:p>
-            <w:pPr>
-              <w:rPr>
-                <w:sz w:val="26"/>
-                <w:szCs w:val="26"/>
-              </w:rPr>
-            </w:pPr>
-            <w:r>
-              <w:rPr>
-                <w:sz w:val="26"/>
-                <w:szCs w:val="26"/>
-              </w:rPr>
-              <w:t>Bán buôn vật liệu, thiết bị lắp đặt khác trong xây dựng</w:t>
-            </w:r>
-          </w:p>
-        </w:tc>
-        <w:tc>
-          <w:tcPr>
-            <w:tcW w:w="1461" w:type="dxa"/>
-          </w:tcPr>
-          <w:p>
-            <w:pPr>
-              <w:rPr>
-                <w:sz w:val="26"/>
-                <w:szCs w:val="26"/>
+            <w:tcW w:w="6180" w:type="dxa"/>
+            <w:tcMar>
+              <w:top w:w="95" w:type="dxa"/>
+              <w:left w:w="95" w:type="dxa"/>
+              <w:bottom w:w="95" w:type="dxa"/>
+              <w:right w:w="95" w:type="dxa"/>
+            </w:tcMar>
+            <w:vAlign w:val="center"/>
+          </w:tcPr>
+          <w:p>
+            <w:pPr>
+              <w:spacing w:line="259" w:lineRule="auto"/>
+              <w:rPr>
+                <w:sz w:val="24"/>
+                <w:szCs w:val="24"/>
+              </w:rPr>
+            </w:pPr>
+            <w:r>
+              <w:rPr>
+                <w:rFonts w:eastAsia="Arial"/>
+                <w:sz w:val="24"/>
+                <w:szCs w:val="24"/>
+              </w:rPr>
+              <w:t>Hoạt động kiến trúc và tư vấn kỹ thuật có liên quan</w:t>
+            </w:r>
+            <w:r>
+              <w:rPr>
+                <w:sz w:val="24"/>
+                <w:szCs w:val="24"/>
+              </w:rPr>
+              <w:br/>
+            </w:r>
+            <w:r>
+              <w:rPr>
+                <w:rFonts w:eastAsia="Arial"/>
+                <w:sz w:val="24"/>
+                <w:szCs w:val="24"/>
+              </w:rPr>
+              <w:t>chi tiết:   Hoạt động tư vấn kỹ thuật có liên quan.</w:t>
+            </w:r>
+          </w:p>
+        </w:tc>
+        <w:tc>
+          <w:tcPr>
+            <w:tcW w:w="1587" w:type="dxa"/>
+            <w:tcMar>
+              <w:top w:w="95" w:type="dxa"/>
+              <w:left w:w="95" w:type="dxa"/>
+              <w:bottom w:w="95" w:type="dxa"/>
+              <w:right w:w="95" w:type="dxa"/>
+            </w:tcMar>
+            <w:vAlign w:val="center"/>
+          </w:tcPr>
+          <w:p>
+            <w:pPr>
+              <w:jc w:val="center"/>
+              <w:rPr>
+                <w:sz w:val="24"/>
+                <w:szCs w:val="24"/>
+              </w:rPr>
+            </w:pPr>
+            <w:r>
+              <w:rPr>
+                <w:rFonts w:eastAsia="Arial"/>
+                <w:sz w:val="24"/>
+                <w:szCs w:val="24"/>
+              </w:rPr>
+              <w:t>7110</w:t>
+            </w:r>
+          </w:p>
+        </w:tc>
+        <w:tc>
+          <w:tcPr>
+            <w:tcW w:w="1191" w:type="dxa"/>
+            <w:tcMar>
+              <w:top w:w="95" w:type="dxa"/>
+              <w:left w:w="95" w:type="dxa"/>
+              <w:bottom w:w="95" w:type="dxa"/>
+              <w:right w:w="95" w:type="dxa"/>
+            </w:tcMar>
+            <w:vAlign w:val="center"/>
+          </w:tcPr>
+          <w:p>
+            <w:pPr>
+              <w:jc w:val="center"/>
+              <w:rPr>
+                <w:sz w:val="24"/>
+                <w:szCs w:val="24"/>
               </w:rPr>
             </w:pPr>
           </w:p>
@@ -2611,76 +3082,132 @@
       <w:tr>
         <w:trPr>
           <w:cantSplit/>
+          <w:jc w:val="center"/>
         </w:trPr>
         <w:tc>
           <w:tcPr>
-            <w:tcW w:w="1845" w:type="dxa"/>
-          </w:tcPr>
-          <w:p>
-            <w:pPr>
-              <w:rPr>
-                <w:sz w:val="26"/>
-                <w:szCs w:val="26"/>
-              </w:rPr>
-            </w:pPr>
-            <w:r>
-              <w:rPr>
-                <w:sz w:val="26"/>
-                <w:szCs w:val="26"/>
-              </w:rPr>
+            <w:tcW w:w="680" w:type="dxa"/>
+            <w:shd w:val="clear" w:color="auto" w:fill="F7FBFE"/>
+            <w:tcMar>
+              <w:top w:w="95" w:type="dxa"/>
+              <w:left w:w="95" w:type="dxa"/>
+              <w:bottom w:w="95" w:type="dxa"/>
+              <w:right w:w="95" w:type="dxa"/>
+            </w:tcMar>
+            <w:vAlign w:val="center"/>
+          </w:tcPr>
+          <w:p>
+            <w:pPr>
+              <w:jc w:val="center"/>
+              <w:rPr>
+                <w:sz w:val="24"/>
+                <w:szCs w:val="24"/>
+              </w:rPr>
+            </w:pPr>
+            <w:r>
+              <w:rPr>
+                <w:rFonts w:eastAsia="Arial"/>
+                <w:sz w:val="24"/>
+                <w:szCs w:val="24"/>
+              </w:rPr>
+              <w:lastRenderedPageBreak/>
               <w:t>10</w:t>
             </w:r>
           </w:p>
         </w:tc>
         <w:tc>
           <w:tcPr>
-            <w:tcW w:w="2020" w:type="dxa"/>
-          </w:tcPr>
-          <w:p>
-            <w:pPr>
-              <w:rPr>
-                <w:sz w:val="26"/>
-                <w:szCs w:val="26"/>
-              </w:rPr>
-            </w:pPr>
-            <w:r>
-              <w:rPr>
-                <w:sz w:val="26"/>
-                <w:szCs w:val="26"/>
-              </w:rPr>
-              <w:t>4679</w:t>
-            </w:r>
-          </w:p>
-        </w:tc>
-        <w:tc>
-          <w:tcPr>
-            <w:tcW w:w="3960" w:type="dxa"/>
-          </w:tcPr>
-          <w:p>
-            <w:pPr>
-              <w:rPr>
-                <w:sz w:val="26"/>
-                <w:szCs w:val="26"/>
-              </w:rPr>
-            </w:pPr>
-            <w:r>
-              <w:rPr>
-                <w:sz w:val="26"/>
-                <w:szCs w:val="26"/>
-              </w:rPr>
-              <w:t>Bán buôn chuyên doanh khác chưa được phân vào đâu</w:t>
-            </w:r>
-          </w:p>
-        </w:tc>
-        <w:tc>
-          <w:tcPr>
-            <w:tcW w:w="1461" w:type="dxa"/>
-          </w:tcPr>
-          <w:p>
-            <w:pPr>
-              <w:rPr>
-                <w:sz w:val="26"/>
-                <w:szCs w:val="26"/>
+            <w:tcW w:w="6180" w:type="dxa"/>
+            <w:shd w:val="clear" w:color="auto" w:fill="F7FBFE"/>
+            <w:tcMar>
+              <w:top w:w="95" w:type="dxa"/>
+              <w:left w:w="95" w:type="dxa"/>
+              <w:bottom w:w="95" w:type="dxa"/>
+              <w:right w:w="95" w:type="dxa"/>
+            </w:tcMar>
+            <w:vAlign w:val="center"/>
+          </w:tcPr>
+          <w:p>
+            <w:pPr>
+              <w:spacing w:line="259" w:lineRule="auto"/>
+              <w:rPr>
+                <w:sz w:val="24"/>
+                <w:szCs w:val="24"/>
+              </w:rPr>
+            </w:pPr>
+            <w:r>
+              <w:rPr>
+                <w:rFonts w:eastAsia="Arial"/>
+                <w:sz w:val="24"/>
+                <w:szCs w:val="24"/>
+              </w:rPr>
+              <w:t>Bán buôn đồ dùng khác cho gia đình</w:t>
+            </w:r>
+            <w:r>
+              <w:rPr>
+                <w:sz w:val="24"/>
+                <w:szCs w:val="24"/>
+              </w:rPr>
+              <w:br/>
+            </w:r>
+            <w:r>
+              <w:rPr>
+                <w:rFonts w:eastAsia="Arial"/>
+                <w:sz w:val="24"/>
+                <w:szCs w:val="24"/>
+              </w:rPr>
+              <w:t>chi tiết:  Bán buôn đồ điện gia dụng, đèn và bộ đèn điện.</w:t>
+            </w:r>
+          </w:p>
+        </w:tc>
+        <w:tc>
+          <w:tcPr>
+            <w:tcW w:w="1587" w:type="dxa"/>
+            <w:shd w:val="clear" w:color="auto" w:fill="F7FBFE"/>
+            <w:tcMar>
+              <w:top w:w="95" w:type="dxa"/>
+              <w:left w:w="95" w:type="dxa"/>
+              <w:bottom w:w="95" w:type="dxa"/>
+              <w:right w:w="95" w:type="dxa"/>
+            </w:tcMar>
+            <w:vAlign w:val="center"/>
+          </w:tcPr>
+          <w:p>
+            <w:pPr>
+              <w:jc w:val="center"/>
+              <w:rPr>
+                <w:sz w:val="24"/>
+                <w:szCs w:val="24"/>
+              </w:rPr>
+            </w:pPr>
+            <w:r>
+              <w:rPr>
+                <w:rFonts w:eastAsia="Arial"/>
+                <w:sz w:val="24"/>
+                <w:szCs w:val="24"/>
+              </w:rPr>
+              <w:t>4649</w:t>
+            </w:r>
+          </w:p>
+        </w:tc>
+        <w:tc>
+          <w:tcPr>
+            <w:tcW w:w="1191" w:type="dxa"/>
+            <w:shd w:val="clear" w:color="auto" w:fill="F7FBFE"/>
+            <w:tcMar>
+              <w:top w:w="95" w:type="dxa"/>
+              <w:left w:w="95" w:type="dxa"/>
+              <w:bottom w:w="95" w:type="dxa"/>
+              <w:right w:w="95" w:type="dxa"/>
+            </w:tcMar>
+            <w:vAlign w:val="center"/>
+          </w:tcPr>
+          <w:p>
+            <w:pPr>
+              <w:jc w:val="center"/>
+              <w:rPr>
+                <w:sz w:val="24"/>
+                <w:szCs w:val="24"/>
               </w:rPr>
             </w:pPr>
           </w:p>
@@ -2689,22 +3216,32 @@
       <w:tr>
         <w:trPr>
           <w:cantSplit/>
+          <w:jc w:val="center"/>
         </w:trPr>
         <w:tc>
           <w:tcPr>
-            <w:tcW w:w="1845" w:type="dxa"/>
-          </w:tcPr>
-          <w:p>
-            <w:pPr>
-              <w:rPr>
-                <w:sz w:val="26"/>
-                <w:szCs w:val="26"/>
-              </w:rPr>
-            </w:pPr>
-            <w:r>
-              <w:rPr>
-                <w:sz w:val="26"/>
-                <w:szCs w:val="26"/>
+            <w:tcW w:w="680" w:type="dxa"/>
+            <w:tcMar>
+              <w:top w:w="95" w:type="dxa"/>
+              <w:left w:w="95" w:type="dxa"/>
+              <w:bottom w:w="95" w:type="dxa"/>
+              <w:right w:w="95" w:type="dxa"/>
+            </w:tcMar>
+            <w:vAlign w:val="center"/>
+          </w:tcPr>
+          <w:p>
+            <w:pPr>
+              <w:jc w:val="center"/>
+              <w:rPr>
+                <w:sz w:val="24"/>
+                <w:szCs w:val="24"/>
+              </w:rPr>
+            </w:pPr>
+            <w:r>
+              <w:rPr>
+                <w:rFonts w:eastAsia="Arial"/>
+                <w:sz w:val="24"/>
+                <w:szCs w:val="24"/>
               </w:rPr>
               <w:t>11</w:t>
             </w:r>
@@ -2712,53 +3249,289 @@
         </w:tc>
         <w:tc>
           <w:tcPr>
-            <w:tcW w:w="2020" w:type="dxa"/>
-          </w:tcPr>
-          <w:p>
-            <w:pPr>
-              <w:rPr>
-                <w:sz w:val="26"/>
-                <w:szCs w:val="26"/>
-              </w:rPr>
-            </w:pPr>
-            <w:r>
-              <w:rPr>
-                <w:sz w:val="26"/>
-                <w:szCs w:val="26"/>
-              </w:rPr>
-              <w:t>4752</w:t>
-            </w:r>
-          </w:p>
-        </w:tc>
-        <w:tc>
-          <w:tcPr>
-            <w:tcW w:w="3960" w:type="dxa"/>
-          </w:tcPr>
-          <w:p>
-            <w:pPr>
-              <w:rPr>
-                <w:sz w:val="26"/>
-                <w:szCs w:val="26"/>
-              </w:rPr>
-            </w:pPr>
-            <w:r>
-              <w:rPr>
-                <w:sz w:val="26"/>
-                <w:szCs w:val="26"/>
-              </w:rPr>
-              <w:t>Bán lẻ đồ ngũ kim, sơn, kính, vật liệu và thiết bị lắp đặt khác trong xây dựng</w:t>
-            </w:r>
-          </w:p>
-        </w:tc>
-        <w:tc>
-          <w:tcPr>
-            <w:tcW w:w="1461" w:type="dxa"/>
-          </w:tcPr>
-          <w:p>
-            <w:pPr>
-              <w:rPr>
-                <w:sz w:val="26"/>
-                <w:szCs w:val="26"/>
+            <w:tcW w:w="6180" w:type="dxa"/>
+            <w:tcMar>
+              <w:top w:w="95" w:type="dxa"/>
+              <w:left w:w="95" w:type="dxa"/>
+              <w:bottom w:w="95" w:type="dxa"/>
+              <w:right w:w="95" w:type="dxa"/>
+            </w:tcMar>
+            <w:vAlign w:val="center"/>
+          </w:tcPr>
+          <w:p>
+            <w:pPr>
+              <w:spacing w:line="259" w:lineRule="auto"/>
+              <w:rPr>
+                <w:sz w:val="24"/>
+                <w:szCs w:val="24"/>
+              </w:rPr>
+            </w:pPr>
+            <w:r>
+              <w:rPr>
+                <w:rFonts w:eastAsia="Arial"/>
+                <w:sz w:val="24"/>
+                <w:szCs w:val="24"/>
+              </w:rPr>
+              <w:t>Sản xuất sản phẩm khác từ cao su</w:t>
+            </w:r>
+            <w:r>
+              <w:rPr>
+                <w:sz w:val="24"/>
+                <w:szCs w:val="24"/>
+              </w:rPr>
+              <w:br/>
+            </w:r>
+            <w:r>
+              <w:rPr>
+                <w:rFonts w:eastAsia="Arial"/>
+                <w:sz w:val="24"/>
+                <w:szCs w:val="24"/>
+              </w:rPr>
+              <w:t>Chi tiết: Sản xuất:</w:t>
+            </w:r>
+            <w:r>
+              <w:rPr>
+                <w:sz w:val="24"/>
+                <w:szCs w:val="24"/>
+              </w:rPr>
+              <w:br/>
+            </w:r>
+            <w:r>
+              <w:rPr>
+                <w:rFonts w:eastAsia="Arial"/>
+                <w:sz w:val="24"/>
+                <w:szCs w:val="24"/>
+              </w:rPr>
+              <w:t>- Đĩa cao su, tấm, mảnh, thanh cao su;</w:t>
+            </w:r>
+            <w:r>
+              <w:rPr>
+                <w:sz w:val="24"/>
+                <w:szCs w:val="24"/>
+              </w:rPr>
+              <w:br/>
+            </w:r>
+            <w:r>
+              <w:rPr>
+                <w:rFonts w:eastAsia="Arial"/>
+                <w:sz w:val="24"/>
+                <w:szCs w:val="24"/>
+              </w:rPr>
+              <w:t>- Ống, vòi cao su;</w:t>
+            </w:r>
+            <w:r>
+              <w:rPr>
+                <w:sz w:val="24"/>
+                <w:szCs w:val="24"/>
+              </w:rPr>
+              <w:br/>
+            </w:r>
+            <w:r>
+              <w:rPr>
+                <w:rFonts w:eastAsia="Arial"/>
+                <w:sz w:val="24"/>
+                <w:szCs w:val="24"/>
+              </w:rPr>
+              <w:t>- Sản xuất băng tải, băng truyền bằng cao su;</w:t>
+            </w:r>
+            <w:r>
+              <w:rPr>
+                <w:sz w:val="24"/>
+                <w:szCs w:val="24"/>
+              </w:rPr>
+              <w:br/>
+            </w:r>
+            <w:r>
+              <w:rPr>
+                <w:rFonts w:eastAsia="Arial"/>
+                <w:sz w:val="24"/>
+                <w:szCs w:val="24"/>
+              </w:rPr>
+              <w:t>- Tấm phủ sàn bằng cao su;</w:t>
+            </w:r>
+            <w:r>
+              <w:rPr>
+                <w:sz w:val="24"/>
+                <w:szCs w:val="24"/>
+              </w:rPr>
+              <w:br/>
+            </w:r>
+            <w:r>
+              <w:rPr>
+                <w:rFonts w:eastAsia="Arial"/>
+                <w:sz w:val="24"/>
+                <w:szCs w:val="24"/>
+              </w:rPr>
+              <w:t>- Cáp và sợi cao su;</w:t>
+            </w:r>
+            <w:r>
+              <w:rPr>
+                <w:sz w:val="24"/>
+                <w:szCs w:val="24"/>
+              </w:rPr>
+              <w:br/>
+            </w:r>
+            <w:r>
+              <w:rPr>
+                <w:rFonts w:eastAsia="Arial"/>
+                <w:sz w:val="24"/>
+                <w:szCs w:val="24"/>
+              </w:rPr>
+              <w:t>- Sợi cao su hóa;</w:t>
+            </w:r>
+            <w:r>
+              <w:rPr>
+                <w:sz w:val="24"/>
+                <w:szCs w:val="24"/>
+              </w:rPr>
+              <w:br/>
+            </w:r>
+            <w:r>
+              <w:rPr>
+                <w:rFonts w:eastAsia="Arial"/>
+                <w:sz w:val="24"/>
+                <w:szCs w:val="24"/>
+              </w:rPr>
+              <w:t>- Vòng, thiết bị phụ và chất gắn bằng cao su;</w:t>
+            </w:r>
+            <w:r>
+              <w:rPr>
+                <w:sz w:val="24"/>
+                <w:szCs w:val="24"/>
+              </w:rPr>
+              <w:br/>
+            </w:r>
+            <w:r>
+              <w:rPr>
+                <w:rFonts w:eastAsia="Arial"/>
+                <w:sz w:val="24"/>
+                <w:szCs w:val="24"/>
+              </w:rPr>
+              <w:t>- Trục cán bằng cao su;</w:t>
+            </w:r>
+            <w:r>
+              <w:rPr>
+                <w:sz w:val="24"/>
+                <w:szCs w:val="24"/>
+              </w:rPr>
+              <w:br/>
+            </w:r>
+            <w:r>
+              <w:rPr>
+                <w:rFonts w:eastAsia="Arial"/>
+                <w:sz w:val="24"/>
+                <w:szCs w:val="24"/>
+              </w:rPr>
+              <w:t>- Đệm hơi cao su;</w:t>
+            </w:r>
+            <w:r>
+              <w:rPr>
+                <w:sz w:val="24"/>
+                <w:szCs w:val="24"/>
+              </w:rPr>
+              <w:br/>
+            </w:r>
+            <w:r>
+              <w:rPr>
+                <w:rFonts w:eastAsia="Arial"/>
+                <w:sz w:val="24"/>
+                <w:szCs w:val="24"/>
+              </w:rPr>
+              <w:t>- Bóng bay;</w:t>
+            </w:r>
+            <w:r>
+              <w:rPr>
+                <w:sz w:val="24"/>
+                <w:szCs w:val="24"/>
+              </w:rPr>
+              <w:br/>
+            </w:r>
+            <w:r>
+              <w:rPr>
+                <w:rFonts w:eastAsia="Arial"/>
+                <w:sz w:val="24"/>
+                <w:szCs w:val="24"/>
+              </w:rPr>
+              <w:t>- Chổi cao su;</w:t>
+            </w:r>
+            <w:r>
+              <w:rPr>
+                <w:sz w:val="24"/>
+                <w:szCs w:val="24"/>
+              </w:rPr>
+              <w:br/>
+            </w:r>
+            <w:r>
+              <w:rPr>
+                <w:rFonts w:eastAsia="Arial"/>
+                <w:sz w:val="24"/>
+                <w:szCs w:val="24"/>
+              </w:rPr>
+              <w:t>- Ống cao su cứng.</w:t>
+            </w:r>
+            <w:r>
+              <w:rPr>
+                <w:sz w:val="24"/>
+                <w:szCs w:val="24"/>
+              </w:rPr>
+              <w:br/>
+            </w:r>
+            <w:r>
+              <w:rPr>
+                <w:rFonts w:eastAsia="Arial"/>
+                <w:sz w:val="24"/>
+                <w:szCs w:val="24"/>
+              </w:rPr>
+              <w:t>(không hoạt động tại trụ sở)</w:t>
+            </w:r>
+          </w:p>
+        </w:tc>
+        <w:tc>
+          <w:tcPr>
+            <w:tcW w:w="1587" w:type="dxa"/>
+            <w:tcMar>
+              <w:top w:w="95" w:type="dxa"/>
+              <w:left w:w="95" w:type="dxa"/>
+              <w:bottom w:w="95" w:type="dxa"/>
+              <w:right w:w="95" w:type="dxa"/>
+            </w:tcMar>
+            <w:vAlign w:val="center"/>
+          </w:tcPr>
+          <w:p>
+            <w:pPr>
+              <w:jc w:val="center"/>
+              <w:rPr>
+                <w:sz w:val="24"/>
+                <w:szCs w:val="24"/>
+              </w:rPr>
+            </w:pPr>
+            <w:r>
+              <w:rPr>
+                <w:rFonts w:eastAsia="Arial"/>
+                <w:sz w:val="24"/>
+                <w:szCs w:val="24"/>
+              </w:rPr>
+              <w:t>2219</w:t>
+            </w:r>
+          </w:p>
+        </w:tc>
+        <w:tc>
+          <w:tcPr>
+            <w:tcW w:w="1191" w:type="dxa"/>
+            <w:tcMar>
+              <w:top w:w="95" w:type="dxa"/>
+              <w:left w:w="95" w:type="dxa"/>
+              <w:bottom w:w="95" w:type="dxa"/>
+              <w:right w:w="95" w:type="dxa"/>
+            </w:tcMar>
+            <w:vAlign w:val="center"/>
+          </w:tcPr>
+          <w:p>
+            <w:pPr>
+              <w:jc w:val="center"/>
+              <w:rPr>
+                <w:sz w:val="24"/>
+                <w:szCs w:val="24"/>
               </w:rPr>
             </w:pPr>
           </w:p>
@@ -2767,22 +3540,33 @@
       <w:tr>
         <w:trPr>
           <w:cantSplit/>
+          <w:jc w:val="center"/>
         </w:trPr>
         <w:tc>
           <w:tcPr>
-            <w:tcW w:w="1845" w:type="dxa"/>
-          </w:tcPr>
-          <w:p>
-            <w:pPr>
-              <w:rPr>
-                <w:sz w:val="26"/>
-                <w:szCs w:val="26"/>
-              </w:rPr>
-            </w:pPr>
-            <w:r>
-              <w:rPr>
-                <w:sz w:val="26"/>
-                <w:szCs w:val="26"/>
+            <w:tcW w:w="680" w:type="dxa"/>
+            <w:shd w:val="clear" w:color="auto" w:fill="F7FBFE"/>
+            <w:tcMar>
+              <w:top w:w="95" w:type="dxa"/>
+              <w:left w:w="95" w:type="dxa"/>
+              <w:bottom w:w="95" w:type="dxa"/>
+              <w:right w:w="95" w:type="dxa"/>
+            </w:tcMar>
+            <w:vAlign w:val="center"/>
+          </w:tcPr>
+          <w:p>
+            <w:pPr>
+              <w:jc w:val="center"/>
+              <w:rPr>
+                <w:sz w:val="24"/>
+                <w:szCs w:val="24"/>
+              </w:rPr>
+            </w:pPr>
+            <w:r>
+              <w:rPr>
+                <w:rFonts w:eastAsia="Arial"/>
+                <w:sz w:val="24"/>
+                <w:szCs w:val="24"/>
               </w:rPr>
               <w:t>12</w:t>
             </w:r>
@@ -2790,77 +3574,123 @@
         </w:tc>
         <w:tc>
           <w:tcPr>
-            <w:tcW w:w="2020" w:type="dxa"/>
-          </w:tcPr>
-          <w:p>
-            <w:pPr>
-              <w:rPr>
-                <w:sz w:val="26"/>
-                <w:szCs w:val="26"/>
-              </w:rPr>
-            </w:pPr>
-            <w:r>
-              <w:rPr>
-                <w:sz w:val="26"/>
-                <w:szCs w:val="26"/>
-              </w:rPr>
-              <w:t>1701</w:t>
-            </w:r>
-          </w:p>
-        </w:tc>
-        <w:tc>
-          <w:tcPr>
-            <w:tcW w:w="3960" w:type="dxa"/>
-          </w:tcPr>
-          <w:p>
-            <w:pPr>
-              <w:rPr>
-                <w:sz w:val="26"/>
-                <w:szCs w:val="26"/>
-              </w:rPr>
-            </w:pPr>
-            <w:r>
-              <w:rPr>
-                <w:sz w:val="26"/>
-                <w:szCs w:val="26"/>
-              </w:rPr>
-              <w:t>Sản xuất bột giấy, giấy và bìa</w:t>
-            </w:r>
-          </w:p>
-        </w:tc>
-        <w:tc>
-          <w:tcPr>
-            <w:tcW w:w="1461" w:type="dxa"/>
-          </w:tcPr>
-          <w:p>
-            <w:pPr>
-              <w:rPr>
-                <w:sz w:val="26"/>
-                <w:szCs w:val="26"/>
-              </w:rPr>
-            </w:pPr>
+            <w:tcW w:w="6180" w:type="dxa"/>
+            <w:shd w:val="clear" w:color="auto" w:fill="F7FBFE"/>
+            <w:tcMar>
+              <w:top w:w="95" w:type="dxa"/>
+              <w:left w:w="95" w:type="dxa"/>
+              <w:bottom w:w="95" w:type="dxa"/>
+              <w:right w:w="95" w:type="dxa"/>
+            </w:tcMar>
+            <w:vAlign w:val="center"/>
+          </w:tcPr>
+          <w:p>
+            <w:pPr>
+              <w:spacing w:line="259" w:lineRule="auto"/>
+              <w:rPr>
+                <w:sz w:val="24"/>
+                <w:szCs w:val="24"/>
+              </w:rPr>
+            </w:pPr>
+            <w:r>
+              <w:rPr>
+                <w:rFonts w:eastAsia="Arial"/>
+                <w:sz w:val="24"/>
+                <w:szCs w:val="24"/>
+              </w:rPr>
+              <w:t>Sửa chữa, bảo dưỡng thiết bị điện</w:t>
+            </w:r>
+          </w:p>
+        </w:tc>
+        <w:tc>
+          <w:tcPr>
+            <w:tcW w:w="1587" w:type="dxa"/>
+            <w:shd w:val="clear" w:color="auto" w:fill="F7FBFE"/>
+            <w:tcMar>
+              <w:top w:w="95" w:type="dxa"/>
+              <w:left w:w="95" w:type="dxa"/>
+              <w:bottom w:w="95" w:type="dxa"/>
+              <w:right w:w="95" w:type="dxa"/>
+            </w:tcMar>
+            <w:vAlign w:val="center"/>
+          </w:tcPr>
+          <w:p>
+            <w:pPr>
+              <w:jc w:val="center"/>
+              <w:rPr>
+                <w:sz w:val="24"/>
+                <w:szCs w:val="24"/>
+              </w:rPr>
+            </w:pPr>
+            <w:r>
+              <w:rPr>
+                <w:rFonts w:eastAsia="Arial"/>
+                <w:sz w:val="24"/>
+                <w:szCs w:val="24"/>
+              </w:rPr>
+              <w:t>3314</w:t>
+            </w:r>
+          </w:p>
+        </w:tc>
+        <w:tc>
+          <w:tcPr>
+            <w:tcW w:w="1191" w:type="dxa"/>
+            <w:shd w:val="clear" w:color="auto" w:fill="F7FBFE"/>
+            <w:tcMar>
+              <w:top w:w="95" w:type="dxa"/>
+              <w:left w:w="95" w:type="dxa"/>
+              <w:bottom w:w="95" w:type="dxa"/>
+              <w:right w:w="95" w:type="dxa"/>
+            </w:tcMar>
+            <w:vAlign w:val="center"/>
+          </w:tcPr>
+          <w:p>
+            <w:pPr>
+              <w:jc w:val="center"/>
+              <w:rPr>
+                <w:sz w:val="24"/>
+                <w:szCs w:val="24"/>
+              </w:rPr>
+            </w:pPr>
+            <w:r>
+              <w:rPr>
+                <w:sz w:val="24"/>
+                <w:szCs w:val="24"/>
+              </w:rPr>
+              <w:t>X</w:t>
+            </w:r>
           </w:p>
         </w:tc>
       </w:tr>
       <w:tr>
         <w:trPr>
           <w:cantSplit/>
+          <w:jc w:val="center"/>
         </w:trPr>
         <w:tc>
           <w:tcPr>
-            <w:tcW w:w="1845" w:type="dxa"/>
-          </w:tcPr>
-          <w:p>
-            <w:pPr>
-              <w:rPr>
-                <w:sz w:val="26"/>
-                <w:szCs w:val="26"/>
-              </w:rPr>
-            </w:pPr>
-            <w:r>
-              <w:rPr>
-                <w:sz w:val="26"/>
-                <w:szCs w:val="26"/>
+            <w:tcW w:w="680" w:type="dxa"/>
+            <w:tcMar>
+              <w:top w:w="95" w:type="dxa"/>
+              <w:left w:w="95" w:type="dxa"/>
+              <w:bottom w:w="95" w:type="dxa"/>
+              <w:right w:w="95" w:type="dxa"/>
+            </w:tcMar>
+            <w:vAlign w:val="center"/>
+          </w:tcPr>
+          <w:p>
+            <w:pPr>
+              <w:jc w:val="center"/>
+              <w:rPr>
+                <w:sz w:val="24"/>
+                <w:szCs w:val="24"/>
+              </w:rPr>
+            </w:pPr>
+            <w:r>
+              <w:rPr>
+                <w:rFonts w:eastAsia="Arial"/>
+                <w:sz w:val="24"/>
+                <w:szCs w:val="24"/>
               </w:rPr>
               <w:t>13</w:t>
             </w:r>
@@ -2868,53 +3698,79 @@
         </w:tc>
         <w:tc>
           <w:tcPr>
-            <w:tcW w:w="2020" w:type="dxa"/>
-          </w:tcPr>
-          <w:p>
-            <w:pPr>
-              <w:rPr>
-                <w:sz w:val="26"/>
-                <w:szCs w:val="26"/>
-              </w:rPr>
-            </w:pPr>
-            <w:r>
-              <w:rPr>
-                <w:sz w:val="26"/>
-                <w:szCs w:val="26"/>
-              </w:rPr>
-              <w:t>1702</w:t>
-            </w:r>
-          </w:p>
-        </w:tc>
-        <w:tc>
-          <w:tcPr>
-            <w:tcW w:w="3960" w:type="dxa"/>
-          </w:tcPr>
-          <w:p>
-            <w:pPr>
-              <w:rPr>
-                <w:sz w:val="26"/>
-                <w:szCs w:val="26"/>
-              </w:rPr>
-            </w:pPr>
-            <w:r>
-              <w:rPr>
-                <w:sz w:val="26"/>
-                <w:szCs w:val="26"/>
-              </w:rPr>
-              <w:t>Sản xuất giấy nhăn, bìa nhăn, bao bì từ giấy và bìa</w:t>
-            </w:r>
-          </w:p>
-        </w:tc>
-        <w:tc>
-          <w:tcPr>
-            <w:tcW w:w="1461" w:type="dxa"/>
-          </w:tcPr>
-          <w:p>
-            <w:pPr>
-              <w:rPr>
-                <w:sz w:val="26"/>
-                <w:szCs w:val="26"/>
+            <w:tcW w:w="6180" w:type="dxa"/>
+            <w:tcMar>
+              <w:top w:w="95" w:type="dxa"/>
+              <w:left w:w="95" w:type="dxa"/>
+              <w:bottom w:w="95" w:type="dxa"/>
+              <w:right w:w="95" w:type="dxa"/>
+            </w:tcMar>
+            <w:vAlign w:val="center"/>
+          </w:tcPr>
+          <w:p>
+            <w:pPr>
+              <w:spacing w:line="259" w:lineRule="auto"/>
+              <w:rPr>
+                <w:sz w:val="24"/>
+                <w:szCs w:val="24"/>
+              </w:rPr>
+            </w:pPr>
+            <w:r>
+              <w:rPr>
+                <w:rFonts w:eastAsia="Arial"/>
+                <w:sz w:val="24"/>
+                <w:szCs w:val="24"/>
+              </w:rPr>
+              <w:t>Lắp đặt hệ thống xây dựng khác</w:t>
+            </w:r>
+          </w:p>
+        </w:tc>
+        <w:tc>
+          <w:tcPr>
+            <w:tcW w:w="1587" w:type="dxa"/>
+            <w:tcMar>
+              <w:top w:w="95" w:type="dxa"/>
+              <w:left w:w="95" w:type="dxa"/>
+              <w:bottom w:w="95" w:type="dxa"/>
+              <w:right w:w="95" w:type="dxa"/>
+            </w:tcMar>
+            <w:vAlign w:val="center"/>
+          </w:tcPr>
+          <w:p>
+            <w:pPr>
+              <w:jc w:val="center"/>
+              <w:rPr>
+                <w:sz w:val="24"/>
+                <w:szCs w:val="24"/>
+              </w:rPr>
+            </w:pPr>
+            <w:r>
+              <w:rPr>
+                <w:rFonts w:eastAsia="Arial"/>
+                <w:sz w:val="24"/>
+                <w:szCs w:val="24"/>
+              </w:rPr>
+              <w:t>4329</w:t>
+            </w:r>
+          </w:p>
+        </w:tc>
+        <w:tc>
+          <w:tcPr>
+            <w:tcW w:w="1191" w:type="dxa"/>
+            <w:tcMar>
+              <w:top w:w="95" w:type="dxa"/>
+              <w:left w:w="95" w:type="dxa"/>
+              <w:bottom w:w="95" w:type="dxa"/>
+              <w:right w:w="95" w:type="dxa"/>
+            </w:tcMar>
+            <w:vAlign w:val="center"/>
+          </w:tcPr>
+          <w:p>
+            <w:pPr>
+              <w:jc w:val="center"/>
+              <w:rPr>
+                <w:sz w:val="24"/>
+                <w:szCs w:val="24"/>
               </w:rPr>
             </w:pPr>
           </w:p>
@@ -2923,22 +3779,33 @@
       <w:tr>
         <w:trPr>
           <w:cantSplit/>
+          <w:jc w:val="center"/>
         </w:trPr>
         <w:tc>
           <w:tcPr>
-            <w:tcW w:w="1845" w:type="dxa"/>
-          </w:tcPr>
-          <w:p>
-            <w:pPr>
-              <w:rPr>
-                <w:sz w:val="26"/>
-                <w:szCs w:val="26"/>
-              </w:rPr>
-            </w:pPr>
-            <w:r>
-              <w:rPr>
-                <w:sz w:val="26"/>
-                <w:szCs w:val="26"/>
+            <w:tcW w:w="680" w:type="dxa"/>
+            <w:shd w:val="clear" w:color="auto" w:fill="F7FBFE"/>
+            <w:tcMar>
+              <w:top w:w="95" w:type="dxa"/>
+              <w:left w:w="95" w:type="dxa"/>
+              <w:bottom w:w="95" w:type="dxa"/>
+              <w:right w:w="95" w:type="dxa"/>
+            </w:tcMar>
+            <w:vAlign w:val="center"/>
+          </w:tcPr>
+          <w:p>
+            <w:pPr>
+              <w:jc w:val="center"/>
+              <w:rPr>
+                <w:sz w:val="24"/>
+                <w:szCs w:val="24"/>
+              </w:rPr>
+            </w:pPr>
+            <w:r>
+              <w:rPr>
+                <w:rFonts w:eastAsia="Arial"/>
+                <w:sz w:val="24"/>
+                <w:szCs w:val="24"/>
               </w:rPr>
               <w:t>14</w:t>
             </w:r>
@@ -2946,53 +3813,82 @@
         </w:tc>
         <w:tc>
           <w:tcPr>
-            <w:tcW w:w="2020" w:type="dxa"/>
-          </w:tcPr>
-          <w:p>
-            <w:pPr>
-              <w:rPr>
-                <w:sz w:val="26"/>
-                <w:szCs w:val="26"/>
-              </w:rPr>
-            </w:pPr>
-            <w:r>
-              <w:rPr>
-                <w:sz w:val="26"/>
-                <w:szCs w:val="26"/>
-              </w:rPr>
-              <w:t>1709</w:t>
-            </w:r>
-          </w:p>
-        </w:tc>
-        <w:tc>
-          <w:tcPr>
-            <w:tcW w:w="3960" w:type="dxa"/>
-          </w:tcPr>
-          <w:p>
-            <w:pPr>
-              <w:rPr>
-                <w:sz w:val="26"/>
-                <w:szCs w:val="26"/>
-              </w:rPr>
-            </w:pPr>
-            <w:r>
-              <w:rPr>
-                <w:sz w:val="26"/>
-                <w:szCs w:val="26"/>
-              </w:rPr>
-              <w:t>Sản xuất các sản phẩm khác từ giấy và bìa chưa được phân vào đâu</w:t>
-            </w:r>
-          </w:p>
-        </w:tc>
-        <w:tc>
-          <w:tcPr>
-            <w:tcW w:w="1461" w:type="dxa"/>
-          </w:tcPr>
-          <w:p>
-            <w:pPr>
-              <w:rPr>
-                <w:sz w:val="26"/>
-                <w:szCs w:val="26"/>
+            <w:tcW w:w="6180" w:type="dxa"/>
+            <w:shd w:val="clear" w:color="auto" w:fill="F7FBFE"/>
+            <w:tcMar>
+              <w:top w:w="95" w:type="dxa"/>
+              <w:left w:w="95" w:type="dxa"/>
+              <w:bottom w:w="95" w:type="dxa"/>
+              <w:right w:w="95" w:type="dxa"/>
+            </w:tcMar>
+            <w:vAlign w:val="center"/>
+          </w:tcPr>
+          <w:p>
+            <w:pPr>
+              <w:spacing w:line="259" w:lineRule="auto"/>
+              <w:rPr>
+                <w:sz w:val="24"/>
+                <w:szCs w:val="24"/>
+              </w:rPr>
+            </w:pPr>
+            <w:r>
+              <w:rPr>
+                <w:rFonts w:eastAsia="Arial"/>
+                <w:sz w:val="24"/>
+                <w:szCs w:val="24"/>
+              </w:rPr>
+              <w:t>Xây dựng công trình kỹ thuật dân dụng khác</w:t>
+            </w:r>
+          </w:p>
+        </w:tc>
+        <w:tc>
+          <w:tcPr>
+            <w:tcW w:w="1587" w:type="dxa"/>
+            <w:shd w:val="clear" w:color="auto" w:fill="F7FBFE"/>
+            <w:tcMar>
+              <w:top w:w="95" w:type="dxa"/>
+              <w:left w:w="95" w:type="dxa"/>
+              <w:bottom w:w="95" w:type="dxa"/>
+              <w:right w:w="95" w:type="dxa"/>
+            </w:tcMar>
+            <w:vAlign w:val="center"/>
+          </w:tcPr>
+          <w:p>
+            <w:pPr>
+              <w:jc w:val="center"/>
+              <w:rPr>
+                <w:sz w:val="24"/>
+                <w:szCs w:val="24"/>
+              </w:rPr>
+            </w:pPr>
+            <w:r>
+              <w:rPr>
+                <w:rFonts w:eastAsia="Arial"/>
+                <w:sz w:val="24"/>
+                <w:szCs w:val="24"/>
+              </w:rPr>
+              <w:t>4299</w:t>
+            </w:r>
+          </w:p>
+        </w:tc>
+        <w:tc>
+          <w:tcPr>
+            <w:tcW w:w="1191" w:type="dxa"/>
+            <w:shd w:val="clear" w:color="auto" w:fill="F7FBFE"/>
+            <w:tcMar>
+              <w:top w:w="95" w:type="dxa"/>
+              <w:left w:w="95" w:type="dxa"/>
+              <w:bottom w:w="95" w:type="dxa"/>
+              <w:right w:w="95" w:type="dxa"/>
+            </w:tcMar>
+            <w:vAlign w:val="center"/>
+          </w:tcPr>
+          <w:p>
+            <w:pPr>
+              <w:jc w:val="center"/>
+              <w:rPr>
+                <w:sz w:val="24"/>
+                <w:szCs w:val="24"/>
               </w:rPr>
             </w:pPr>
           </w:p>
@@ -3001,22 +3897,32 @@
       <w:tr>
         <w:trPr>
           <w:cantSplit/>
+          <w:jc w:val="center"/>
         </w:trPr>
         <w:tc>
           <w:tcPr>
-            <w:tcW w:w="1845" w:type="dxa"/>
-          </w:tcPr>
-          <w:p>
-            <w:pPr>
-              <w:rPr>
-                <w:sz w:val="26"/>
-                <w:szCs w:val="26"/>
-              </w:rPr>
-            </w:pPr>
-            <w:r>
-              <w:rPr>
-                <w:sz w:val="26"/>
-                <w:szCs w:val="26"/>
+            <w:tcW w:w="680" w:type="dxa"/>
+            <w:tcMar>
+              <w:top w:w="95" w:type="dxa"/>
+              <w:left w:w="95" w:type="dxa"/>
+              <w:bottom w:w="95" w:type="dxa"/>
+              <w:right w:w="95" w:type="dxa"/>
+            </w:tcMar>
+            <w:vAlign w:val="center"/>
+          </w:tcPr>
+          <w:p>
+            <w:pPr>
+              <w:jc w:val="center"/>
+              <w:rPr>
+                <w:sz w:val="24"/>
+                <w:szCs w:val="24"/>
+              </w:rPr>
+            </w:pPr>
+            <w:r>
+              <w:rPr>
+                <w:rFonts w:eastAsia="Arial"/>
+                <w:sz w:val="24"/>
+                <w:szCs w:val="24"/>
               </w:rPr>
               <w:t>15</w:t>
             </w:r>
@@ -3024,53 +3930,94 @@
         </w:tc>
         <w:tc>
           <w:tcPr>
-            <w:tcW w:w="2020" w:type="dxa"/>
-          </w:tcPr>
-          <w:p>
-            <w:pPr>
-              <w:rPr>
-                <w:sz w:val="26"/>
-                <w:szCs w:val="26"/>
-              </w:rPr>
-            </w:pPr>
-            <w:r>
-              <w:rPr>
-                <w:sz w:val="26"/>
-                <w:szCs w:val="26"/>
-              </w:rPr>
-              <w:t>2220</w:t>
-            </w:r>
-          </w:p>
-        </w:tc>
-        <w:tc>
-          <w:tcPr>
-            <w:tcW w:w="3960" w:type="dxa"/>
-          </w:tcPr>
-          <w:p>
-            <w:pPr>
-              <w:rPr>
-                <w:sz w:val="26"/>
-                <w:szCs w:val="26"/>
-              </w:rPr>
-            </w:pPr>
-            <w:r>
-              <w:rPr>
-                <w:sz w:val="26"/>
-                <w:szCs w:val="26"/>
-              </w:rPr>
-              <w:t>Sản xuất sản phẩm từ plastic</w:t>
-            </w:r>
-          </w:p>
-        </w:tc>
-        <w:tc>
-          <w:tcPr>
-            <w:tcW w:w="1461" w:type="dxa"/>
-          </w:tcPr>
-          <w:p>
-            <w:pPr>
-              <w:rPr>
-                <w:sz w:val="26"/>
-                <w:szCs w:val="26"/>
+            <w:tcW w:w="6180" w:type="dxa"/>
+            <w:tcMar>
+              <w:top w:w="95" w:type="dxa"/>
+              <w:left w:w="95" w:type="dxa"/>
+              <w:bottom w:w="95" w:type="dxa"/>
+              <w:right w:w="95" w:type="dxa"/>
+            </w:tcMar>
+            <w:vAlign w:val="center"/>
+          </w:tcPr>
+          <w:p>
+            <w:pPr>
+              <w:spacing w:line="259" w:lineRule="auto"/>
+              <w:rPr>
+                <w:sz w:val="24"/>
+                <w:szCs w:val="24"/>
+              </w:rPr>
+            </w:pPr>
+            <w:r>
+              <w:rPr>
+                <w:rFonts w:eastAsia="Arial"/>
+                <w:sz w:val="24"/>
+                <w:szCs w:val="24"/>
+              </w:rPr>
+              <w:t>Sản xuất đồ chơi, trò chơi</w:t>
+            </w:r>
+            <w:r>
+              <w:rPr>
+                <w:sz w:val="24"/>
+                <w:szCs w:val="24"/>
+              </w:rPr>
+              <w:br/>
+            </w:r>
+            <w:r>
+              <w:rPr>
+                <w:rFonts w:eastAsia="Arial"/>
+                <w:sz w:val="24"/>
+                <w:szCs w:val="24"/>
+              </w:rPr>
+              <w:t>(không hoạt động tại trụ sở)</w:t>
+            </w:r>
+          </w:p>
+        </w:tc>
+        <w:tc>
+          <w:tcPr>
+            <w:tcW w:w="1587" w:type="dxa"/>
+            <w:tcMar>
+              <w:top w:w="95" w:type="dxa"/>
+              <w:left w:w="95" w:type="dxa"/>
+              <w:bottom w:w="95" w:type="dxa"/>
+              <w:right w:w="95" w:type="dxa"/>
+            </w:tcMar>
+            <w:vAlign w:val="center"/>
+          </w:tcPr>
+          <w:p>
+            <w:pPr>
+              <w:jc w:val="center"/>
+              <w:rPr>
+                <w:sz w:val="24"/>
+                <w:szCs w:val="24"/>
+              </w:rPr>
+            </w:pPr>
+            <w:r>
+              <w:rPr>
+                <w:rFonts w:eastAsia="Arial"/>
+                <w:sz w:val="24"/>
+                <w:szCs w:val="24"/>
+              </w:rPr>
+              <w:t>3240</w:t>
+            </w:r>
+          </w:p>
+        </w:tc>
+        <w:tc>
+          <w:tcPr>
+            <w:tcW w:w="1191" w:type="dxa"/>
+            <w:tcMar>
+              <w:top w:w="95" w:type="dxa"/>
+              <w:left w:w="95" w:type="dxa"/>
+              <w:bottom w:w="95" w:type="dxa"/>
+              <w:right w:w="95" w:type="dxa"/>
+            </w:tcMar>
+            <w:vAlign w:val="center"/>
+          </w:tcPr>
+          <w:p>
+            <w:pPr>
+              <w:jc w:val="center"/>
+              <w:rPr>
+                <w:sz w:val="24"/>
+                <w:szCs w:val="24"/>
               </w:rPr>
             </w:pPr>
           </w:p>
@@ -3079,22 +4026,33 @@
       <w:tr>
         <w:trPr>
           <w:cantSplit/>
+          <w:jc w:val="center"/>
         </w:trPr>
         <w:tc>
           <w:tcPr>
-            <w:tcW w:w="1845" w:type="dxa"/>
-          </w:tcPr>
-          <w:p>
-            <w:pPr>
-              <w:rPr>
-                <w:sz w:val="26"/>
-                <w:szCs w:val="26"/>
-              </w:rPr>
-            </w:pPr>
-            <w:r>
-              <w:rPr>
-                <w:sz w:val="26"/>
-                <w:szCs w:val="26"/>
+            <w:tcW w:w="680" w:type="dxa"/>
+            <w:shd w:val="clear" w:color="auto" w:fill="F7FBFE"/>
+            <w:tcMar>
+              <w:top w:w="95" w:type="dxa"/>
+              <w:left w:w="95" w:type="dxa"/>
+              <w:bottom w:w="95" w:type="dxa"/>
+              <w:right w:w="95" w:type="dxa"/>
+            </w:tcMar>
+            <w:vAlign w:val="center"/>
+          </w:tcPr>
+          <w:p>
+            <w:pPr>
+              <w:jc w:val="center"/>
+              <w:rPr>
+                <w:sz w:val="24"/>
+                <w:szCs w:val="24"/>
+              </w:rPr>
+            </w:pPr>
+            <w:r>
+              <w:rPr>
+                <w:rFonts w:eastAsia="Arial"/>
+                <w:sz w:val="24"/>
+                <w:szCs w:val="24"/>
               </w:rPr>
               <w:t>16</w:t>
             </w:r>
@@ -3102,53 +4060,1006 @@
         </w:tc>
         <w:tc>
           <w:tcPr>
-            <w:tcW w:w="2020" w:type="dxa"/>
-          </w:tcPr>
-          <w:p>
-            <w:pPr>
-              <w:rPr>
-                <w:sz w:val="26"/>
-                <w:szCs w:val="26"/>
-              </w:rPr>
-            </w:pPr>
-            <w:r>
-              <w:rPr>
-                <w:sz w:val="26"/>
-                <w:szCs w:val="26"/>
-              </w:rPr>
-              <w:t>2013</w:t>
-            </w:r>
-          </w:p>
-        </w:tc>
-        <w:tc>
-          <w:tcPr>
-            <w:tcW w:w="3960" w:type="dxa"/>
-          </w:tcPr>
-          <w:p>
-            <w:pPr>
-              <w:rPr>
-                <w:sz w:val="26"/>
-                <w:szCs w:val="26"/>
-              </w:rPr>
-            </w:pPr>
-            <w:r>
-              <w:rPr>
-                <w:sz w:val="26"/>
-                <w:szCs w:val="26"/>
-              </w:rPr>
-              <w:t>Sản xuất plastic và cao su tổng hợp dạng nguyên sinh</w:t>
-            </w:r>
-          </w:p>
-        </w:tc>
-        <w:tc>
-          <w:tcPr>
-            <w:tcW w:w="1461" w:type="dxa"/>
-          </w:tcPr>
-          <w:p>
-            <w:pPr>
-              <w:rPr>
-                <w:sz w:val="26"/>
-                <w:szCs w:val="26"/>
+            <w:tcW w:w="6180" w:type="dxa"/>
+            <w:shd w:val="clear" w:color="auto" w:fill="F7FBFE"/>
+            <w:tcMar>
+              <w:top w:w="95" w:type="dxa"/>
+              <w:left w:w="95" w:type="dxa"/>
+              <w:bottom w:w="95" w:type="dxa"/>
+              <w:right w:w="95" w:type="dxa"/>
+            </w:tcMar>
+            <w:vAlign w:val="center"/>
+          </w:tcPr>
+          <w:p>
+            <w:pPr>
+              <w:spacing w:line="259" w:lineRule="auto"/>
+              <w:rPr>
+                <w:sz w:val="24"/>
+                <w:szCs w:val="24"/>
+              </w:rPr>
+            </w:pPr>
+            <w:r>
+              <w:rPr>
+                <w:rFonts w:eastAsia="Arial"/>
+                <w:sz w:val="24"/>
+                <w:szCs w:val="24"/>
+              </w:rPr>
+              <w:t>Lắp đặt hệ thống cấp, thoát nước, hệ thống sưởi và điều hoà không khí</w:t>
+            </w:r>
+            <w:r>
+              <w:rPr>
+                <w:sz w:val="24"/>
+                <w:szCs w:val="24"/>
+              </w:rPr>
+              <w:br/>
+            </w:r>
+            <w:r>
+              <w:rPr>
+                <w:rFonts w:eastAsia="Arial"/>
+                <w:sz w:val="24"/>
+                <w:szCs w:val="24"/>
+              </w:rPr>
+              <w:t>(trừ lắp đặt các thiết bị lạnh (thiết bị cấp đông, kho lạnh, máy đá, điều hòa không khí, làm lạnh nước) sử dụng ga lạnh R22 trong lĩnh vực chế biến thủy hải sản)</w:t>
+            </w:r>
+          </w:p>
+        </w:tc>
+        <w:tc>
+          <w:tcPr>
+            <w:tcW w:w="1587" w:type="dxa"/>
+            <w:shd w:val="clear" w:color="auto" w:fill="F7FBFE"/>
+            <w:tcMar>
+              <w:top w:w="95" w:type="dxa"/>
+              <w:left w:w="95" w:type="dxa"/>
+              <w:bottom w:w="95" w:type="dxa"/>
+              <w:right w:w="95" w:type="dxa"/>
+            </w:tcMar>
+            <w:vAlign w:val="center"/>
+          </w:tcPr>
+          <w:p>
+            <w:pPr>
+              <w:jc w:val="center"/>
+              <w:rPr>
+                <w:sz w:val="24"/>
+                <w:szCs w:val="24"/>
+              </w:rPr>
+            </w:pPr>
+            <w:r>
+              <w:rPr>
+                <w:rFonts w:eastAsia="Arial"/>
+                <w:sz w:val="24"/>
+                <w:szCs w:val="24"/>
+              </w:rPr>
+              <w:t>4322</w:t>
+            </w:r>
+          </w:p>
+        </w:tc>
+        <w:tc>
+          <w:tcPr>
+            <w:tcW w:w="1191" w:type="dxa"/>
+            <w:shd w:val="clear" w:color="auto" w:fill="F7FBFE"/>
+            <w:tcMar>
+              <w:top w:w="95" w:type="dxa"/>
+              <w:left w:w="95" w:type="dxa"/>
+              <w:bottom w:w="95" w:type="dxa"/>
+              <w:right w:w="95" w:type="dxa"/>
+            </w:tcMar>
+            <w:vAlign w:val="center"/>
+          </w:tcPr>
+          <w:p>
+            <w:pPr>
+              <w:jc w:val="center"/>
+              <w:rPr>
+                <w:sz w:val="24"/>
+                <w:szCs w:val="24"/>
+              </w:rPr>
+            </w:pPr>
+          </w:p>
+        </w:tc>
+      </w:tr>
+      <w:tr>
+        <w:trPr>
+          <w:cantSplit/>
+          <w:jc w:val="center"/>
+        </w:trPr>
+        <w:tc>
+          <w:tcPr>
+            <w:tcW w:w="680" w:type="dxa"/>
+            <w:tcMar>
+              <w:top w:w="95" w:type="dxa"/>
+              <w:left w:w="95" w:type="dxa"/>
+              <w:bottom w:w="95" w:type="dxa"/>
+              <w:right w:w="95" w:type="dxa"/>
+            </w:tcMar>
+            <w:vAlign w:val="center"/>
+          </w:tcPr>
+          <w:p>
+            <w:pPr>
+              <w:jc w:val="center"/>
+              <w:rPr>
+                <w:sz w:val="24"/>
+                <w:szCs w:val="24"/>
+              </w:rPr>
+            </w:pPr>
+            <w:r>
+              <w:rPr>
+                <w:rFonts w:eastAsia="Arial"/>
+                <w:sz w:val="24"/>
+                <w:szCs w:val="24"/>
+              </w:rPr>
+              <w:t>17</w:t>
+            </w:r>
+          </w:p>
+        </w:tc>
+        <w:tc>
+          <w:tcPr>
+            <w:tcW w:w="6180" w:type="dxa"/>
+            <w:tcMar>
+              <w:top w:w="95" w:type="dxa"/>
+              <w:left w:w="95" w:type="dxa"/>
+              <w:bottom w:w="95" w:type="dxa"/>
+              <w:right w:w="95" w:type="dxa"/>
+            </w:tcMar>
+            <w:vAlign w:val="center"/>
+          </w:tcPr>
+          <w:p>
+            <w:pPr>
+              <w:spacing w:line="259" w:lineRule="auto"/>
+              <w:rPr>
+                <w:sz w:val="24"/>
+                <w:szCs w:val="24"/>
+              </w:rPr>
+            </w:pPr>
+            <w:r>
+              <w:rPr>
+                <w:rFonts w:eastAsia="Arial"/>
+                <w:sz w:val="24"/>
+                <w:szCs w:val="24"/>
+              </w:rPr>
+              <w:t>Đại lý, môi giới, đấu giá hàng hóa</w:t>
+            </w:r>
+            <w:r>
+              <w:rPr>
+                <w:sz w:val="24"/>
+                <w:szCs w:val="24"/>
+              </w:rPr>
+              <w:br/>
+            </w:r>
+            <w:r>
+              <w:rPr>
+                <w:rFonts w:eastAsia="Arial"/>
+                <w:sz w:val="24"/>
+                <w:szCs w:val="24"/>
+              </w:rPr>
+              <w:t>Chi tiết: Đại lý bán hàng hóa.</w:t>
+            </w:r>
+          </w:p>
+        </w:tc>
+        <w:tc>
+          <w:tcPr>
+            <w:tcW w:w="1587" w:type="dxa"/>
+            <w:tcMar>
+              <w:top w:w="95" w:type="dxa"/>
+              <w:left w:w="95" w:type="dxa"/>
+              <w:bottom w:w="95" w:type="dxa"/>
+              <w:right w:w="95" w:type="dxa"/>
+            </w:tcMar>
+            <w:vAlign w:val="center"/>
+          </w:tcPr>
+          <w:p>
+            <w:pPr>
+              <w:jc w:val="center"/>
+              <w:rPr>
+                <w:sz w:val="24"/>
+                <w:szCs w:val="24"/>
+              </w:rPr>
+            </w:pPr>
+            <w:r>
+              <w:rPr>
+                <w:rFonts w:eastAsia="Arial"/>
+                <w:sz w:val="24"/>
+                <w:szCs w:val="24"/>
+              </w:rPr>
+              <w:t>4610</w:t>
+            </w:r>
+          </w:p>
+        </w:tc>
+        <w:tc>
+          <w:tcPr>
+            <w:tcW w:w="1191" w:type="dxa"/>
+            <w:tcMar>
+              <w:top w:w="95" w:type="dxa"/>
+              <w:left w:w="95" w:type="dxa"/>
+              <w:bottom w:w="95" w:type="dxa"/>
+              <w:right w:w="95" w:type="dxa"/>
+            </w:tcMar>
+            <w:vAlign w:val="center"/>
+          </w:tcPr>
+          <w:p>
+            <w:pPr>
+              <w:jc w:val="center"/>
+              <w:rPr>
+                <w:sz w:val="24"/>
+                <w:szCs w:val="24"/>
+              </w:rPr>
+            </w:pPr>
+          </w:p>
+        </w:tc>
+      </w:tr>
+      <w:tr>
+        <w:trPr>
+          <w:cantSplit/>
+          <w:jc w:val="center"/>
+        </w:trPr>
+        <w:tc>
+          <w:tcPr>
+            <w:tcW w:w="680" w:type="dxa"/>
+            <w:shd w:val="clear" w:color="auto" w:fill="F7FBFE"/>
+            <w:tcMar>
+              <w:top w:w="95" w:type="dxa"/>
+              <w:left w:w="95" w:type="dxa"/>
+              <w:bottom w:w="95" w:type="dxa"/>
+              <w:right w:w="95" w:type="dxa"/>
+            </w:tcMar>
+            <w:vAlign w:val="center"/>
+          </w:tcPr>
+          <w:p>
+            <w:pPr>
+              <w:jc w:val="center"/>
+              <w:rPr>
+                <w:sz w:val="24"/>
+                <w:szCs w:val="24"/>
+              </w:rPr>
+            </w:pPr>
+            <w:r>
+              <w:rPr>
+                <w:rFonts w:eastAsia="Arial"/>
+                <w:sz w:val="24"/>
+                <w:szCs w:val="24"/>
+              </w:rPr>
+              <w:t>18</w:t>
+            </w:r>
+          </w:p>
+        </w:tc>
+        <w:tc>
+          <w:tcPr>
+            <w:tcW w:w="6180" w:type="dxa"/>
+            <w:shd w:val="clear" w:color="auto" w:fill="F7FBFE"/>
+            <w:tcMar>
+              <w:top w:w="95" w:type="dxa"/>
+              <w:left w:w="95" w:type="dxa"/>
+              <w:bottom w:w="95" w:type="dxa"/>
+              <w:right w:w="95" w:type="dxa"/>
+            </w:tcMar>
+            <w:vAlign w:val="center"/>
+          </w:tcPr>
+          <w:p>
+            <w:pPr>
+              <w:spacing w:line="259" w:lineRule="auto"/>
+              <w:rPr>
+                <w:sz w:val="24"/>
+                <w:szCs w:val="24"/>
+              </w:rPr>
+            </w:pPr>
+            <w:r>
+              <w:rPr>
+                <w:rFonts w:eastAsia="Arial"/>
+                <w:sz w:val="24"/>
+                <w:szCs w:val="24"/>
+              </w:rPr>
+              <w:t>Bán buôn vật liệu, thiết bị lắp đặt khác trong xây dựng</w:t>
+            </w:r>
+            <w:r>
+              <w:rPr>
+                <w:sz w:val="24"/>
+                <w:szCs w:val="24"/>
+              </w:rPr>
+              <w:br/>
+            </w:r>
+            <w:r>
+              <w:rPr>
+                <w:rFonts w:eastAsia="Arial"/>
+                <w:sz w:val="24"/>
+                <w:szCs w:val="24"/>
+              </w:rPr>
+              <w:t>Chi tiết: Bán buôn bồn inox, bồn nhựa, bồn nước nóng, ống nước, van, ống nhựa chữ T.</w:t>
+            </w:r>
+          </w:p>
+        </w:tc>
+        <w:tc>
+          <w:tcPr>
+            <w:tcW w:w="1587" w:type="dxa"/>
+            <w:shd w:val="clear" w:color="auto" w:fill="F7FBFE"/>
+            <w:tcMar>
+              <w:top w:w="95" w:type="dxa"/>
+              <w:left w:w="95" w:type="dxa"/>
+              <w:bottom w:w="95" w:type="dxa"/>
+              <w:right w:w="95" w:type="dxa"/>
+            </w:tcMar>
+            <w:vAlign w:val="center"/>
+          </w:tcPr>
+          <w:p>
+            <w:pPr>
+              <w:jc w:val="center"/>
+              <w:rPr>
+                <w:sz w:val="24"/>
+                <w:szCs w:val="24"/>
+              </w:rPr>
+            </w:pPr>
+            <w:r>
+              <w:rPr>
+                <w:rFonts w:eastAsia="Arial"/>
+                <w:sz w:val="24"/>
+                <w:szCs w:val="24"/>
+              </w:rPr>
+              <w:t>4673</w:t>
+            </w:r>
+          </w:p>
+        </w:tc>
+        <w:tc>
+          <w:tcPr>
+            <w:tcW w:w="1191" w:type="dxa"/>
+            <w:shd w:val="clear" w:color="auto" w:fill="F7FBFE"/>
+            <w:tcMar>
+              <w:top w:w="95" w:type="dxa"/>
+              <w:left w:w="95" w:type="dxa"/>
+              <w:bottom w:w="95" w:type="dxa"/>
+              <w:right w:w="95" w:type="dxa"/>
+            </w:tcMar>
+            <w:vAlign w:val="center"/>
+          </w:tcPr>
+          <w:p>
+            <w:pPr>
+              <w:jc w:val="center"/>
+              <w:rPr>
+                <w:sz w:val="24"/>
+                <w:szCs w:val="24"/>
+              </w:rPr>
+            </w:pPr>
+          </w:p>
+        </w:tc>
+      </w:tr>
+      <w:tr>
+        <w:trPr>
+          <w:cantSplit/>
+          <w:jc w:val="center"/>
+        </w:trPr>
+        <w:tc>
+          <w:tcPr>
+            <w:tcW w:w="680" w:type="dxa"/>
+            <w:tcMar>
+              <w:top w:w="95" w:type="dxa"/>
+              <w:left w:w="95" w:type="dxa"/>
+              <w:bottom w:w="95" w:type="dxa"/>
+              <w:right w:w="95" w:type="dxa"/>
+            </w:tcMar>
+            <w:vAlign w:val="center"/>
+          </w:tcPr>
+          <w:p>
+            <w:pPr>
+              <w:jc w:val="center"/>
+              <w:rPr>
+                <w:sz w:val="24"/>
+                <w:szCs w:val="24"/>
+              </w:rPr>
+            </w:pPr>
+            <w:r>
+              <w:rPr>
+                <w:rFonts w:eastAsia="Arial"/>
+                <w:sz w:val="24"/>
+                <w:szCs w:val="24"/>
+              </w:rPr>
+              <w:lastRenderedPageBreak/>
+              <w:t>19</w:t>
+            </w:r>
+          </w:p>
+        </w:tc>
+        <w:tc>
+          <w:tcPr>
+            <w:tcW w:w="6180" w:type="dxa"/>
+            <w:tcMar>
+              <w:top w:w="95" w:type="dxa"/>
+              <w:left w:w="95" w:type="dxa"/>
+              <w:bottom w:w="95" w:type="dxa"/>
+              <w:right w:w="95" w:type="dxa"/>
+            </w:tcMar>
+            <w:vAlign w:val="center"/>
+          </w:tcPr>
+          <w:p>
+            <w:pPr>
+              <w:spacing w:line="259" w:lineRule="auto"/>
+              <w:rPr>
+                <w:sz w:val="24"/>
+                <w:szCs w:val="24"/>
+              </w:rPr>
+            </w:pPr>
+            <w:r>
+              <w:rPr>
+                <w:rFonts w:eastAsia="Arial"/>
+                <w:sz w:val="24"/>
+                <w:szCs w:val="24"/>
+              </w:rPr>
+              <w:t>Gia công cơ khí; xử lý và tráng phủ kim loại</w:t>
+            </w:r>
+            <w:r>
+              <w:rPr>
+                <w:sz w:val="24"/>
+                <w:szCs w:val="24"/>
+              </w:rPr>
+              <w:br/>
+            </w:r>
+            <w:r>
+              <w:rPr>
+                <w:rFonts w:eastAsia="Arial"/>
+                <w:sz w:val="24"/>
+                <w:szCs w:val="24"/>
+              </w:rPr>
+              <w:t xml:space="preserve">chi tiết: (không hoạt động tại trụ sở) </w:t>
+            </w:r>
+            <w:r>
+              <w:rPr>
+                <w:sz w:val="24"/>
+                <w:szCs w:val="24"/>
+              </w:rPr>
+              <w:br/>
+            </w:r>
+            <w:r>
+              <w:rPr>
+                <w:rFonts w:eastAsia="Arial"/>
+                <w:sz w:val="24"/>
+                <w:szCs w:val="24"/>
+              </w:rPr>
+              <w:t>- Mạ, đánh bóng kim loại;</w:t>
+            </w:r>
+            <w:r>
+              <w:rPr>
+                <w:sz w:val="24"/>
+                <w:szCs w:val="24"/>
+              </w:rPr>
+              <w:br/>
+            </w:r>
+            <w:r>
+              <w:rPr>
+                <w:rFonts w:eastAsia="Arial"/>
+                <w:sz w:val="24"/>
+                <w:szCs w:val="24"/>
+              </w:rPr>
+              <w:t xml:space="preserve">- Xử lý kim loại bằng phương pháp nhiệt; </w:t>
+            </w:r>
+            <w:r>
+              <w:rPr>
+                <w:sz w:val="24"/>
+                <w:szCs w:val="24"/>
+              </w:rPr>
+              <w:br/>
+            </w:r>
+            <w:r>
+              <w:rPr>
+                <w:rFonts w:eastAsia="Arial"/>
+                <w:sz w:val="24"/>
+                <w:szCs w:val="24"/>
+              </w:rPr>
+              <w:t xml:space="preserve">- Phun cát, trộn, làm sạch kim loại; </w:t>
+            </w:r>
+            <w:r>
+              <w:rPr>
+                <w:sz w:val="24"/>
+                <w:szCs w:val="24"/>
+              </w:rPr>
+              <w:br/>
+            </w:r>
+            <w:r>
+              <w:rPr>
+                <w:rFonts w:eastAsia="Arial"/>
+                <w:sz w:val="24"/>
+                <w:szCs w:val="24"/>
+              </w:rPr>
+              <w:t xml:space="preserve">- Nhuộm màu, chạm, in kim loại; </w:t>
+            </w:r>
+            <w:r>
+              <w:rPr>
+                <w:sz w:val="24"/>
+                <w:szCs w:val="24"/>
+              </w:rPr>
+              <w:br/>
+            </w:r>
+            <w:r>
+              <w:rPr>
+                <w:rFonts w:eastAsia="Arial"/>
+                <w:sz w:val="24"/>
+                <w:szCs w:val="24"/>
+              </w:rPr>
+              <w:t>- Phủ á kim như:Tráng men, sơn mài;</w:t>
+            </w:r>
+            <w:r>
+              <w:rPr>
+                <w:sz w:val="24"/>
+                <w:szCs w:val="24"/>
+              </w:rPr>
+              <w:br/>
+            </w:r>
+            <w:r>
+              <w:rPr>
+                <w:rFonts w:eastAsia="Arial"/>
+                <w:sz w:val="24"/>
+                <w:szCs w:val="24"/>
+              </w:rPr>
+              <w:t xml:space="preserve">- Mài, đánh bóng kim loại; </w:t>
+            </w:r>
+            <w:r>
+              <w:rPr>
+                <w:sz w:val="24"/>
+                <w:szCs w:val="24"/>
+              </w:rPr>
+              <w:br/>
+            </w:r>
+            <w:r>
+              <w:rPr>
+                <w:rFonts w:eastAsia="Arial"/>
+                <w:sz w:val="24"/>
+                <w:szCs w:val="24"/>
+              </w:rPr>
+              <w:t>- Khoan, tiện, nghiền, mài, bào, đục, cưa, đánh bóng, hàn, nối các phần của khung kim loại.</w:t>
+            </w:r>
+          </w:p>
+        </w:tc>
+        <w:tc>
+          <w:tcPr>
+            <w:tcW w:w="1587" w:type="dxa"/>
+            <w:tcMar>
+              <w:top w:w="95" w:type="dxa"/>
+              <w:left w:w="95" w:type="dxa"/>
+              <w:bottom w:w="95" w:type="dxa"/>
+              <w:right w:w="95" w:type="dxa"/>
+            </w:tcMar>
+            <w:vAlign w:val="center"/>
+          </w:tcPr>
+          <w:p>
+            <w:pPr>
+              <w:jc w:val="center"/>
+              <w:rPr>
+                <w:sz w:val="24"/>
+                <w:szCs w:val="24"/>
+              </w:rPr>
+            </w:pPr>
+            <w:r>
+              <w:rPr>
+                <w:rFonts w:eastAsia="Arial"/>
+                <w:sz w:val="24"/>
+                <w:szCs w:val="24"/>
+              </w:rPr>
+              <w:t>2592</w:t>
+            </w:r>
+          </w:p>
+        </w:tc>
+        <w:tc>
+          <w:tcPr>
+            <w:tcW w:w="1191" w:type="dxa"/>
+            <w:tcMar>
+              <w:top w:w="95" w:type="dxa"/>
+              <w:left w:w="95" w:type="dxa"/>
+              <w:bottom w:w="95" w:type="dxa"/>
+              <w:right w:w="95" w:type="dxa"/>
+            </w:tcMar>
+            <w:vAlign w:val="center"/>
+          </w:tcPr>
+          <w:p>
+            <w:pPr>
+              <w:jc w:val="center"/>
+              <w:rPr>
+                <w:sz w:val="24"/>
+                <w:szCs w:val="24"/>
+              </w:rPr>
+            </w:pPr>
+          </w:p>
+        </w:tc>
+      </w:tr>
+      <w:tr>
+        <w:trPr>
+          <w:cantSplit/>
+          <w:jc w:val="center"/>
+        </w:trPr>
+        <w:tc>
+          <w:tcPr>
+            <w:tcW w:w="680" w:type="dxa"/>
+            <w:shd w:val="clear" w:color="auto" w:fill="F7FBFE"/>
+            <w:tcMar>
+              <w:top w:w="95" w:type="dxa"/>
+              <w:left w:w="95" w:type="dxa"/>
+              <w:bottom w:w="95" w:type="dxa"/>
+              <w:right w:w="95" w:type="dxa"/>
+            </w:tcMar>
+            <w:vAlign w:val="center"/>
+          </w:tcPr>
+          <w:p>
+            <w:pPr>
+              <w:jc w:val="center"/>
+              <w:rPr>
+                <w:sz w:val="24"/>
+                <w:szCs w:val="24"/>
+              </w:rPr>
+            </w:pPr>
+            <w:r>
+              <w:rPr>
+                <w:rFonts w:eastAsia="Arial"/>
+                <w:sz w:val="24"/>
+                <w:szCs w:val="24"/>
+              </w:rPr>
+              <w:t>20</w:t>
+            </w:r>
+          </w:p>
+        </w:tc>
+        <w:tc>
+          <w:tcPr>
+            <w:tcW w:w="6180" w:type="dxa"/>
+            <w:shd w:val="clear" w:color="auto" w:fill="F7FBFE"/>
+            <w:tcMar>
+              <w:top w:w="95" w:type="dxa"/>
+              <w:left w:w="95" w:type="dxa"/>
+              <w:bottom w:w="95" w:type="dxa"/>
+              <w:right w:w="95" w:type="dxa"/>
+            </w:tcMar>
+            <w:vAlign w:val="center"/>
+          </w:tcPr>
+          <w:p>
+            <w:pPr>
+              <w:spacing w:line="259" w:lineRule="auto"/>
+              <w:rPr>
+                <w:sz w:val="24"/>
+                <w:szCs w:val="24"/>
+              </w:rPr>
+            </w:pPr>
+            <w:r>
+              <w:rPr>
+                <w:rFonts w:eastAsia="Arial"/>
+                <w:sz w:val="24"/>
+                <w:szCs w:val="24"/>
+              </w:rPr>
+              <w:t>Xây dựng nhà để ở</w:t>
+            </w:r>
+          </w:p>
+        </w:tc>
+        <w:tc>
+          <w:tcPr>
+            <w:tcW w:w="1587" w:type="dxa"/>
+            <w:shd w:val="clear" w:color="auto" w:fill="F7FBFE"/>
+            <w:tcMar>
+              <w:top w:w="95" w:type="dxa"/>
+              <w:left w:w="95" w:type="dxa"/>
+              <w:bottom w:w="95" w:type="dxa"/>
+              <w:right w:w="95" w:type="dxa"/>
+            </w:tcMar>
+            <w:vAlign w:val="center"/>
+          </w:tcPr>
+          <w:p>
+            <w:pPr>
+              <w:jc w:val="center"/>
+              <w:rPr>
+                <w:sz w:val="24"/>
+                <w:szCs w:val="24"/>
+              </w:rPr>
+            </w:pPr>
+            <w:r>
+              <w:rPr>
+                <w:rFonts w:eastAsia="Arial"/>
+                <w:sz w:val="24"/>
+                <w:szCs w:val="24"/>
+              </w:rPr>
+              <w:t>4101</w:t>
+            </w:r>
+          </w:p>
+        </w:tc>
+        <w:tc>
+          <w:tcPr>
+            <w:tcW w:w="1191" w:type="dxa"/>
+            <w:shd w:val="clear" w:color="auto" w:fill="F7FBFE"/>
+            <w:tcMar>
+              <w:top w:w="95" w:type="dxa"/>
+              <w:left w:w="95" w:type="dxa"/>
+              <w:bottom w:w="95" w:type="dxa"/>
+              <w:right w:w="95" w:type="dxa"/>
+            </w:tcMar>
+            <w:vAlign w:val="center"/>
+          </w:tcPr>
+          <w:p>
+            <w:pPr>
+              <w:jc w:val="center"/>
+              <w:rPr>
+                <w:sz w:val="24"/>
+                <w:szCs w:val="24"/>
+              </w:rPr>
+            </w:pPr>
+          </w:p>
+        </w:tc>
+      </w:tr>
+      <w:tr>
+        <w:trPr>
+          <w:cantSplit/>
+          <w:jc w:val="center"/>
+        </w:trPr>
+        <w:tc>
+          <w:tcPr>
+            <w:tcW w:w="680" w:type="dxa"/>
+            <w:tcMar>
+              <w:top w:w="95" w:type="dxa"/>
+              <w:left w:w="95" w:type="dxa"/>
+              <w:bottom w:w="95" w:type="dxa"/>
+              <w:right w:w="95" w:type="dxa"/>
+            </w:tcMar>
+            <w:vAlign w:val="center"/>
+          </w:tcPr>
+          <w:p>
+            <w:pPr>
+              <w:jc w:val="center"/>
+              <w:rPr>
+                <w:sz w:val="24"/>
+                <w:szCs w:val="24"/>
+              </w:rPr>
+            </w:pPr>
+            <w:r>
+              <w:rPr>
+                <w:rFonts w:eastAsia="Arial"/>
+                <w:sz w:val="24"/>
+                <w:szCs w:val="24"/>
+              </w:rPr>
+              <w:t>21</w:t>
+            </w:r>
+          </w:p>
+        </w:tc>
+        <w:tc>
+          <w:tcPr>
+            <w:tcW w:w="6180" w:type="dxa"/>
+            <w:tcMar>
+              <w:top w:w="95" w:type="dxa"/>
+              <w:left w:w="95" w:type="dxa"/>
+              <w:bottom w:w="95" w:type="dxa"/>
+              <w:right w:w="95" w:type="dxa"/>
+            </w:tcMar>
+            <w:vAlign w:val="center"/>
+          </w:tcPr>
+          <w:p>
+            <w:pPr>
+              <w:spacing w:line="259" w:lineRule="auto"/>
+              <w:rPr>
+                <w:sz w:val="24"/>
+                <w:szCs w:val="24"/>
+              </w:rPr>
+            </w:pPr>
+            <w:r>
+              <w:rPr>
+                <w:rFonts w:eastAsia="Arial"/>
+                <w:sz w:val="24"/>
+                <w:szCs w:val="24"/>
+              </w:rPr>
+              <w:t>Sản xuất sản phẩm khác từ gỗ; sản xuất sản phẩm từ tre, nứa, rơm, rạ và vật liệu tết bện</w:t>
+            </w:r>
+            <w:r>
+              <w:rPr>
+                <w:sz w:val="24"/>
+                <w:szCs w:val="24"/>
+              </w:rPr>
+              <w:br/>
+            </w:r>
+            <w:r>
+              <w:rPr>
+                <w:rFonts w:eastAsia="Arial"/>
+                <w:sz w:val="24"/>
+                <w:szCs w:val="24"/>
+              </w:rPr>
+              <w:t xml:space="preserve">Chi tiết: (không hoạt động tại trụ sở) </w:t>
+            </w:r>
+            <w:r>
+              <w:rPr>
+                <w:sz w:val="24"/>
+                <w:szCs w:val="24"/>
+              </w:rPr>
+              <w:br/>
+            </w:r>
+            <w:r>
+              <w:rPr>
+                <w:rFonts w:eastAsia="Arial"/>
+                <w:sz w:val="24"/>
+                <w:szCs w:val="24"/>
+              </w:rPr>
+              <w:t xml:space="preserve">-  Cán, tay cầm của dụng cụ, cán chổi, cán bàn chải, </w:t>
+            </w:r>
+            <w:r>
+              <w:rPr>
+                <w:sz w:val="24"/>
+                <w:szCs w:val="24"/>
+              </w:rPr>
+              <w:br/>
+            </w:r>
+            <w:r>
+              <w:rPr>
+                <w:rFonts w:eastAsia="Arial"/>
+                <w:sz w:val="24"/>
+                <w:szCs w:val="24"/>
+              </w:rPr>
+              <w:t xml:space="preserve">- Khuôn và nòng giày hoặc ủng, mắc áo, </w:t>
+            </w:r>
+            <w:r>
+              <w:rPr>
+                <w:sz w:val="24"/>
+                <w:szCs w:val="24"/>
+              </w:rPr>
+              <w:br/>
+            </w:r>
+            <w:r>
+              <w:rPr>
+                <w:rFonts w:eastAsia="Arial"/>
+                <w:sz w:val="24"/>
+                <w:szCs w:val="24"/>
+              </w:rPr>
+              <w:t xml:space="preserve">- Đồ dùng gia đình và đồ dùng nấu bếp bằng gỗ, </w:t>
+            </w:r>
+            <w:r>
+              <w:rPr>
+                <w:sz w:val="24"/>
+                <w:szCs w:val="24"/>
+              </w:rPr>
+              <w:br/>
+            </w:r>
+            <w:r>
+              <w:rPr>
+                <w:rFonts w:eastAsia="Arial"/>
+                <w:sz w:val="24"/>
+                <w:szCs w:val="24"/>
+              </w:rPr>
+              <w:t xml:space="preserve">- Tượng và đồ trang trí bằng gỗ, đồ khảm, trạm hoa văn bằng gỗ, </w:t>
+            </w:r>
+            <w:r>
+              <w:rPr>
+                <w:sz w:val="24"/>
+                <w:szCs w:val="24"/>
+              </w:rPr>
+              <w:br/>
+            </w:r>
+            <w:r>
+              <w:rPr>
+                <w:rFonts w:eastAsia="Arial"/>
+                <w:sz w:val="24"/>
+                <w:szCs w:val="24"/>
+              </w:rPr>
+              <w:t xml:space="preserve">- Hộp, tráp nhỏ đựng đồ trang sức quý và các vật phẩm tương tự bằng gỗ, </w:t>
+            </w:r>
+            <w:r>
+              <w:rPr>
+                <w:sz w:val="24"/>
+                <w:szCs w:val="24"/>
+              </w:rPr>
+              <w:br/>
+            </w:r>
+            <w:r>
+              <w:rPr>
+                <w:rFonts w:eastAsia="Arial"/>
+                <w:sz w:val="24"/>
+                <w:szCs w:val="24"/>
+              </w:rPr>
+              <w:t xml:space="preserve">- Các dụng cụ như ống chỉ, suốt chỉ, ống suốt, cuộn cuốn chỉ, máy xâu ren và các vật phẩm tương tự của guồng quay tơ bằng gỗ, </w:t>
+            </w:r>
+            <w:r>
+              <w:rPr>
+                <w:sz w:val="24"/>
+                <w:szCs w:val="24"/>
+              </w:rPr>
+              <w:br/>
+            </w:r>
+            <w:r>
+              <w:rPr>
+                <w:rFonts w:eastAsia="Arial"/>
+                <w:sz w:val="24"/>
+                <w:szCs w:val="24"/>
+              </w:rPr>
+              <w:t>- Các vật phẩm khác bằng gỗ.,</w:t>
+            </w:r>
+            <w:r>
+              <w:rPr>
+                <w:sz w:val="24"/>
+                <w:szCs w:val="24"/>
+              </w:rPr>
+              <w:br/>
+            </w:r>
+            <w:r>
+              <w:rPr>
+                <w:rFonts w:eastAsia="Arial"/>
+                <w:sz w:val="24"/>
+                <w:szCs w:val="24"/>
+              </w:rPr>
+              <w:t xml:space="preserve">- Sản xuất khung gương, khung tranh ảnh bằng gỗ; </w:t>
+            </w:r>
+            <w:r>
+              <w:rPr>
+                <w:sz w:val="24"/>
+                <w:szCs w:val="24"/>
+              </w:rPr>
+              <w:br/>
+            </w:r>
+            <w:r>
+              <w:rPr>
+                <w:rFonts w:eastAsia="Arial"/>
+                <w:sz w:val="24"/>
+                <w:szCs w:val="24"/>
+              </w:rPr>
+              <w:t xml:space="preserve">- Sản xuất khung tranh sơn dầu cho nghệ sỹ; </w:t>
+            </w:r>
+            <w:r>
+              <w:rPr>
+                <w:sz w:val="24"/>
+                <w:szCs w:val="24"/>
+              </w:rPr>
+              <w:br/>
+            </w:r>
+            <w:r>
+              <w:rPr>
+                <w:rFonts w:eastAsia="Arial"/>
+                <w:sz w:val="24"/>
+                <w:szCs w:val="24"/>
+              </w:rPr>
+              <w:t xml:space="preserve">- Sản xuất cán ô, ba toong và đồ tương tự; </w:t>
+            </w:r>
+            <w:r>
+              <w:rPr>
+                <w:sz w:val="24"/>
+                <w:szCs w:val="24"/>
+              </w:rPr>
+              <w:br/>
+            </w:r>
+            <w:r>
+              <w:rPr>
+                <w:rFonts w:eastAsia="Arial"/>
+                <w:sz w:val="24"/>
+                <w:szCs w:val="24"/>
+              </w:rPr>
+              <w:t>- Sản xuất bộ phận dùng trong sản xuất tẩu thuốc lá.</w:t>
+            </w:r>
+          </w:p>
+        </w:tc>
+        <w:tc>
+          <w:tcPr>
+            <w:tcW w:w="1587" w:type="dxa"/>
+            <w:tcMar>
+              <w:top w:w="95" w:type="dxa"/>
+              <w:left w:w="95" w:type="dxa"/>
+              <w:bottom w:w="95" w:type="dxa"/>
+              <w:right w:w="95" w:type="dxa"/>
+            </w:tcMar>
+            <w:vAlign w:val="center"/>
+          </w:tcPr>
+          <w:p>
+            <w:pPr>
+              <w:jc w:val="center"/>
+              <w:rPr>
+                <w:sz w:val="24"/>
+                <w:szCs w:val="24"/>
+              </w:rPr>
+            </w:pPr>
+            <w:r>
+              <w:rPr>
+                <w:rFonts w:eastAsia="Arial"/>
+                <w:sz w:val="24"/>
+                <w:szCs w:val="24"/>
+              </w:rPr>
+              <w:t>1629</w:t>
+            </w:r>
+          </w:p>
+        </w:tc>
+        <w:tc>
+          <w:tcPr>
+            <w:tcW w:w="1191" w:type="dxa"/>
+            <w:tcMar>
+              <w:top w:w="95" w:type="dxa"/>
+              <w:left w:w="95" w:type="dxa"/>
+              <w:bottom w:w="95" w:type="dxa"/>
+              <w:right w:w="95" w:type="dxa"/>
+            </w:tcMar>
+            <w:vAlign w:val="center"/>
+          </w:tcPr>
+          <w:p>
+            <w:pPr>
+              <w:jc w:val="center"/>
+              <w:rPr>
+                <w:sz w:val="24"/>
+                <w:szCs w:val="24"/>
               </w:rPr>
             </w:pPr>
           </w:p>
@@ -3279,7 +5190,7 @@
           <w:sz w:val="28"/>
           <w:szCs w:val="28"/>
         </w:rPr>
-        <w:t>LƯU THỊ MAI KHANH</w:t>
+        <w:t>NGUYỄN TRỊNH TÚ SƠN</w:t>
       </w:r>
     </w:p>
     <w:p>
@@ -3312,7 +5223,7 @@
           <w:sz w:val="28"/>
           <w:szCs w:val="28"/>
         </w:rPr>
-        <w:t>15/04/1993</w:t>
+        <w:t>15/03/1982</w:t>
       </w:r>
     </w:p>
     <w:p>
@@ -3345,7 +5256,7 @@
           <w:sz w:val="28"/>
           <w:szCs w:val="28"/>
         </w:rPr>
-        <w:t>Nữ</w:t>
+        <w:t>Nam</w:t>
       </w:r>
     </w:p>
     <w:p>
@@ -3365,8 +5276,8 @@
         <w:jc w:val="both"/>
         <w:rPr>
           <w:rFonts w:eastAsia="Times New Roman"/>
-          <w:sz w:val="28"/>
-          <w:szCs w:val="28"/>
+          <w:sz w:val="24"/>
+          <w:szCs w:val="24"/>
         </w:rPr>
       </w:pPr>
       <w:r>
@@ -3380,10 +5291,10 @@
       <w:r>
         <w:rPr>
           <w:rFonts w:eastAsia="Times New Roman"/>
-          <w:sz w:val="28"/>
-          <w:szCs w:val="28"/>
-        </w:rPr>
-        <w:t>080193017636</w:t>
+          <w:sz w:val="24"/>
+          <w:szCs w:val="24"/>
+        </w:rPr>
+        <w:t>068082006067</w:t>
       </w:r>
     </w:p>
     <w:p>
@@ -3432,7 +5343,7 @@
           <w:sz w:val="28"/>
           <w:szCs w:val="28"/>
         </w:rPr>
-        <w:t>Số 35, Đx 119, Tổ 54, Khu 7</w:t>
+        <w:t>Số 4/17 Đường Số 10</w:t>
       </w:r>
     </w:p>
     <w:p>
@@ -3456,7 +5367,14 @@
           <w:sz w:val="28"/>
           <w:szCs w:val="28"/>
         </w:rPr>
-        <w:t>Phường Phú An</w:t>
+        <w:t xml:space="preserve">Phường </w:t>
+      </w:r>
+      <w:r>
+        <w:rPr>
+          <w:sz w:val="28"/>
+          <w:szCs w:val="28"/>
+        </w:rPr>
+        <w:t>Tam Bình</w:t>
       </w:r>
     </w:p>
     <w:p>
@@ -3473,6 +5391,7 @@
           <w:sz w:val="28"/>
           <w:szCs w:val="28"/>
         </w:rPr>
+        <w:lastRenderedPageBreak/>
         <w:t xml:space="preserve">Tỉnh/Thành phố trực thuộc trung ương: </w:t>
       </w:r>
       <w:r>
@@ -3575,7 +5494,7 @@
           <w:sz w:val="28"/>
           <w:szCs w:val="28"/>
         </w:rPr>
-        <w:t>0898684846</w:t>
+        <w:t xml:space="preserve"> </w:t>
       </w:r>
       <w:r>
         <w:rPr>
@@ -4289,7 +6208,6 @@
                 <w:szCs w:val="28"/>
                 <w:lang w:eastAsia="zh-CN"/>
               </w:rPr>
-              <w:lastRenderedPageBreak/>
               <w:t xml:space="preserve">Họ, chữ đệm và tên Kế toán trưởng/Phụ trách kế </w:t>
             </w:r>
             <w:proofErr w:type="gramStart"/>
@@ -4419,7 +6337,6 @@
                 <w:sz w:val="28"/>
                 <w:szCs w:val="28"/>
               </w:rPr>
-              <w:lastRenderedPageBreak/>
               <w:t>2</w:t>
             </w:r>
           </w:p>
@@ -4645,6 +6562,7 @@
                 <w:sz w:val="28"/>
                 <w:szCs w:val="28"/>
               </w:rPr>
+              <w:lastRenderedPageBreak/>
               <w:t>Thư điện tử</w:t>
             </w:r>
             <w:r>
@@ -4711,6 +6629,7 @@
                 <w:sz w:val="28"/>
                 <w:szCs w:val="28"/>
               </w:rPr>
+              <w:lastRenderedPageBreak/>
               <w:t>3</w:t>
             </w:r>
           </w:p>
@@ -5233,7 +7152,7 @@
                           </wp:anchor>
                         </w:drawing>
                       </mc:Choice>
-                      <mc:Fallback xmlns:cx1="http://schemas.microsoft.com/office/drawing/2015/9/8/chartex">
+                      <mc:Fallback>
                         <w:pict>
                           <v:rect w14:anchorId="1F003D19" id="Rectangle 33" o:spid="_x0000_s1030" style="position:absolute;left:0;text-align:left;margin-left:0;margin-top:2.9pt;width:22.75pt;height:18.55pt;z-index:251674624;visibility:visible;mso-wrap-style:none;mso-width-percent:0;mso-height-percent:0;mso-wrap-distance-left:9pt;mso-wrap-distance-top:0;mso-wrap-distance-right:9pt;mso-wrap-distance-bottom:0;mso-position-horizontal:center;mso-position-horizontal-relative:margin;mso-position-vertical:absolute;mso-position-vertical-relative:text;mso-width-percent:0;mso-height-percent:0;mso-width-relative:page;mso-height-relative:page;v-text-anchor:middle" o:gfxdata="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" strokeweight=".26mm">
                             <v:stroke endcap="square"/>
@@ -5558,8 +7477,6 @@
               </w:rPr>
               <w:t>2</w:t>
             </w:r>
-            <w:bookmarkStart w:id="1" w:name="_GoBack"/>
-            <w:bookmarkEnd w:id="1"/>
             <w:r>
               <w:rPr>
                 <w:rFonts w:eastAsia="Times New Roman"/>
@@ -5858,7 +7775,7 @@
                           </wp:anchor>
                         </w:drawing>
                       </mc:Choice>
-                      <mc:Fallback xmlns:cx1="http://schemas.microsoft.com/office/drawing/2015/9/8/chartex">
+                      <mc:Fallback>
                         <w:pict>
                           <v:rect w14:anchorId="4FFC141A" id="Rectangle 261" o:spid="_x0000_s1031" style="position:absolute;left:0;text-align:left;margin-left:51.9pt;margin-top:-.2pt;width:20.45pt;height:18.5pt;z-index:251664384;visibility:visible;mso-wrap-style:none;mso-width-percent:0;mso-height-percent:0;mso-wrap-distance-left:9pt;mso-wrap-distance-top:0;mso-wrap-distance-right:9pt;mso-wrap-distance-bottom:0;mso-position-horizontal:absolute;mso-position-horizontal-relative:text;mso-position-vertical:absolute;mso-position-vertical-relative:text;mso-width-percent:0;mso-height-percent:0;mso-width-relative:page;mso-height-relative:page;v-text-anchor:middle" o:gfxdata="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" strokeweight=".26mm">
                             <v:stroke endcap="square"/>
@@ -6617,7 +8534,7 @@
                     </wp:anchor>
                   </w:drawing>
                 </mc:Choice>
-                <mc:Fallback xmlns:cx1="http://schemas.microsoft.com/office/drawing/2015/9/8/chartex">
+                <mc:Fallback>
                   <w:pict>
                     <v:rect w14:anchorId="4C458F8D" id="Rectangle 257" o:spid="_x0000_s1032" style="position:absolute;left:0;text-align:left;margin-left:9.6pt;margin-top:4.25pt;width:20.45pt;height:18.5pt;z-index:251662336;visibility:visible;mso-wrap-style:none;mso-width-percent:0;mso-height-percent:0;mso-wrap-distance-left:9pt;mso-wrap-distance-top:0;mso-wrap-distance-right:9pt;mso-wrap-distance-bottom:0;mso-position-horizontal:absolute;mso-position-horizontal-relative:text;mso-position-vertical:absolute;mso-position-vertical-relative:text;mso-width-percent:0;mso-height-percent:0;mso-width-relative:page;mso-height-relative:page;v-text-anchor:middle" o:gfxdata="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" strokeweight=".26mm">
                       <v:stroke endcap="square"/>
@@ -6883,7 +8800,7 @@
                     </wp:anchor>
                   </w:drawing>
                 </mc:Choice>
-                <mc:Fallback xmlns:cx1="http://schemas.microsoft.com/office/drawing/2015/9/8/chartex">
+                <mc:Fallback>
                   <w:pict>
                     <v:rect w14:anchorId="72AE0CE4" id="Rectangle 132" o:spid="_x0000_s1033" style="position:absolute;left:0;text-align:left;margin-left:-2.8pt;margin-top:1.4pt;width:20.45pt;height:18.5pt;z-index:251667456;visibility:visible;mso-wrap-style:none;mso-width-percent:0;mso-height-percent:0;mso-wrap-distance-left:9pt;mso-wrap-distance-top:0;mso-wrap-distance-right:9pt;mso-wrap-distance-bottom:0;mso-position-horizontal:absolute;mso-position-horizontal-relative:text;mso-position-vertical:absolute;mso-position-vertical-relative:text;mso-width-percent:0;mso-height-percent:0;mso-width-relative:page;mso-height-relative:page;v-text-anchor:middle" o:gfxdata="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" strokeweight=".26mm">
                       <v:stroke endcap="square"/>
@@ -7192,6 +9109,7 @@
           <w:szCs w:val="28"/>
           <w:lang w:eastAsia="zh-CN"/>
         </w:rPr>
+        <w:lastRenderedPageBreak/>
         <w:t>- Chi nhánh/văn phòng đại diện của doanh nghiệp đăng ký ngành, nghề kinh doanh chính khác: đánh dấu vào phương thức đóng bảo hiểm xã hội hàng tháng.</w:t>
       </w:r>
     </w:p>
@@ -7319,7 +9237,7 @@
               </wp:anchor>
             </w:drawing>
           </mc:Choice>
-          <mc:Fallback xmlns:cx1="http://schemas.microsoft.com/office/drawing/2015/9/8/chartex">
+          <mc:Fallback>
             <w:pict>
               <v:shape w14:anchorId="71A9B4B5" id="_x0000_s1034" type="#_x0000_t202" style="position:absolute;left:0;text-align:left;margin-left:-1.45pt;margin-top:2.15pt;width:22.9pt;height:17.8pt;z-index:251668480;visibility:visible;mso-wrap-style:square;mso-width-percent:0;mso-height-percent:0;mso-wrap-distance-left:9pt;mso-wrap-distance-top:3.6pt;mso-wrap-distance-right:9pt;mso-wrap-distance-bottom:3.6pt;mso-position-horizontal:absolute;mso-position-horizontal-relative:text;mso-position-vertical:absolute;mso-position-vertical-relative:text;mso-width-percent:0;mso-height-percent:0;mso-width-relative:margin;mso-height-relative:margin;v-text-anchor:top" o:gfxdata="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">
                 <v:textbox>
@@ -7718,7 +9636,7 @@
                 <w:sz w:val="28"/>
                 <w:szCs w:val="28"/>
               </w:rPr>
-              <w:t>LƯU THỊ MAI KHANH</w:t>
+              <w:t>NGUYỄN TRỊNH TÚ SƠN</w:t>
             </w:r>
           </w:p>
         </w:tc>
@@ -7947,7 +9865,7 @@
       <w:rPr>
         <w:noProof/>
       </w:rPr>
-      <w:t>6</w:t>
+      <w:t>8</w:t>
     </w:r>
     <w:r>
       <w:rPr>
@@ -8244,7 +10162,7 @@
     <w:lsdException w:name="Table Web 2" w:semiHidden="1" w:unhideWhenUsed="1"/>
     <w:lsdException w:name="Table Web 3" w:semiHidden="1" w:unhideWhenUsed="1"/>
     <w:lsdException w:name="Balloon Text" w:semiHidden="1" w:unhideWhenUsed="1"/>
-    <w:lsdException w:name="Table Grid" w:uiPriority="39"/>
+    <w:lsdException w:name="Table Grid" w:uiPriority="59"/>
     <w:lsdException w:name="Table Theme" w:semiHidden="1" w:unhideWhenUsed="1"/>
     <w:lsdException w:name="Placeholder Text" w:semiHidden="1"/>
     <w:lsdException w:name="No Spacing" w:uiPriority="1" w:qFormat="1"/>
@@ -9065,7 +10983,7 @@
   <w:style w:type="table" w:styleId="TableGrid">
     <w:name w:val="Table Grid"/>
     <w:basedOn w:val="TableNormal"/>
-    <w:uiPriority w:val="39"/>
+    <w:uiPriority w:val="59"/>
     <w:rsid w:val="000C4B07"/>
     <w:pPr>
       <w:spacing w:after="0" w:line="240" w:lineRule="auto"/>

--- a/CÔNG TY TNHH THƯƠNG MẠI DỊCH VỤ KỸ THUẬT ĐIỆN PHÚ SƠN/PhuSon_ThanhLapDiaDiem/PhuSon_Mau17.docx
+++ b/CÔNG TY TNHH THƯƠNG MẠI DỊCH VỤ KỸ THUẬT ĐIỆN PHÚ SƠN/PhuSon_ThanhLapDiaDiem/PhuSon_Mau17.docx
@@ -137,7 +137,7 @@
                     </wp:anchor>
                   </w:drawing>
                 </mc:Choice>
-                <mc:Fallback xmlns:w16sdtfl="http://schemas.microsoft.com/office/word/2024/wordml/sdtformatlock" xmlns:w16sdtdh="http://schemas.microsoft.com/office/word/2020/wordml/sdtdatahash" xmlns:w16du="http://schemas.microsoft.com/office/word/2023/wordml/word16du" xmlns:w16="http://schemas.microsoft.com/office/word/2018/wordml" xmlns:w16cid="http://schemas.microsoft.com/office/word/2016/wordml/cid" xmlns:w16cex="http://schemas.microsoft.com/office/word/2018/wordml/cex" xmlns:oel="http://schemas.microsoft.com/office/2019/extlst" xmlns:am3d="http://schemas.microsoft.com/office/drawing/2017/model3d" xmlns:aink="http://schemas.microsoft.com/office/drawing/2016/ink" xmlns:cx8="http://schemas.microsoft.com/office/drawing/2016/5/14/chartex" xmlns:cx7="http://schemas.microsoft.com/office/drawing/2016/5/13/chartex" xmlns:cx6="http://schemas.microsoft.com/office/drawing/2016/5/12/chartex" xmlns:cx5="http://schemas.microsoft.com/office/drawing/2016/5/11/chartex" xmlns:cx4="http://schemas.microsoft.com/office/drawing/2016/5/10/chartex" xmlns:cx3="http://schemas.microsoft.com/office/drawing/2016/5/9/chartex" xmlns:cx2="http://schemas.microsoft.com/office/drawing/2015/10/21/chartex" xmlns:cx1="http://schemas.microsoft.com/office/drawing/2015/9/8/chartex">
+                <mc:Fallback xmlns:cx1="http://schemas.microsoft.com/office/drawing/2015/9/8/chartex" xmlns:cx2="http://schemas.microsoft.com/office/drawing/2015/10/21/chartex" xmlns:cx3="http://schemas.microsoft.com/office/drawing/2016/5/9/chartex" xmlns:cx4="http://schemas.microsoft.com/office/drawing/2016/5/10/chartex" xmlns:cx5="http://schemas.microsoft.com/office/drawing/2016/5/11/chartex" xmlns:cx6="http://schemas.microsoft.com/office/drawing/2016/5/12/chartex" xmlns:cx7="http://schemas.microsoft.com/office/drawing/2016/5/13/chartex" xmlns:cx8="http://schemas.microsoft.com/office/drawing/2016/5/14/chartex" xmlns:aink="http://schemas.microsoft.com/office/drawing/2016/ink" xmlns:am3d="http://schemas.microsoft.com/office/drawing/2017/model3d" xmlns:oel="http://schemas.microsoft.com/office/2019/extlst" xmlns:w16cex="http://schemas.microsoft.com/office/word/2018/wordml/cex" xmlns:w16cid="http://schemas.microsoft.com/office/word/2016/wordml/cid" xmlns:w16="http://schemas.microsoft.com/office/word/2018/wordml" xmlns:w16du="http://schemas.microsoft.com/office/word/2023/wordml/word16du" xmlns:w16sdtdh="http://schemas.microsoft.com/office/word/2020/wordml/sdtdatahash" xmlns:w16sdtfl="http://schemas.microsoft.com/office/word/2024/wordml/sdtformatlock">
                   <w:pict>
                     <v:line w14:anchorId="7C7F996C" id="Line 159" o:spid="_x0000_s1026" style="position:absolute;z-index:251677696;visibility:visible;mso-wrap-style:square;mso-width-percent:0;mso-height-percent:0;mso-wrap-distance-left:9pt;mso-wrap-distance-top:-3e-5mm;mso-wrap-distance-right:9pt;mso-wrap-distance-bottom:-3e-5mm;mso-position-horizontal:center;mso-position-horizontal-relative:margin;mso-position-vertical:absolute;mso-position-vertical-relative:text;mso-width-percent:0;mso-height-percent:0;mso-width-relative:page;mso-height-relative:page" from="0,15.5pt" to="158.75pt,15.5pt" o:gfxdata="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">
                       <w10:wrap anchorx="margin"/>
@@ -364,7 +364,7 @@
               </wp:anchor>
             </w:drawing>
           </mc:Choice>
-          <mc:Fallback xmlns:w16sdtfl="http://schemas.microsoft.com/office/word/2024/wordml/sdtformatlock" xmlns:w16sdtdh="http://schemas.microsoft.com/office/word/2020/wordml/sdtdatahash" xmlns:w16du="http://schemas.microsoft.com/office/word/2023/wordml/word16du" xmlns:w16="http://schemas.microsoft.com/office/word/2018/wordml" xmlns:w16cid="http://schemas.microsoft.com/office/word/2016/wordml/cid" xmlns:w16cex="http://schemas.microsoft.com/office/word/2018/wordml/cex" xmlns:oel="http://schemas.microsoft.com/office/2019/extlst" xmlns:am3d="http://schemas.microsoft.com/office/drawing/2017/model3d" xmlns:aink="http://schemas.microsoft.com/office/drawing/2016/ink" xmlns:cx8="http://schemas.microsoft.com/office/drawing/2016/5/14/chartex" xmlns:cx7="http://schemas.microsoft.com/office/drawing/2016/5/13/chartex" xmlns:cx6="http://schemas.microsoft.com/office/drawing/2016/5/12/chartex" xmlns:cx5="http://schemas.microsoft.com/office/drawing/2016/5/11/chartex" xmlns:cx4="http://schemas.microsoft.com/office/drawing/2016/5/10/chartex" xmlns:cx3="http://schemas.microsoft.com/office/drawing/2016/5/9/chartex" xmlns:cx2="http://schemas.microsoft.com/office/drawing/2015/10/21/chartex" xmlns:cx1="http://schemas.microsoft.com/office/drawing/2015/9/8/chartex">
+          <mc:Fallback xmlns:cx1="http://schemas.microsoft.com/office/drawing/2015/9/8/chartex" xmlns:cx2="http://schemas.microsoft.com/office/drawing/2015/10/21/chartex" xmlns:cx3="http://schemas.microsoft.com/office/drawing/2016/5/9/chartex" xmlns:cx4="http://schemas.microsoft.com/office/drawing/2016/5/10/chartex" xmlns:cx5="http://schemas.microsoft.com/office/drawing/2016/5/11/chartex" xmlns:cx6="http://schemas.microsoft.com/office/drawing/2016/5/12/chartex" xmlns:cx7="http://schemas.microsoft.com/office/drawing/2016/5/13/chartex" xmlns:cx8="http://schemas.microsoft.com/office/drawing/2016/5/14/chartex" xmlns:aink="http://schemas.microsoft.com/office/drawing/2016/ink" xmlns:am3d="http://schemas.microsoft.com/office/drawing/2017/model3d" xmlns:oel="http://schemas.microsoft.com/office/2019/extlst" xmlns:w16cex="http://schemas.microsoft.com/office/word/2018/wordml/cex" xmlns:w16cid="http://schemas.microsoft.com/office/word/2016/wordml/cid" xmlns:w16="http://schemas.microsoft.com/office/word/2018/wordml" xmlns:w16du="http://schemas.microsoft.com/office/word/2023/wordml/word16du" xmlns:w16sdtdh="http://schemas.microsoft.com/office/word/2020/wordml/sdtdatahash" xmlns:w16sdtfl="http://schemas.microsoft.com/office/word/2024/wordml/sdtformatlock">
             <w:pict>
               <v:line w14:anchorId="300F921F" id="Straight Connector 1" o:spid="_x0000_s1026" style="position:absolute;z-index:251678720;visibility:visible;mso-wrap-style:square;mso-width-percent:0;mso-wrap-distance-left:9pt;mso-wrap-distance-top:0;mso-wrap-distance-right:9pt;mso-wrap-distance-bottom:0;mso-position-horizontal:center;mso-position-horizontal-relative:margin;mso-position-vertical:absolute;mso-position-vertical-relative:text;mso-width-percent:0;mso-width-relative:margin" from="0,78.4pt" to="111.65pt,78.4pt" o:gfxdata="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" strokecolor="black [3200]" strokeweight=".5pt">
                 <v:stroke joinstyle="miter"/>
@@ -627,7 +627,7 @@
           <w:sz w:val="28"/>
           <w:szCs w:val="28"/>
         </w:rPr>
-        <w:t>ĐỊA ĐIỂM KINH DOANH - CÔNG TY TNHH TM DV KỸ THUẬT ĐIỆN PHÚ SƠN</w:t>
+        <w:t>ĐỊA ĐIỂM KINH DOANH - CÔNG TY TNHH THƯƠNG MẠI DỊCH VỤ KỸ THUẬT ĐIỆN PHÚ SƠN</w:t>
       </w:r>
       <w:bookmarkStart w:id="1" w:name="_GoBack"/>
       <w:bookmarkEnd w:id="1"/>
@@ -6900,7 +6900,7 @@
                           </wp:anchor>
                         </w:drawing>
                       </mc:Choice>
-                      <mc:Fallback xmlns:w16sdtfl="http://schemas.microsoft.com/office/word/2024/wordml/sdtformatlock" xmlns:w16sdtdh="http://schemas.microsoft.com/office/word/2020/wordml/sdtdatahash" xmlns:w16du="http://schemas.microsoft.com/office/word/2023/wordml/word16du" xmlns:w16="http://schemas.microsoft.com/office/word/2018/wordml" xmlns:w16cid="http://schemas.microsoft.com/office/word/2016/wordml/cid" xmlns:w16cex="http://schemas.microsoft.com/office/word/2018/wordml/cex" xmlns:oel="http://schemas.microsoft.com/office/2019/extlst" xmlns:am3d="http://schemas.microsoft.com/office/drawing/2017/model3d" xmlns:aink="http://schemas.microsoft.com/office/drawing/2016/ink" xmlns:cx8="http://schemas.microsoft.com/office/drawing/2016/5/14/chartex" xmlns:cx7="http://schemas.microsoft.com/office/drawing/2016/5/13/chartex" xmlns:cx6="http://schemas.microsoft.com/office/drawing/2016/5/12/chartex" xmlns:cx5="http://schemas.microsoft.com/office/drawing/2016/5/11/chartex" xmlns:cx4="http://schemas.microsoft.com/office/drawing/2016/5/10/chartex" xmlns:cx3="http://schemas.microsoft.com/office/drawing/2016/5/9/chartex" xmlns:cx2="http://schemas.microsoft.com/office/drawing/2015/10/21/chartex" xmlns:cx1="http://schemas.microsoft.com/office/drawing/2015/9/8/chartex">
+                      <mc:Fallback xmlns:cx1="http://schemas.microsoft.com/office/drawing/2015/9/8/chartex" xmlns:cx2="http://schemas.microsoft.com/office/drawing/2015/10/21/chartex" xmlns:cx3="http://schemas.microsoft.com/office/drawing/2016/5/9/chartex" xmlns:cx4="http://schemas.microsoft.com/office/drawing/2016/5/10/chartex" xmlns:cx5="http://schemas.microsoft.com/office/drawing/2016/5/11/chartex" xmlns:cx6="http://schemas.microsoft.com/office/drawing/2016/5/12/chartex" xmlns:cx7="http://schemas.microsoft.com/office/drawing/2016/5/13/chartex" xmlns:cx8="http://schemas.microsoft.com/office/drawing/2016/5/14/chartex" xmlns:aink="http://schemas.microsoft.com/office/drawing/2016/ink" xmlns:am3d="http://schemas.microsoft.com/office/drawing/2017/model3d" xmlns:oel="http://schemas.microsoft.com/office/2019/extlst" xmlns:w16cex="http://schemas.microsoft.com/office/word/2018/wordml/cex" xmlns:w16cid="http://schemas.microsoft.com/office/word/2016/wordml/cid" xmlns:w16="http://schemas.microsoft.com/office/word/2018/wordml" xmlns:w16du="http://schemas.microsoft.com/office/word/2023/wordml/word16du" xmlns:w16sdtdh="http://schemas.microsoft.com/office/word/2020/wordml/sdtdatahash" xmlns:w16sdtfl="http://schemas.microsoft.com/office/word/2024/wordml/sdtformatlock">
                         <w:pict>
                           <v:rect w14:anchorId="20CE5793" id="Rectangle 34" o:spid="_x0000_s1026" style="position:absolute;margin-left:0;margin-top:.45pt;width:22.75pt;height:18.55pt;z-index:251673600;visibility:visible;mso-wrap-style:none;mso-width-percent:0;mso-height-percent:0;mso-wrap-distance-left:9pt;mso-wrap-distance-top:0;mso-wrap-distance-right:9pt;mso-wrap-distance-bottom:0;mso-position-horizontal:center;mso-position-horizontal-relative:margin;mso-position-vertical:absolute;mso-position-vertical-relative:text;mso-width-percent:0;mso-height-percent:0;mso-width-relative:page;mso-height-relative:page;v-text-anchor:middle" o:gfxdata="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" strokeweight=".26mm">
                             <v:stroke endcap="square"/>
@@ -7009,7 +7009,7 @@
                           </wp:anchor>
                         </w:drawing>
                       </mc:Choice>
-                      <mc:Fallback xmlns:w16sdtfl="http://schemas.microsoft.com/office/word/2024/wordml/sdtformatlock" xmlns:w16sdtdh="http://schemas.microsoft.com/office/word/2020/wordml/sdtdatahash" xmlns:w16du="http://schemas.microsoft.com/office/word/2023/wordml/word16du" xmlns:w16="http://schemas.microsoft.com/office/word/2018/wordml" xmlns:w16cid="http://schemas.microsoft.com/office/word/2016/wordml/cid" xmlns:w16cex="http://schemas.microsoft.com/office/word/2018/wordml/cex" xmlns:oel="http://schemas.microsoft.com/office/2019/extlst" xmlns:am3d="http://schemas.microsoft.com/office/drawing/2017/model3d" xmlns:aink="http://schemas.microsoft.com/office/drawing/2016/ink" xmlns:cx8="http://schemas.microsoft.com/office/drawing/2016/5/14/chartex" xmlns:cx7="http://schemas.microsoft.com/office/drawing/2016/5/13/chartex" xmlns:cx6="http://schemas.microsoft.com/office/drawing/2016/5/12/chartex" xmlns:cx5="http://schemas.microsoft.com/office/drawing/2016/5/11/chartex" xmlns:cx4="http://schemas.microsoft.com/office/drawing/2016/5/10/chartex" xmlns:cx3="http://schemas.microsoft.com/office/drawing/2016/5/9/chartex" xmlns:cx2="http://schemas.microsoft.com/office/drawing/2015/10/21/chartex" xmlns:cx1="http://schemas.microsoft.com/office/drawing/2015/9/8/chartex">
+                      <mc:Fallback xmlns:cx1="http://schemas.microsoft.com/office/drawing/2015/9/8/chartex" xmlns:cx2="http://schemas.microsoft.com/office/drawing/2015/10/21/chartex" xmlns:cx3="http://schemas.microsoft.com/office/drawing/2016/5/9/chartex" xmlns:cx4="http://schemas.microsoft.com/office/drawing/2016/5/10/chartex" xmlns:cx5="http://schemas.microsoft.com/office/drawing/2016/5/11/chartex" xmlns:cx6="http://schemas.microsoft.com/office/drawing/2016/5/12/chartex" xmlns:cx7="http://schemas.microsoft.com/office/drawing/2016/5/13/chartex" xmlns:cx8="http://schemas.microsoft.com/office/drawing/2016/5/14/chartex" xmlns:aink="http://schemas.microsoft.com/office/drawing/2016/ink" xmlns:am3d="http://schemas.microsoft.com/office/drawing/2017/model3d" xmlns:oel="http://schemas.microsoft.com/office/2019/extlst" xmlns:w16cex="http://schemas.microsoft.com/office/word/2018/wordml/cex" xmlns:w16cid="http://schemas.microsoft.com/office/word/2016/wordml/cid" xmlns:w16="http://schemas.microsoft.com/office/word/2018/wordml" xmlns:w16du="http://schemas.microsoft.com/office/word/2023/wordml/word16du" xmlns:w16sdtdh="http://schemas.microsoft.com/office/word/2020/wordml/sdtdatahash" xmlns:w16sdtfl="http://schemas.microsoft.com/office/word/2024/wordml/sdtformatlock">
                         <w:pict>
                           <v:rect w14:anchorId="1DF8A1F2" id="Rectangle 33" o:spid="_x0000_s1026" style="position:absolute;margin-left:175.95pt;margin-top:1.3pt;width:22.75pt;height:18.55pt;z-index:251675648;visibility:visible;mso-wrap-style:none;mso-width-percent:0;mso-height-percent:0;mso-wrap-distance-left:9pt;mso-wrap-distance-top:0;mso-wrap-distance-right:9pt;mso-wrap-distance-bottom:0;mso-position-horizontal:absolute;mso-position-horizontal-relative:text;mso-position-vertical:absolute;mso-position-vertical-relative:text;mso-width-percent:0;mso-height-percent:0;mso-width-relative:page;mso-height-relative:page;v-text-anchor:middle" o:gfxdata="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" strokeweight=".26mm">
                             <v:stroke endcap="square"/>
@@ -7663,7 +7663,7 @@
                           </wp:anchor>
                         </w:drawing>
                       </mc:Choice>
-                      <mc:Fallback xmlns:w16sdtfl="http://schemas.microsoft.com/office/word/2024/wordml/sdtformatlock" xmlns:w16sdtdh="http://schemas.microsoft.com/office/word/2020/wordml/sdtdatahash" xmlns:w16du="http://schemas.microsoft.com/office/word/2023/wordml/word16du" xmlns:w16="http://schemas.microsoft.com/office/word/2018/wordml" xmlns:w16cid="http://schemas.microsoft.com/office/word/2016/wordml/cid" xmlns:w16cex="http://schemas.microsoft.com/office/word/2018/wordml/cex" xmlns:oel="http://schemas.microsoft.com/office/2019/extlst" xmlns:am3d="http://schemas.microsoft.com/office/drawing/2017/model3d" xmlns:aink="http://schemas.microsoft.com/office/drawing/2016/ink" xmlns:cx8="http://schemas.microsoft.com/office/drawing/2016/5/14/chartex" xmlns:cx7="http://schemas.microsoft.com/office/drawing/2016/5/13/chartex" xmlns:cx6="http://schemas.microsoft.com/office/drawing/2016/5/12/chartex" xmlns:cx5="http://schemas.microsoft.com/office/drawing/2016/5/11/chartex" xmlns:cx4="http://schemas.microsoft.com/office/drawing/2016/5/10/chartex" xmlns:cx3="http://schemas.microsoft.com/office/drawing/2016/5/9/chartex" xmlns:cx2="http://schemas.microsoft.com/office/drawing/2015/10/21/chartex" xmlns:cx1="http://schemas.microsoft.com/office/drawing/2015/9/8/chartex">
+                      <mc:Fallback xmlns:cx1="http://schemas.microsoft.com/office/drawing/2015/9/8/chartex" xmlns:cx2="http://schemas.microsoft.com/office/drawing/2015/10/21/chartex" xmlns:cx3="http://schemas.microsoft.com/office/drawing/2016/5/9/chartex" xmlns:cx4="http://schemas.microsoft.com/office/drawing/2016/5/10/chartex" xmlns:cx5="http://schemas.microsoft.com/office/drawing/2016/5/11/chartex" xmlns:cx6="http://schemas.microsoft.com/office/drawing/2016/5/12/chartex" xmlns:cx7="http://schemas.microsoft.com/office/drawing/2016/5/13/chartex" xmlns:cx8="http://schemas.microsoft.com/office/drawing/2016/5/14/chartex" xmlns:aink="http://schemas.microsoft.com/office/drawing/2016/ink" xmlns:am3d="http://schemas.microsoft.com/office/drawing/2017/model3d" xmlns:oel="http://schemas.microsoft.com/office/2019/extlst" xmlns:w16cex="http://schemas.microsoft.com/office/word/2018/wordml/cex" xmlns:w16cid="http://schemas.microsoft.com/office/word/2016/wordml/cid" xmlns:w16="http://schemas.microsoft.com/office/word/2018/wordml" xmlns:w16du="http://schemas.microsoft.com/office/word/2023/wordml/word16du" xmlns:w16sdtdh="http://schemas.microsoft.com/office/word/2020/wordml/sdtdatahash" xmlns:w16sdtfl="http://schemas.microsoft.com/office/word/2024/wordml/sdtformatlock">
                         <w:pict>
                           <v:rect w14:anchorId="0DBAD5E7" id="Rectangle 262" o:spid="_x0000_s1026" style="position:absolute;margin-left:26.25pt;margin-top:-.2pt;width:20.45pt;height:18.5pt;z-index:251663360;visibility:visible;mso-wrap-style:none;mso-width-percent:0;mso-height-percent:0;mso-wrap-distance-left:9pt;mso-wrap-distance-top:0;mso-wrap-distance-right:9pt;mso-wrap-distance-bottom:0;mso-position-horizontal:absolute;mso-position-horizontal-relative:text;mso-position-vertical:absolute;mso-position-vertical-relative:text;mso-width-percent:0;mso-height-percent:0;mso-width-relative:page;mso-height-relative:page;v-text-anchor:middle" o:gfxdata="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" strokeweight=".26mm">
                             <v:stroke endcap="square"/>
@@ -8054,7 +8054,7 @@
                     </wp:anchor>
                   </w:drawing>
                 </mc:Choice>
-                <mc:Fallback xmlns:w16sdtfl="http://schemas.microsoft.com/office/word/2024/wordml/sdtformatlock" xmlns:w16sdtdh="http://schemas.microsoft.com/office/word/2020/wordml/sdtdatahash" xmlns:w16du="http://schemas.microsoft.com/office/word/2023/wordml/word16du" xmlns:w16="http://schemas.microsoft.com/office/word/2018/wordml" xmlns:w16cid="http://schemas.microsoft.com/office/word/2016/wordml/cid" xmlns:w16cex="http://schemas.microsoft.com/office/word/2018/wordml/cex" xmlns:oel="http://schemas.microsoft.com/office/2019/extlst" xmlns:am3d="http://schemas.microsoft.com/office/drawing/2017/model3d" xmlns:aink="http://schemas.microsoft.com/office/drawing/2016/ink" xmlns:cx8="http://schemas.microsoft.com/office/drawing/2016/5/14/chartex" xmlns:cx7="http://schemas.microsoft.com/office/drawing/2016/5/13/chartex" xmlns:cx6="http://schemas.microsoft.com/office/drawing/2016/5/12/chartex" xmlns:cx5="http://schemas.microsoft.com/office/drawing/2016/5/11/chartex" xmlns:cx4="http://schemas.microsoft.com/office/drawing/2016/5/10/chartex" xmlns:cx3="http://schemas.microsoft.com/office/drawing/2016/5/9/chartex" xmlns:cx2="http://schemas.microsoft.com/office/drawing/2015/10/21/chartex" xmlns:cx1="http://schemas.microsoft.com/office/drawing/2015/9/8/chartex">
+                <mc:Fallback xmlns:cx1="http://schemas.microsoft.com/office/drawing/2015/9/8/chartex" xmlns:cx2="http://schemas.microsoft.com/office/drawing/2015/10/21/chartex" xmlns:cx3="http://schemas.microsoft.com/office/drawing/2016/5/9/chartex" xmlns:cx4="http://schemas.microsoft.com/office/drawing/2016/5/10/chartex" xmlns:cx5="http://schemas.microsoft.com/office/drawing/2016/5/11/chartex" xmlns:cx6="http://schemas.microsoft.com/office/drawing/2016/5/12/chartex" xmlns:cx7="http://schemas.microsoft.com/office/drawing/2016/5/13/chartex" xmlns:cx8="http://schemas.microsoft.com/office/drawing/2016/5/14/chartex" xmlns:aink="http://schemas.microsoft.com/office/drawing/2016/ink" xmlns:am3d="http://schemas.microsoft.com/office/drawing/2017/model3d" xmlns:oel="http://schemas.microsoft.com/office/2019/extlst" xmlns:w16cex="http://schemas.microsoft.com/office/word/2018/wordml/cex" xmlns:w16cid="http://schemas.microsoft.com/office/word/2016/wordml/cid" xmlns:w16="http://schemas.microsoft.com/office/word/2018/wordml" xmlns:w16du="http://schemas.microsoft.com/office/word/2023/wordml/word16du" xmlns:w16sdtdh="http://schemas.microsoft.com/office/word/2020/wordml/sdtdatahash" xmlns:w16sdtfl="http://schemas.microsoft.com/office/word/2024/wordml/sdtformatlock">
                   <w:pict>
                     <v:rect w14:anchorId="21642757" id="Rectangle 260" o:spid="_x0000_s1026" style="position:absolute;margin-left:9.6pt;margin-top:2.5pt;width:20.45pt;height:18.5pt;z-index:251659264;visibility:visible;mso-wrap-style:none;mso-width-percent:0;mso-height-percent:0;mso-wrap-distance-left:9pt;mso-wrap-distance-top:0;mso-wrap-distance-right:9pt;mso-wrap-distance-bottom:0;mso-position-horizontal:absolute;mso-position-horizontal-relative:text;mso-position-vertical:absolute;mso-position-vertical-relative:text;mso-width-percent:0;mso-height-percent:0;mso-width-relative:page;mso-height-relative:page;v-text-anchor:middle" o:gfxdata="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" strokeweight=".26mm">
                       <v:stroke endcap="square"/>
@@ -8209,7 +8209,7 @@
                     </wp:anchor>
                   </w:drawing>
                 </mc:Choice>
-                <mc:Fallback xmlns:w16sdtfl="http://schemas.microsoft.com/office/word/2024/wordml/sdtformatlock" xmlns:w16sdtdh="http://schemas.microsoft.com/office/word/2020/wordml/sdtdatahash" xmlns:w16du="http://schemas.microsoft.com/office/word/2023/wordml/word16du" xmlns:w16="http://schemas.microsoft.com/office/word/2018/wordml" xmlns:w16cid="http://schemas.microsoft.com/office/word/2016/wordml/cid" xmlns:w16cex="http://schemas.microsoft.com/office/word/2018/wordml/cex" xmlns:oel="http://schemas.microsoft.com/office/2019/extlst" xmlns:am3d="http://schemas.microsoft.com/office/drawing/2017/model3d" xmlns:aink="http://schemas.microsoft.com/office/drawing/2016/ink" xmlns:cx8="http://schemas.microsoft.com/office/drawing/2016/5/14/chartex" xmlns:cx7="http://schemas.microsoft.com/office/drawing/2016/5/13/chartex" xmlns:cx6="http://schemas.microsoft.com/office/drawing/2016/5/12/chartex" xmlns:cx5="http://schemas.microsoft.com/office/drawing/2016/5/11/chartex" xmlns:cx4="http://schemas.microsoft.com/office/drawing/2016/5/10/chartex" xmlns:cx3="http://schemas.microsoft.com/office/drawing/2016/5/9/chartex" xmlns:cx2="http://schemas.microsoft.com/office/drawing/2015/10/21/chartex" xmlns:cx1="http://schemas.microsoft.com/office/drawing/2015/9/8/chartex">
+                <mc:Fallback xmlns:cx1="http://schemas.microsoft.com/office/drawing/2015/9/8/chartex" xmlns:cx2="http://schemas.microsoft.com/office/drawing/2015/10/21/chartex" xmlns:cx3="http://schemas.microsoft.com/office/drawing/2016/5/9/chartex" xmlns:cx4="http://schemas.microsoft.com/office/drawing/2016/5/10/chartex" xmlns:cx5="http://schemas.microsoft.com/office/drawing/2016/5/11/chartex" xmlns:cx6="http://schemas.microsoft.com/office/drawing/2016/5/12/chartex" xmlns:cx7="http://schemas.microsoft.com/office/drawing/2016/5/13/chartex" xmlns:cx8="http://schemas.microsoft.com/office/drawing/2016/5/14/chartex" xmlns:aink="http://schemas.microsoft.com/office/drawing/2016/ink" xmlns:am3d="http://schemas.microsoft.com/office/drawing/2017/model3d" xmlns:oel="http://schemas.microsoft.com/office/2019/extlst" xmlns:w16cex="http://schemas.microsoft.com/office/word/2018/wordml/cex" xmlns:w16cid="http://schemas.microsoft.com/office/word/2016/wordml/cid" xmlns:w16="http://schemas.microsoft.com/office/word/2018/wordml" xmlns:w16du="http://schemas.microsoft.com/office/word/2023/wordml/word16du" xmlns:w16sdtdh="http://schemas.microsoft.com/office/word/2020/wordml/sdtdatahash" xmlns:w16sdtfl="http://schemas.microsoft.com/office/word/2024/wordml/sdtformatlock">
                   <w:pict>
                     <v:rect w14:anchorId="3B743A14" id="Rectangle 259" o:spid="_x0000_s1026" style="position:absolute;margin-left:9.6pt;margin-top:3.55pt;width:20.45pt;height:18.5pt;z-index:251660288;visibility:visible;mso-wrap-style:none;mso-width-percent:0;mso-height-percent:0;mso-wrap-distance-left:9pt;mso-wrap-distance-top:0;mso-wrap-distance-right:9pt;mso-wrap-distance-bottom:0;mso-position-horizontal:absolute;mso-position-horizontal-relative:text;mso-position-vertical:absolute;mso-position-vertical-relative:text;mso-width-percent:0;mso-height-percent:0;mso-width-relative:page;mso-height-relative:page;v-text-anchor:middle" o:gfxdata="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" strokeweight=".26mm">
                       <v:stroke endcap="square"/>
@@ -8364,7 +8364,7 @@
                     </wp:anchor>
                   </w:drawing>
                 </mc:Choice>
-                <mc:Fallback xmlns:w16sdtfl="http://schemas.microsoft.com/office/word/2024/wordml/sdtformatlock" xmlns:w16sdtdh="http://schemas.microsoft.com/office/word/2020/wordml/sdtdatahash" xmlns:w16du="http://schemas.microsoft.com/office/word/2023/wordml/word16du" xmlns:w16="http://schemas.microsoft.com/office/word/2018/wordml" xmlns:w16cid="http://schemas.microsoft.com/office/word/2016/wordml/cid" xmlns:w16cex="http://schemas.microsoft.com/office/word/2018/wordml/cex" xmlns:oel="http://schemas.microsoft.com/office/2019/extlst" xmlns:am3d="http://schemas.microsoft.com/office/drawing/2017/model3d" xmlns:aink="http://schemas.microsoft.com/office/drawing/2016/ink" xmlns:cx8="http://schemas.microsoft.com/office/drawing/2016/5/14/chartex" xmlns:cx7="http://schemas.microsoft.com/office/drawing/2016/5/13/chartex" xmlns:cx6="http://schemas.microsoft.com/office/drawing/2016/5/12/chartex" xmlns:cx5="http://schemas.microsoft.com/office/drawing/2016/5/11/chartex" xmlns:cx4="http://schemas.microsoft.com/office/drawing/2016/5/10/chartex" xmlns:cx3="http://schemas.microsoft.com/office/drawing/2016/5/9/chartex" xmlns:cx2="http://schemas.microsoft.com/office/drawing/2015/10/21/chartex" xmlns:cx1="http://schemas.microsoft.com/office/drawing/2015/9/8/chartex">
+                <mc:Fallback xmlns:cx1="http://schemas.microsoft.com/office/drawing/2015/9/8/chartex" xmlns:cx2="http://schemas.microsoft.com/office/drawing/2015/10/21/chartex" xmlns:cx3="http://schemas.microsoft.com/office/drawing/2016/5/9/chartex" xmlns:cx4="http://schemas.microsoft.com/office/drawing/2016/5/10/chartex" xmlns:cx5="http://schemas.microsoft.com/office/drawing/2016/5/11/chartex" xmlns:cx6="http://schemas.microsoft.com/office/drawing/2016/5/12/chartex" xmlns:cx7="http://schemas.microsoft.com/office/drawing/2016/5/13/chartex" xmlns:cx8="http://schemas.microsoft.com/office/drawing/2016/5/14/chartex" xmlns:aink="http://schemas.microsoft.com/office/drawing/2016/ink" xmlns:am3d="http://schemas.microsoft.com/office/drawing/2017/model3d" xmlns:oel="http://schemas.microsoft.com/office/2019/extlst" xmlns:w16cex="http://schemas.microsoft.com/office/word/2018/wordml/cex" xmlns:w16cid="http://schemas.microsoft.com/office/word/2016/wordml/cid" xmlns:w16="http://schemas.microsoft.com/office/word/2018/wordml" xmlns:w16du="http://schemas.microsoft.com/office/word/2023/wordml/word16du" xmlns:w16sdtdh="http://schemas.microsoft.com/office/word/2020/wordml/sdtdatahash" xmlns:w16sdtfl="http://schemas.microsoft.com/office/word/2024/wordml/sdtformatlock">
                   <w:pict>
                     <v:rect w14:anchorId="2CA9DAE1" id="Rectangle 258" o:spid="_x0000_s1026" style="position:absolute;margin-left:9.6pt;margin-top:2.95pt;width:20.45pt;height:18.5pt;z-index:251661312;visibility:visible;mso-wrap-style:none;mso-width-percent:0;mso-height-percent:0;mso-wrap-distance-left:9pt;mso-wrap-distance-top:0;mso-wrap-distance-right:9pt;mso-wrap-distance-bottom:0;mso-position-horizontal:absolute;mso-position-horizontal-relative:text;mso-position-vertical:absolute;mso-position-vertical-relative:text;mso-width-percent:0;mso-height-percent:0;mso-width-relative:page;mso-height-relative:page;v-text-anchor:middle" o:gfxdata="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" strokeweight=".26mm">
                       <v:stroke endcap="square"/>
@@ -8913,7 +8913,7 @@
                     </wp:anchor>
                   </w:drawing>
                 </mc:Choice>
-                <mc:Fallback xmlns:w16sdtfl="http://schemas.microsoft.com/office/word/2024/wordml/sdtformatlock" xmlns:w16sdtdh="http://schemas.microsoft.com/office/word/2020/wordml/sdtdatahash" xmlns:w16du="http://schemas.microsoft.com/office/word/2023/wordml/word16du" xmlns:w16="http://schemas.microsoft.com/office/word/2018/wordml" xmlns:w16cid="http://schemas.microsoft.com/office/word/2016/wordml/cid" xmlns:w16cex="http://schemas.microsoft.com/office/word/2018/wordml/cex" xmlns:oel="http://schemas.microsoft.com/office/2019/extlst" xmlns:am3d="http://schemas.microsoft.com/office/drawing/2017/model3d" xmlns:aink="http://schemas.microsoft.com/office/drawing/2016/ink" xmlns:cx8="http://schemas.microsoft.com/office/drawing/2016/5/14/chartex" xmlns:cx7="http://schemas.microsoft.com/office/drawing/2016/5/13/chartex" xmlns:cx6="http://schemas.microsoft.com/office/drawing/2016/5/12/chartex" xmlns:cx5="http://schemas.microsoft.com/office/drawing/2016/5/11/chartex" xmlns:cx4="http://schemas.microsoft.com/office/drawing/2016/5/10/chartex" xmlns:cx3="http://schemas.microsoft.com/office/drawing/2016/5/9/chartex" xmlns:cx2="http://schemas.microsoft.com/office/drawing/2015/10/21/chartex" xmlns:cx1="http://schemas.microsoft.com/office/drawing/2015/9/8/chartex">
+                <mc:Fallback xmlns:cx1="http://schemas.microsoft.com/office/drawing/2015/9/8/chartex" xmlns:cx2="http://schemas.microsoft.com/office/drawing/2015/10/21/chartex" xmlns:cx3="http://schemas.microsoft.com/office/drawing/2016/5/9/chartex" xmlns:cx4="http://schemas.microsoft.com/office/drawing/2016/5/10/chartex" xmlns:cx5="http://schemas.microsoft.com/office/drawing/2016/5/11/chartex" xmlns:cx6="http://schemas.microsoft.com/office/drawing/2016/5/12/chartex" xmlns:cx7="http://schemas.microsoft.com/office/drawing/2016/5/13/chartex" xmlns:cx8="http://schemas.microsoft.com/office/drawing/2016/5/14/chartex" xmlns:aink="http://schemas.microsoft.com/office/drawing/2016/ink" xmlns:am3d="http://schemas.microsoft.com/office/drawing/2017/model3d" xmlns:oel="http://schemas.microsoft.com/office/2019/extlst" xmlns:w16cex="http://schemas.microsoft.com/office/word/2018/wordml/cex" xmlns:w16cid="http://schemas.microsoft.com/office/word/2016/wordml/cid" xmlns:w16="http://schemas.microsoft.com/office/word/2018/wordml" xmlns:w16du="http://schemas.microsoft.com/office/word/2023/wordml/word16du" xmlns:w16sdtdh="http://schemas.microsoft.com/office/word/2020/wordml/sdtdatahash" xmlns:w16sdtfl="http://schemas.microsoft.com/office/word/2024/wordml/sdtformatlock">
                   <w:pict>
                     <v:rect w14:anchorId="6C31450E" id="Rectangle 133" o:spid="_x0000_s1026" style="position:absolute;margin-left:-1.55pt;margin-top:1.1pt;width:20.45pt;height:18.5pt;z-index:251665408;visibility:visible;mso-wrap-style:none;mso-width-percent:0;mso-height-percent:0;mso-wrap-distance-left:9pt;mso-wrap-distance-top:0;mso-wrap-distance-right:9pt;mso-wrap-distance-bottom:0;mso-position-horizontal:absolute;mso-position-horizontal-relative:text;mso-position-vertical:absolute;mso-position-vertical-relative:text;mso-width-percent:0;mso-height-percent:0;mso-width-relative:page;mso-height-relative:page;v-text-anchor:middle" o:gfxdata="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" strokeweight=".26mm">
                       <v:stroke endcap="square"/>
@@ -9014,7 +9014,7 @@
                     </wp:anchor>
                   </w:drawing>
                 </mc:Choice>
-                <mc:Fallback xmlns:w16sdtfl="http://schemas.microsoft.com/office/word/2024/wordml/sdtformatlock" xmlns:w16sdtdh="http://schemas.microsoft.com/office/word/2020/wordml/sdtdatahash" xmlns:w16du="http://schemas.microsoft.com/office/word/2023/wordml/word16du" xmlns:w16="http://schemas.microsoft.com/office/word/2018/wordml" xmlns:w16cid="http://schemas.microsoft.com/office/word/2016/wordml/cid" xmlns:w16cex="http://schemas.microsoft.com/office/word/2018/wordml/cex" xmlns:oel="http://schemas.microsoft.com/office/2019/extlst" xmlns:am3d="http://schemas.microsoft.com/office/drawing/2017/model3d" xmlns:aink="http://schemas.microsoft.com/office/drawing/2016/ink" xmlns:cx8="http://schemas.microsoft.com/office/drawing/2016/5/14/chartex" xmlns:cx7="http://schemas.microsoft.com/office/drawing/2016/5/13/chartex" xmlns:cx6="http://schemas.microsoft.com/office/drawing/2016/5/12/chartex" xmlns:cx5="http://schemas.microsoft.com/office/drawing/2016/5/11/chartex" xmlns:cx4="http://schemas.microsoft.com/office/drawing/2016/5/10/chartex" xmlns:cx3="http://schemas.microsoft.com/office/drawing/2016/5/9/chartex" xmlns:cx2="http://schemas.microsoft.com/office/drawing/2015/10/21/chartex" xmlns:cx1="http://schemas.microsoft.com/office/drawing/2015/9/8/chartex">
+                <mc:Fallback xmlns:cx1="http://schemas.microsoft.com/office/drawing/2015/9/8/chartex" xmlns:cx2="http://schemas.microsoft.com/office/drawing/2015/10/21/chartex" xmlns:cx3="http://schemas.microsoft.com/office/drawing/2016/5/9/chartex" xmlns:cx4="http://schemas.microsoft.com/office/drawing/2016/5/10/chartex" xmlns:cx5="http://schemas.microsoft.com/office/drawing/2016/5/11/chartex" xmlns:cx6="http://schemas.microsoft.com/office/drawing/2016/5/12/chartex" xmlns:cx7="http://schemas.microsoft.com/office/drawing/2016/5/13/chartex" xmlns:cx8="http://schemas.microsoft.com/office/drawing/2016/5/14/chartex" xmlns:aink="http://schemas.microsoft.com/office/drawing/2016/ink" xmlns:am3d="http://schemas.microsoft.com/office/drawing/2017/model3d" xmlns:oel="http://schemas.microsoft.com/office/2019/extlst" xmlns:w16cex="http://schemas.microsoft.com/office/word/2018/wordml/cex" xmlns:w16cid="http://schemas.microsoft.com/office/word/2016/wordml/cid" xmlns:w16="http://schemas.microsoft.com/office/word/2018/wordml" xmlns:w16du="http://schemas.microsoft.com/office/word/2023/wordml/word16du" xmlns:w16sdtdh="http://schemas.microsoft.com/office/word/2020/wordml/sdtdatahash" xmlns:w16sdtfl="http://schemas.microsoft.com/office/word/2024/wordml/sdtformatlock">
                   <w:pict>
                     <v:rect w14:anchorId="7FF5F20B" id="Rectangle 288" o:spid="_x0000_s1026" style="position:absolute;margin-left:4.85pt;margin-top:1.85pt;width:20.45pt;height:18.5pt;z-index:251666432;visibility:visible;mso-wrap-style:none;mso-width-percent:0;mso-height-percent:0;mso-wrap-distance-left:9pt;mso-wrap-distance-top:0;mso-wrap-distance-right:9pt;mso-wrap-distance-bottom:0;mso-position-horizontal:absolute;mso-position-horizontal-relative:text;mso-position-vertical:absolute;mso-position-vertical-relative:text;mso-width-percent:0;mso-height-percent:0;mso-width-relative:page;mso-height-relative:page;v-text-anchor:middle" o:gfxdata="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" strokeweight=".26mm">
                       <v:stroke endcap="square"/>
